--- a/docs/manuscript_JET_v60_ID.docx
+++ b/docs/manuscript_JET_v60_ID.docx
@@ -377,7 +377,7 @@
           <m:t>=</m:t>
         </m:r>
         <m:r>
-          <m:t>3</m:t>
+          <m:t>2</m:t>
         </m:r>
       </m:oMath>
       <w:r>

--- a/docs/manuscript_JET_v60_ID.docx
+++ b/docs/manuscript_JET_v60_ID.docx
@@ -4579,7 +4579,7 @@
                 <w:b/>
                 <w:bCs/>
               </w:rPr>
-              <w:t xml:space="preserve">25,055</w:t>
+              <w:t xml:space="preserve">21.007</w:t>
             </w:r>
           </w:p>
         </w:tc>
@@ -4595,7 +4595,7 @@
                 <w:b/>
                 <w:bCs/>
               </w:rPr>
-              <w:t xml:space="preserve">99.99%</w:t>
+              <w:t xml:space="preserve">83,83%</w:t>
             </w:r>
           </w:p>
         </w:tc>
@@ -4665,7 +4665,7 @@
                 <w:b/>
                 <w:bCs/>
               </w:rPr>
-              <w:t xml:space="preserve">3</w:t>
+              <w:t xml:space="preserve">4.017</w:t>
             </w:r>
           </w:p>
         </w:tc>
@@ -4681,7 +4681,7 @@
                 <w:b/>
                 <w:bCs/>
               </w:rPr>
-              <w:t xml:space="preserve">0.01%</w:t>
+              <w:t xml:space="preserve">16,03%</w:t>
             </w:r>
           </w:p>
         </w:tc>
@@ -4743,7 +4743,7 @@
               <w:jc w:val="center"/>
             </w:pPr>
             <w:r>
-              <w:t xml:space="preserve">0</w:t>
+              <w:t xml:space="preserve">31</w:t>
             </w:r>
           </w:p>
         </w:tc>
@@ -4755,7 +4755,7 @@
               <w:jc w:val="center"/>
             </w:pPr>
             <w:r>
-              <w:t xml:space="preserve">0%</w:t>
+              <w:t xml:space="preserve">0,12%</w:t>
             </w:r>
           </w:p>
         </w:tc>
@@ -4817,7 +4817,7 @@
               <w:jc w:val="center"/>
             </w:pPr>
             <w:r>
-              <w:t xml:space="preserve">0</w:t>
+              <w:t xml:space="preserve">1</w:t>
             </w:r>
           </w:p>
         </w:tc>
@@ -4829,7 +4829,7 @@
               <w:jc w:val="center"/>
             </w:pPr>
             <w:r>
-              <w:t xml:space="preserve">0%</w:t>
+              <w:t xml:space="preserve">0,004%</w:t>
             </w:r>
           </w:p>
         </w:tc>
@@ -4891,7 +4891,7 @@
               <w:jc w:val="center"/>
             </w:pPr>
             <w:r>
-              <w:t xml:space="preserve">0</w:t>
+              <w:t xml:space="preserve">2</w:t>
             </w:r>
           </w:p>
         </w:tc>
@@ -4903,7 +4903,7 @@
               <w:jc w:val="center"/>
             </w:pPr>
             <w:r>
-              <w:t xml:space="preserve">0%</w:t>
+              <w:t xml:space="preserve">0,008%</w:t>
             </w:r>
           </w:p>
         </w:tc>
@@ -4914,7 +4914,7 @@
         <w:pStyle w:val="BodyText"/>
       </w:pPr>
       <w:r>
-        <w:t xml:space="preserve">Jumlah 0,01% trace di SIG-BMKG II dan ketiadaan total guncangan Level III+ merupakan konsekuensi langsung dari jarak episentral median (~122 km) dan magnitudo sumber (</w:t>
+        <w:t xml:space="preserve">Distribusi didominasi oleh SIG-BMKG Kelas I dan II (99,86%), mencerminkan jarak episentral median (~122 km) dan magnitudo sumber (</w:t>
       </w:r>
       <m:oMath>
         <m:sSub>
@@ -4949,13 +4949,59 @@
         </m:r>
       </m:oMath>
       <w:r>
-        <w:t xml:space="preserve">) yang terwakili dalam arsip IA-BMKG BMKG untuk Nov 2022 – Mar 2026. Konsisten dengan analisis</w:t>
-      </w:r>
-      <w:r>
-        <w:t xml:space="preserve"> </w:t>
-      </w:r>
-      <w:r>
-        <w:t xml:space="preserve">, dataset yang didominasi oleh guncangan jauh, intensitas-menengah-ke-rendah masih menyediakan daya kalibrasi substansial untuk prediksi spektral, sebab struktur prediktabilitas dominan dikuasai oleh fitur cumulative-energy (CAV, CVAD, Intensitas Arias) yang berskala dengan durasi dan atenuasi, bukan level SIG-BMKG itu sendiri. Karena itu kami mendefinisikan</w:t>
+        <w:t xml:space="preserve">) yang terwakili dalam arsip IA-BMKG BMKG untuk Nov 2022 – Mar 2026. Sebuah ekor kecil namun bermakna sebanyak 34 trace (0,14% dari total) mencapai SIG-BMKG Kelas III–V (slight hingga heavy damage), didominasi oleh rangkaian Cianjur 2022</w:t>
+      </w:r>
+      <w:r>
+        <w:t xml:space="preserve"> </w:t>
+      </w:r>
+      <m:oMath>
+        <m:sSub>
+          <m:e>
+            <m:r>
+              <m:t>M</m:t>
+            </m:r>
+          </m:e>
+          <m:sub>
+            <m:r>
+              <m:t>w</m:t>
+            </m:r>
+          </m:sub>
+        </m:sSub>
+      </m:oMath>
+      <w:r>
+        <w:t xml:space="preserve"> </w:t>
+      </w:r>
+      <w:r>
+        <w:t xml:space="preserve">5,6 (PGA maks ~600 gal, near-source) dan event Garut 2024</w:t>
+      </w:r>
+      <w:r>
+        <w:t xml:space="preserve"> </w:t>
+      </w:r>
+      <m:oMath>
+        <m:sSub>
+          <m:e>
+            <m:r>
+              <m:t>M</m:t>
+            </m:r>
+          </m:e>
+          <m:sub>
+            <m:r>
+              <m:t>w</m:t>
+            </m:r>
+          </m:sub>
+        </m:sSub>
+      </m:oMath>
+      <w:r>
+        <w:t xml:space="preserve"> </w:t>
+      </w:r>
+      <w:r>
+        <w:t xml:space="preserve">6,2 (27 trace di Kelas III). Rekaman near-source ini memberikan sinyal training kritis untuk Stage 0 URPD dan diskriminasi intensitas Stage 1 di ujung safety-critical spektrum. Konsisten dengan analisis</w:t>
+      </w:r>
+      <w:r>
+        <w:t xml:space="preserve"> </w:t>
+      </w:r>
+      <w:r>
+        <w:t xml:space="preserve">, dataset yang didominasi oleh guncangan intensitas-menengah-ke-rendah masih menyediakan daya kalibrasi substansial untuk prediksi spektral, sebab struktur prediktabilitas dominan dikuasai oleh fitur cumulative-energy (CAV, CVAD, Intensitas Arias) yang berskala dengan durasi dan atenuasi, bukan level SIG-BMKG itu sendiri. Karena itu kami mendefinisikan</w:t>
       </w:r>
       <w:r>
         <w:t xml:space="preserve"> </w:t>
@@ -5023,7 +5069,7 @@
               <w:jc w:val="center"/>
             </w:pPr>
             <w:r>
-              <w:t xml:space="preserve">PGA Range (gal)</w:t>
+              <w:t xml:space="preserve">PGA Range (g)</w:t>
             </w:r>
           </w:p>
         </w:tc>
@@ -5093,7 +5139,7 @@
               <w:jc w:val="center"/>
             </w:pPr>
             <w:r>
-              <w:t xml:space="preserve">&lt; 0.0053</w:t>
+              <w:t xml:space="preserve">&lt; 0,0053 g (&lt; 5,2 gal)</w:t>
             </w:r>
           </w:p>
         </w:tc>
@@ -5105,7 +5151,7 @@
               <w:jc w:val="center"/>
             </w:pPr>
             <w:r>
-              <w:t xml:space="preserve">12,529</w:t>
+              <w:t xml:space="preserve">12.529</w:t>
             </w:r>
           </w:p>
         </w:tc>
@@ -5117,7 +5163,7 @@
               <w:jc w:val="center"/>
             </w:pPr>
             <w:r>
-              <w:t xml:space="preserve">50.0%</w:t>
+              <w:t xml:space="preserve">50,0%</w:t>
             </w:r>
           </w:p>
         </w:tc>
@@ -5159,7 +5205,7 @@
               <w:jc w:val="center"/>
             </w:pPr>
             <w:r>
-              <w:t xml:space="preserve">0.0053 – 0.0958</w:t>
+              <w:t xml:space="preserve">0,0053 – 0,0958 g (5,2 – 94 gal)</w:t>
             </w:r>
           </w:p>
         </w:tc>
@@ -5171,7 +5217,7 @@
               <w:jc w:val="center"/>
             </w:pPr>
             <w:r>
-              <w:t xml:space="preserve">11,275</w:t>
+              <w:t xml:space="preserve">11.275</w:t>
             </w:r>
           </w:p>
         </w:tc>
@@ -5183,7 +5229,7 @@
               <w:jc w:val="center"/>
             </w:pPr>
             <w:r>
-              <w:t xml:space="preserve">45.0%</w:t>
+              <w:t xml:space="preserve">45,0%</w:t>
             </w:r>
           </w:p>
         </w:tc>
@@ -5225,7 +5271,7 @@
               <w:jc w:val="center"/>
             </w:pPr>
             <w:r>
-              <w:t xml:space="preserve">≥ 0.0958</w:t>
+              <w:t xml:space="preserve">≥ 0,0958 g (≥ 94 gal)</w:t>
             </w:r>
           </w:p>
         </w:tc>
@@ -5237,7 +5283,7 @@
               <w:jc w:val="center"/>
             </w:pPr>
             <w:r>
-              <w:t xml:space="preserve">1,254</w:t>
+              <w:t xml:space="preserve">1.254</w:t>
             </w:r>
           </w:p>
         </w:tc>
@@ -5249,7 +5295,7 @@
               <w:jc w:val="center"/>
             </w:pPr>
             <w:r>
-              <w:t xml:space="preserve">~5.0%</w:t>
+              <w:t xml:space="preserve">~5,0%</w:t>
             </w:r>
           </w:p>
         </w:tc>
@@ -5265,7 +5311,7 @@
                 <w:b/>
                 <w:bCs/>
               </w:rPr>
-              <w:t xml:space="preserve">10 s</w:t>
+              <w:t xml:space="preserve">8 s</w:t>
             </w:r>
           </w:p>
         </w:tc>
@@ -5276,7 +5322,53 @@
         <w:pStyle w:val="BodyText"/>
       </w:pPr>
       <w:r>
-        <w:t xml:space="preserve">Gating operasional berbasis-persentil ini memungkinkan classifier routing Stage 1 untuk menstratifikasi trace berdasarkan posisinya dalam distribusi PGA dataset, menghasilkan jumlah kelas yang seimbang dengan baik dan sesuai untuk klasifikasi gradient-boosting. Definisi kelas High-PGA (PGA ≥ 0,0958 gal, persentil ke-95) sangat selaras dengan subset uji-saturasi (</w:t>
+        <w:t xml:space="preserve">Gating operasional berbasis-persentil ini memungkinkan classifier routing Stage 1 untuk menstratifikasi trace berdasarkan posisinya dalam distribusi PGA dataset, menghasilkan jumlah kelas yang seimbang dengan baik dan sesuai untuk klasifikasi gradient-boosting. Batas kelas High-PGA (PGA</w:t>
+      </w:r>
+      <w:r>
+        <w:t xml:space="preserve"> </w:t>
+      </w:r>
+      <m:oMath>
+        <m:r>
+          <m:rPr>
+            <m:sty m:val="p"/>
+          </m:rPr>
+          <m:t>≥</m:t>
+        </m:r>
+      </m:oMath>
+      <w:r>
+        <w:t xml:space="preserve"> </w:t>
+      </w:r>
+      <w:r>
+        <w:t xml:space="preserve">0,0958 g</w:t>
+      </w:r>
+      <w:r>
+        <w:t xml:space="preserve"> </w:t>
+      </w:r>
+      <m:oMath>
+        <m:r>
+          <m:rPr>
+            <m:sty m:val="p"/>
+          </m:rPr>
+          <m:t>≈</m:t>
+        </m:r>
+      </m:oMath>
+      <w:r>
+        <w:t xml:space="preserve"> </w:t>
+      </w:r>
+      <w:r>
+        <w:t xml:space="preserve">94 gal, persentil ke-95) berhimpitan dengan batas bawah SIG-BMKG Kelas III (89 gal), mengonfirmasi bahwa kelas operasional</w:t>
+      </w:r>
+      <w:r>
+        <w:t xml:space="preserve"> </w:t>
+      </w:r>
+      <w:r>
+        <w:t xml:space="preserve">“High-PGA”</w:t>
+      </w:r>
+      <w:r>
+        <w:t xml:space="preserve"> </w:t>
+      </w:r>
+      <w:r>
+        <w:t xml:space="preserve">menangkap ujung damaging secara fisik dari distribusi dan bukan sekadar artefak persentil. Definisi ini selaras dengan subset uji-saturasi (</w:t>
       </w:r>
       <m:oMath>
         <m:r>
@@ -5293,7 +5385,41 @@
         </m:r>
       </m:oMath>
       <w:r>
-        <w:t xml:space="preserve">, PGA ≥ 0,1 gal) yang dilaporkan di Section V.C.</w:t>
+        <w:t xml:space="preserve">, PGA</w:t>
+      </w:r>
+      <w:r>
+        <w:t xml:space="preserve"> </w:t>
+      </w:r>
+      <m:oMath>
+        <m:r>
+          <m:rPr>
+            <m:sty m:val="p"/>
+          </m:rPr>
+          <m:t>≥</m:t>
+        </m:r>
+      </m:oMath>
+      <w:r>
+        <w:t xml:space="preserve"> </w:t>
+      </w:r>
+      <w:r>
+        <w:t xml:space="preserve">0,1 g</w:t>
+      </w:r>
+      <w:r>
+        <w:t xml:space="preserve"> </w:t>
+      </w:r>
+      <m:oMath>
+        <m:r>
+          <m:rPr>
+            <m:sty m:val="p"/>
+          </m:rPr>
+          <m:t>≈</m:t>
+        </m:r>
+      </m:oMath>
+      <w:r>
+        <w:t xml:space="preserve"> </w:t>
+      </w:r>
+      <w:r>
+        <w:t xml:space="preserve">98 gal) yang dilaporkan di Section V.C.</w:t>
       </w:r>
     </w:p>
     <w:bookmarkEnd w:id="26"/>

--- a/docs/manuscript_JET_v60_ID.docx
+++ b/docs/manuscript_JET_v60_ID.docx
@@ -3549,19 +3549,23 @@
               <w:jc w:val="left"/>
             </w:pPr>
             <w:r>
-              <w:t xml:space="preserve">1</w:t>
-            </w:r>
-          </w:p>
-        </w:tc>
-        <w:tc>
-          <w:tcPr/>
-          <w:p>
-            <w:pPr>
-              <w:pStyle w:val="Compact"/>
-              <w:jc w:val="left"/>
-            </w:pPr>
-            <w:r>
-              <w:t xml:space="preserve">No P-pick available (catalog or GPD)</w:t>
+              <w:t xml:space="preserve">0</w:t>
+            </w:r>
+          </w:p>
+        </w:tc>
+        <w:tc>
+          <w:tcPr/>
+          <w:p>
+            <w:pPr>
+              <w:pStyle w:val="Compact"/>
+              <w:jc w:val="left"/>
+            </w:pPr>
+            <w:r>
+              <w:rPr>
+                <w:i/>
+                <w:iCs/>
+              </w:rPr>
+              <w:t xml:space="preserve">(Korpus awal IA-BMKG, Σ baris 1–5 + Final)</w:t>
             </w:r>
           </w:p>
         </w:tc>
@@ -3573,7 +3577,11 @@
               <w:jc w:val="center"/>
             </w:pPr>
             <w:r>
-              <w:t xml:space="preserve">~8,200</w:t>
+              <w:rPr>
+                <w:i/>
+                <w:iCs/>
+              </w:rPr>
+              <w:t xml:space="preserve">~41.278</w:t>
             </w:r>
           </w:p>
         </w:tc>
@@ -3587,19 +3595,19 @@
               <w:jc w:val="left"/>
             </w:pPr>
             <w:r>
-              <w:t xml:space="preserve">2</w:t>
-            </w:r>
-          </w:p>
-        </w:tc>
-        <w:tc>
-          <w:tcPr/>
-          <w:p>
-            <w:pPr>
-              <w:pStyle w:val="Compact"/>
-              <w:jc w:val="left"/>
-            </w:pPr>
-            <w:r>
-              <w:t xml:space="preserve">SNR &lt; 2.0 (1–10 Hz, P-window vs. 30 s pre-P noise)</w:t>
+              <w:t xml:space="preserve">1</w:t>
+            </w:r>
+          </w:p>
+        </w:tc>
+        <w:tc>
+          <w:tcPr/>
+          <w:p>
+            <w:pPr>
+              <w:pStyle w:val="Compact"/>
+              <w:jc w:val="left"/>
+            </w:pPr>
+            <w:r>
+              <w:t xml:space="preserve">No P-pick available (catalog or GPD)</w:t>
             </w:r>
           </w:p>
         </w:tc>
@@ -3611,7 +3619,7 @@
               <w:jc w:val="center"/>
             </w:pPr>
             <w:r>
-              <w:t xml:space="preserve">~3,400</w:t>
+              <w:t xml:space="preserve">8.200</w:t>
             </w:r>
           </w:p>
         </w:tc>
@@ -3625,19 +3633,19 @@
               <w:jc w:val="left"/>
             </w:pPr>
             <w:r>
-              <w:t xml:space="preserve">3</w:t>
-            </w:r>
-          </w:p>
-        </w:tc>
-        <w:tc>
-          <w:tcPr/>
-          <w:p>
-            <w:pPr>
-              <w:pStyle w:val="Compact"/>
-              <w:jc w:val="left"/>
-            </w:pPr>
-            <w:r>
-              <w:t xml:space="preserve">Post-P record duration &lt; 50 s</w:t>
+              <w:t xml:space="preserve">2</w:t>
+            </w:r>
+          </w:p>
+        </w:tc>
+        <w:tc>
+          <w:tcPr/>
+          <w:p>
+            <w:pPr>
+              <w:pStyle w:val="Compact"/>
+              <w:jc w:val="left"/>
+            </w:pPr>
+            <w:r>
+              <w:t xml:space="preserve">SNR &lt; 2.0 (1–10 Hz, P-window vs. 30 s pre-P noise)</w:t>
             </w:r>
           </w:p>
         </w:tc>
@@ -3649,7 +3657,7 @@
               <w:jc w:val="center"/>
             </w:pPr>
             <w:r>
-              <w:t xml:space="preserve">~1,900</w:t>
+              <w:t xml:space="preserve">3.400</w:t>
             </w:r>
           </w:p>
         </w:tc>
@@ -3663,19 +3671,19 @@
               <w:jc w:val="left"/>
             </w:pPr>
             <w:r>
-              <w:t xml:space="preserve">4</w:t>
-            </w:r>
-          </w:p>
-        </w:tc>
-        <w:tc>
-          <w:tcPr/>
-          <w:p>
-            <w:pPr>
-              <w:pStyle w:val="Compact"/>
-              <w:jc w:val="left"/>
-            </w:pPr>
-            <w:r>
-              <w:t xml:space="preserve">Spatial deduplication (&lt; 0.05° per event)</w:t>
+              <w:t xml:space="preserve">3</w:t>
+            </w:r>
+          </w:p>
+        </w:tc>
+        <w:tc>
+          <w:tcPr/>
+          <w:p>
+            <w:pPr>
+              <w:pStyle w:val="Compact"/>
+              <w:jc w:val="left"/>
+            </w:pPr>
+            <w:r>
+              <w:t xml:space="preserve">Post-P record duration &lt; 50 s</w:t>
             </w:r>
           </w:p>
         </w:tc>
@@ -3687,7 +3695,7 @@
               <w:jc w:val="center"/>
             </w:pPr>
             <w:r>
-              <w:t xml:space="preserve">~620</w:t>
+              <w:t xml:space="preserve">1.900</w:t>
             </w:r>
           </w:p>
         </w:tc>
@@ -3701,6 +3709,44 @@
               <w:jc w:val="left"/>
             </w:pPr>
             <w:r>
+              <w:t xml:space="preserve">4</w:t>
+            </w:r>
+          </w:p>
+        </w:tc>
+        <w:tc>
+          <w:tcPr/>
+          <w:p>
+            <w:pPr>
+              <w:pStyle w:val="Compact"/>
+              <w:jc w:val="left"/>
+            </w:pPr>
+            <w:r>
+              <w:t xml:space="preserve">Spatial deduplication (&lt; 0.05° per event)</w:t>
+            </w:r>
+          </w:p>
+        </w:tc>
+        <w:tc>
+          <w:tcPr/>
+          <w:p>
+            <w:pPr>
+              <w:pStyle w:val="Compact"/>
+              <w:jc w:val="center"/>
+            </w:pPr>
+            <w:r>
+              <w:t xml:space="preserve">620</w:t>
+            </w:r>
+          </w:p>
+        </w:tc>
+      </w:tr>
+      <w:tr>
+        <w:tc>
+          <w:tcPr/>
+          <w:p>
+            <w:pPr>
+              <w:pStyle w:val="Compact"/>
+              <w:jc w:val="left"/>
+            </w:pPr>
+            <w:r>
               <w:t xml:space="preserve">5</w:t>
             </w:r>
           </w:p>
@@ -3725,7 +3771,7 @@
               <w:jc w:val="center"/>
             </w:pPr>
             <w:r>
-              <w:t xml:space="preserve">~2,100</w:t>
+              <w:t xml:space="preserve">2.100</w:t>
             </w:r>
           </w:p>
         </w:tc>
@@ -3759,7 +3805,7 @@
                 <w:b/>
                 <w:bCs/>
               </w:rPr>
-              <w:t xml:space="preserve">High-quality accelerogram traces</w:t>
+              <w:t xml:space="preserve">Trace accelerogram kualitas-tinggi (eksak)</w:t>
             </w:r>
           </w:p>
         </w:tc>
@@ -3775,12 +3821,38 @@
                 <w:b/>
                 <w:bCs/>
               </w:rPr>
-              <w:t xml:space="preserve">25,058</w:t>
+              <w:t xml:space="preserve">25.058</w:t>
             </w:r>
           </w:p>
         </w:tc>
       </w:tr>
     </w:tbl>
+    <w:p>
+      <w:pPr>
+        <w:pStyle w:val="BodyText"/>
+      </w:pPr>
+      <w:r>
+        <w:rPr>
+          <w:i/>
+          <w:iCs/>
+        </w:rPr>
+        <w:t xml:space="preserve">Jumlah trace yang dihapus oleh setiap filter (baris 1–5) dibulatkan ke 100 trace terdekat; beberapa trace gagal memenuhi multiple kriteria, sehingga jumlah baris merupakan upper bound dari korpus awal yang tersirat (~41</w:t>
+      </w:r>
+      <w:r>
+        <w:rPr>
+          <w:i/>
+          <w:iCs/>
+        </w:rPr>
+        <w:t xml:space="preserve">.</w:t>
+      </w:r>
+      <w:r>
+        <w:rPr>
+          <w:i/>
+          <w:iCs/>
+        </w:rPr>
+        <w:t xml:space="preserve">278). Jumlah akhir 25.058 trace accelerogram kualitas-tinggi bersifat eksak (hitungan literal file dalam dataset terkurasi).</w:t>
+      </w:r>
+    </w:p>
     <w:bookmarkEnd w:id="25"/>
     <w:bookmarkStart w:id="26" w:name="statistik-dataset-dan-distribusi-kelas"/>
     <w:p>

--- a/docs/manuscript_JET_v60_ID.docx
+++ b/docs/manuscript_JET_v60_ID.docx
@@ -3239,7 +3239,7 @@
         <w:pStyle w:val="FirstParagraph"/>
       </w:pPr>
       <w:r>
-        <w:t xml:space="preserve">Bentuk-gelombang MiniSEED mentah diunduh dari arsip IA-BMKG BMKG, mencakup rekaman accelerograph dari Nov 2022 – Mar 2026. Pipeline pengolahan mengikuti konvensi yang sudah mapan untuk preparasi data strong-motion</w:t>
+        <w:t xml:space="preserve">Bentuk-gelombang MiniSEED mentah diunduh dari arsip SDS SeisComP-3 BMKG untuk jaringan accelerograph IA-BMKG, mencakup rekaman dari Nov 2022 – Mar 2026. Korpus awal terdiri dari sekitar 41.278 trace tiga-komponen; pipeline kontrol-kualitas lima-tahap yang dijelaskan di bawah (Tabel 1) menyaring korpus ini menjadi 25.058 accelerogram berkualitas-tinggi yang dipertahankan untuk pelatihan downstream. Pipeline pengolahan mengikuti konvensi yang sudah mapan untuk preparasi data strong-motion</w:t>
       </w:r>
       <w:r>
         <w:t xml:space="preserve"> </w:t>
@@ -3549,52 +3549,6 @@
               <w:jc w:val="left"/>
             </w:pPr>
             <w:r>
-              <w:t xml:space="preserve">0</w:t>
-            </w:r>
-          </w:p>
-        </w:tc>
-        <w:tc>
-          <w:tcPr/>
-          <w:p>
-            <w:pPr>
-              <w:pStyle w:val="Compact"/>
-              <w:jc w:val="left"/>
-            </w:pPr>
-            <w:r>
-              <w:rPr>
-                <w:i/>
-                <w:iCs/>
-              </w:rPr>
-              <w:t xml:space="preserve">(Korpus awal IA-BMKG, Σ baris 1–5 + Final)</w:t>
-            </w:r>
-          </w:p>
-        </w:tc>
-        <w:tc>
-          <w:tcPr/>
-          <w:p>
-            <w:pPr>
-              <w:pStyle w:val="Compact"/>
-              <w:jc w:val="center"/>
-            </w:pPr>
-            <w:r>
-              <w:rPr>
-                <w:i/>
-                <w:iCs/>
-              </w:rPr>
-              <w:t xml:space="preserve">~41.278</w:t>
-            </w:r>
-          </w:p>
-        </w:tc>
-      </w:tr>
-      <w:tr>
-        <w:tc>
-          <w:tcPr/>
-          <w:p>
-            <w:pPr>
-              <w:pStyle w:val="Compact"/>
-              <w:jc w:val="left"/>
-            </w:pPr>
-            <w:r>
               <w:t xml:space="preserve">1</w:t>
             </w:r>
           </w:p>
@@ -3836,21 +3790,7 @@
           <w:i/>
           <w:iCs/>
         </w:rPr>
-        <w:t xml:space="preserve">Jumlah trace yang dihapus oleh setiap filter (baris 1–5) dibulatkan ke 100 trace terdekat; beberapa trace gagal memenuhi multiple kriteria, sehingga jumlah baris merupakan upper bound dari korpus awal yang tersirat (~41</w:t>
-      </w:r>
-      <w:r>
-        <w:rPr>
-          <w:i/>
-          <w:iCs/>
-        </w:rPr>
-        <w:t xml:space="preserve">.</w:t>
-      </w:r>
-      <w:r>
-        <w:rPr>
-          <w:i/>
-          <w:iCs/>
-        </w:rPr>
-        <w:t xml:space="preserve">278). Jumlah akhir 25.058 trace accelerogram kualitas-tinggi bersifat eksak (hitungan literal file dalam dataset terkurasi).</w:t>
+        <w:t xml:space="preserve">Jumlah trace yang dihapus oleh setiap filter (baris 1–5) dibulatkan ke 100 trace terdekat karena filter berurutan beroperasi pada kriteria yang sebagian tumpang-tindih. Jumlah akhir 25.058 bersifat eksak (hitungan literal file dalam dataset terkurasi).</w:t>
       </w:r>
     </w:p>
     <w:bookmarkEnd w:id="25"/>

--- a/docs/manuscript_JET_v60_ID.docx
+++ b/docs/manuscript_JET_v60_ID.docx
@@ -3485,7 +3485,7 @@
           <w:b/>
           <w:bCs/>
         </w:rPr>
-        <w:t xml:space="preserve">Tabel 1. Filter kontrol kualitas dan jumlah trace yang dihapus dari korpus accelerograph IA-BMKG Nov 2022 – Mar 2026.</w:t>
+        <w:t xml:space="preserve">Tabel 1. Alur kontrol-kualitas dari arsip BMKG SDS SeisComP-3 (~41.278 trace mentah) melalui lima filter berurutan menjadi dataset pelatihan final 25.058 trace.</w:t>
       </w:r>
     </w:p>
     <w:tbl>
@@ -3495,9 +3495,10 @@
         <w:tblLook w:firstRow="1" w:lastRow="0" w:firstColumn="0" w:lastColumn="0" w:noHBand="0" w:noVBand="0" w:val="0020"/>
       </w:tblPr>
       <w:tblGrid>
-        <w:gridCol w:w="2640"/>
-        <w:gridCol w:w="2640"/>
-        <w:gridCol w:w="2640"/>
+        <w:gridCol w:w="1980"/>
+        <w:gridCol w:w="1980"/>
+        <w:gridCol w:w="1980"/>
+        <w:gridCol w:w="1980"/>
       </w:tblGrid>
       <w:tr>
         <w:trPr>
@@ -3511,19 +3512,19 @@
               <w:jc w:val="left"/>
             </w:pPr>
             <w:r>
-              <w:t xml:space="preserve">#</w:t>
-            </w:r>
-          </w:p>
-        </w:tc>
-        <w:tc>
-          <w:tcPr/>
-          <w:p>
-            <w:pPr>
-              <w:pStyle w:val="Compact"/>
-              <w:jc w:val="left"/>
-            </w:pPr>
-            <w:r>
-              <w:t xml:space="preserve">Filter Criterion</w:t>
+              <w:t xml:space="preserve">Step</w:t>
+            </w:r>
+          </w:p>
+        </w:tc>
+        <w:tc>
+          <w:tcPr/>
+          <w:p>
+            <w:pPr>
+              <w:pStyle w:val="Compact"/>
+              <w:jc w:val="left"/>
+            </w:pPr>
+            <w:r>
+              <w:t xml:space="preserve">Aksi / Kriteria Filter</w:t>
             </w:r>
           </w:p>
         </w:tc>
@@ -3536,70 +3537,58 @@
             </w:pPr>
             <w:r>
               <w:t xml:space="preserve">Records Removed</w:t>
+            </w:r>
+          </w:p>
+        </w:tc>
+        <w:tc>
+          <w:tcPr/>
+          <w:p>
+            <w:pPr>
+              <w:pStyle w:val="Compact"/>
+              <w:jc w:val="center"/>
+            </w:pPr>
+            <w:r>
+              <w:t xml:space="preserve">N Tersisa</w:t>
             </w:r>
           </w:p>
         </w:tc>
       </w:tr>
       <w:tr>
         <w:tc>
-          <w:tcPr/>
-          <w:p>
-            <w:pPr>
-              <w:pStyle w:val="Compact"/>
-              <w:jc w:val="left"/>
-            </w:pPr>
-            <w:r>
-              <w:t xml:space="preserve">1</w:t>
-            </w:r>
-          </w:p>
-        </w:tc>
-        <w:tc>
-          <w:tcPr/>
-          <w:p>
-            <w:pPr>
-              <w:pStyle w:val="Compact"/>
-              <w:jc w:val="left"/>
-            </w:pPr>
-            <w:r>
-              <w:t xml:space="preserve">No P-pick available (catalog or GPD)</w:t>
-            </w:r>
-          </w:p>
-        </w:tc>
-        <w:tc>
-          <w:tcPr/>
-          <w:p>
-            <w:pPr>
-              <w:pStyle w:val="Compact"/>
-              <w:jc w:val="center"/>
-            </w:pPr>
-            <w:r>
-              <w:t xml:space="preserve">8.200</w:t>
+          <w:tcPr>
+            <w:gridSpan w:val="4"/>
+          </w:tcPr>
+          <w:p>
+            <w:pPr>
+              <w:pStyle w:val="Compact"/>
+              <w:jc w:val="left"/>
+            </w:pPr>
+            <w:r>
+              <w:rPr>
+                <w:i/>
+                <w:iCs/>
+              </w:rPr>
+              <w:t xml:space="preserve">Sumber: arsip BMKG SDS SeisComP-3 (jaringan accelerograph IA-BMKG, Nov 2022 – Mar 2026)</w:t>
             </w:r>
           </w:p>
         </w:tc>
       </w:tr>
       <w:tr>
         <w:tc>
-          <w:tcPr/>
-          <w:p>
-            <w:pPr>
-              <w:pStyle w:val="Compact"/>
-              <w:jc w:val="left"/>
-            </w:pPr>
-            <w:r>
-              <w:t xml:space="preserve">2</w:t>
-            </w:r>
-          </w:p>
-        </w:tc>
-        <w:tc>
-          <w:tcPr/>
-          <w:p>
-            <w:pPr>
-              <w:pStyle w:val="Compact"/>
-              <w:jc w:val="left"/>
-            </w:pPr>
-            <w:r>
-              <w:t xml:space="preserve">SNR &lt; 2.0 (1–10 Hz, P-window vs. 30 s pre-P noise)</w:t>
+          <w:tcPr>
+            <w:gridSpan w:val="3"/>
+          </w:tcPr>
+          <w:p>
+            <w:pPr>
+              <w:pStyle w:val="Compact"/>
+              <w:jc w:val="left"/>
+            </w:pPr>
+            <w:r>
+              <w:rPr>
+                <w:i/>
+                <w:iCs/>
+              </w:rPr>
+              <w:t xml:space="preserve">Unduhan awal (trace tiga-komponen mentah):</w:t>
             </w:r>
           </w:p>
         </w:tc>
@@ -3611,7 +3600,11 @@
               <w:jc w:val="center"/>
             </w:pPr>
             <w:r>
-              <w:t xml:space="preserve">3.400</w:t>
+              <w:rPr>
+                <w:i/>
+                <w:iCs/>
+              </w:rPr>
+              <w:t xml:space="preserve">~41.278</w:t>
             </w:r>
           </w:p>
         </w:tc>
@@ -3625,19 +3618,19 @@
               <w:jc w:val="left"/>
             </w:pPr>
             <w:r>
-              <w:t xml:space="preserve">3</w:t>
-            </w:r>
-          </w:p>
-        </w:tc>
-        <w:tc>
-          <w:tcPr/>
-          <w:p>
-            <w:pPr>
-              <w:pStyle w:val="Compact"/>
-              <w:jc w:val="left"/>
-            </w:pPr>
-            <w:r>
-              <w:t xml:space="preserve">Post-P record duration &lt; 50 s</w:t>
+              <w:t xml:space="preserve">1</w:t>
+            </w:r>
+          </w:p>
+        </w:tc>
+        <w:tc>
+          <w:tcPr/>
+          <w:p>
+            <w:pPr>
+              <w:pStyle w:val="Compact"/>
+              <w:jc w:val="left"/>
+            </w:pPr>
+            <w:r>
+              <w:t xml:space="preserve">No P-pick available (catalog or GPD)</w:t>
             </w:r>
           </w:p>
         </w:tc>
@@ -3649,7 +3642,19 @@
               <w:jc w:val="center"/>
             </w:pPr>
             <w:r>
-              <w:t xml:space="preserve">1.900</w:t>
+              <w:t xml:space="preserve">8.200</w:t>
+            </w:r>
+          </w:p>
+        </w:tc>
+        <w:tc>
+          <w:tcPr/>
+          <w:p>
+            <w:pPr>
+              <w:pStyle w:val="Compact"/>
+              <w:jc w:val="center"/>
+            </w:pPr>
+            <w:r>
+              <w:t xml:space="preserve">~33.078</w:t>
             </w:r>
           </w:p>
         </w:tc>
@@ -3663,19 +3668,19 @@
               <w:jc w:val="left"/>
             </w:pPr>
             <w:r>
-              <w:t xml:space="preserve">4</w:t>
-            </w:r>
-          </w:p>
-        </w:tc>
-        <w:tc>
-          <w:tcPr/>
-          <w:p>
-            <w:pPr>
-              <w:pStyle w:val="Compact"/>
-              <w:jc w:val="left"/>
-            </w:pPr>
-            <w:r>
-              <w:t xml:space="preserve">Spatial deduplication (&lt; 0.05° per event)</w:t>
+              <w:t xml:space="preserve">2</w:t>
+            </w:r>
+          </w:p>
+        </w:tc>
+        <w:tc>
+          <w:tcPr/>
+          <w:p>
+            <w:pPr>
+              <w:pStyle w:val="Compact"/>
+              <w:jc w:val="left"/>
+            </w:pPr>
+            <w:r>
+              <w:t xml:space="preserve">SNR &lt; 2.0 (1–10 Hz, P-window vs. 30 s pre-P noise)</w:t>
             </w:r>
           </w:p>
         </w:tc>
@@ -3687,7 +3692,19 @@
               <w:jc w:val="center"/>
             </w:pPr>
             <w:r>
-              <w:t xml:space="preserve">620</w:t>
+              <w:t xml:space="preserve">3.400</w:t>
+            </w:r>
+          </w:p>
+        </w:tc>
+        <w:tc>
+          <w:tcPr/>
+          <w:p>
+            <w:pPr>
+              <w:pStyle w:val="Compact"/>
+              <w:jc w:val="center"/>
+            </w:pPr>
+            <w:r>
+              <w:t xml:space="preserve">~29.678</w:t>
             </w:r>
           </w:p>
         </w:tc>
@@ -3701,19 +3718,19 @@
               <w:jc w:val="left"/>
             </w:pPr>
             <w:r>
-              <w:t xml:space="preserve">5</w:t>
-            </w:r>
-          </w:p>
-        </w:tc>
-        <w:tc>
-          <w:tcPr/>
-          <w:p>
-            <w:pPr>
-              <w:pStyle w:val="Compact"/>
-              <w:jc w:val="left"/>
-            </w:pPr>
-            <w:r>
-              <w:t xml:space="preserve">Non-accelerograph channels (BB, SP sensors)</w:t>
+              <w:t xml:space="preserve">3</w:t>
+            </w:r>
+          </w:p>
+        </w:tc>
+        <w:tc>
+          <w:tcPr/>
+          <w:p>
+            <w:pPr>
+              <w:pStyle w:val="Compact"/>
+              <w:jc w:val="left"/>
+            </w:pPr>
+            <w:r>
+              <w:t xml:space="preserve">Post-P record duration &lt; 50 s</w:t>
             </w:r>
           </w:p>
         </w:tc>
@@ -3725,7 +3742,19 @@
               <w:jc w:val="center"/>
             </w:pPr>
             <w:r>
-              <w:t xml:space="preserve">2.100</w:t>
+              <w:t xml:space="preserve">1.900</w:t>
+            </w:r>
+          </w:p>
+        </w:tc>
+        <w:tc>
+          <w:tcPr/>
+          <w:p>
+            <w:pPr>
+              <w:pStyle w:val="Compact"/>
+              <w:jc w:val="center"/>
+            </w:pPr>
+            <w:r>
+              <w:t xml:space="preserve">~27.778</w:t>
             </w:r>
           </w:p>
         </w:tc>
@@ -3737,18 +3766,108 @@
             <w:pPr>
               <w:pStyle w:val="Compact"/>
               <w:jc w:val="left"/>
+            </w:pPr>
+            <w:r>
+              <w:t xml:space="preserve">4</w:t>
+            </w:r>
+          </w:p>
+        </w:tc>
+        <w:tc>
+          <w:tcPr/>
+          <w:p>
+            <w:pPr>
+              <w:pStyle w:val="Compact"/>
+              <w:jc w:val="left"/>
+            </w:pPr>
+            <w:r>
+              <w:t xml:space="preserve">Spatial deduplication (&lt; 0.05° per event)</w:t>
+            </w:r>
+          </w:p>
+        </w:tc>
+        <w:tc>
+          <w:tcPr/>
+          <w:p>
+            <w:pPr>
+              <w:pStyle w:val="Compact"/>
+              <w:jc w:val="center"/>
+            </w:pPr>
+            <w:r>
+              <w:t xml:space="preserve">620</w:t>
+            </w:r>
+          </w:p>
+        </w:tc>
+        <w:tc>
+          <w:tcPr/>
+          <w:p>
+            <w:pPr>
+              <w:pStyle w:val="Compact"/>
+              <w:jc w:val="center"/>
+            </w:pPr>
+            <w:r>
+              <w:t xml:space="preserve">~27.158</w:t>
+            </w:r>
+          </w:p>
+        </w:tc>
+      </w:tr>
+      <w:tr>
+        <w:tc>
+          <w:tcPr/>
+          <w:p>
+            <w:pPr>
+              <w:pStyle w:val="Compact"/>
+              <w:jc w:val="left"/>
+            </w:pPr>
+            <w:r>
+              <w:t xml:space="preserve">5</w:t>
+            </w:r>
+          </w:p>
+        </w:tc>
+        <w:tc>
+          <w:tcPr/>
+          <w:p>
+            <w:pPr>
+              <w:pStyle w:val="Compact"/>
+              <w:jc w:val="left"/>
+            </w:pPr>
+            <w:r>
+              <w:t xml:space="preserve">Non-accelerograph channels (BB, SP sensors)</w:t>
+            </w:r>
+          </w:p>
+        </w:tc>
+        <w:tc>
+          <w:tcPr/>
+          <w:p>
+            <w:pPr>
+              <w:pStyle w:val="Compact"/>
+              <w:jc w:val="center"/>
+            </w:pPr>
+            <w:r>
+              <w:t xml:space="preserve">2.100</w:t>
+            </w:r>
+          </w:p>
+        </w:tc>
+        <w:tc>
+          <w:tcPr/>
+          <w:p>
+            <w:pPr>
+              <w:pStyle w:val="Compact"/>
+              <w:jc w:val="center"/>
             </w:pPr>
             <w:r>
               <w:rPr>
                 <w:b/>
                 <w:bCs/>
               </w:rPr>
-              <w:t xml:space="preserve">Final</w:t>
-            </w:r>
-          </w:p>
-        </w:tc>
-        <w:tc>
-          <w:tcPr/>
+              <w:t xml:space="preserve">25.058</w:t>
+            </w:r>
+          </w:p>
+        </w:tc>
+      </w:tr>
+      <w:tr>
+        <w:tc>
+          <w:tcPr>
+            <w:gridSpan w:val="3"/>
+          </w:tcPr>
           <w:p>
             <w:pPr>
               <w:pStyle w:val="Compact"/>
@@ -3759,7 +3878,7 @@
                 <w:b/>
                 <w:bCs/>
               </w:rPr>
-              <w:t xml:space="preserve">Trace accelerogram kualitas-tinggi (eksak)</w:t>
+              <w:t xml:space="preserve">Dataset pelatihan kualitas-tinggi final (eksak, output Step 5):</w:t>
             </w:r>
           </w:p>
         </w:tc>
@@ -3790,7 +3909,35 @@
           <w:i/>
           <w:iCs/>
         </w:rPr>
-        <w:t xml:space="preserve">Jumlah trace yang dihapus oleh setiap filter (baris 1–5) dibulatkan ke 100 trace terdekat karena filter berurutan beroperasi pada kriteria yang sebagian tumpang-tindih. Jumlah akhir 25.058 bersifat eksak (hitungan literal file dalam dataset terkurasi).</w:t>
+        <w:t xml:space="preserve">Jumlah penghapusan per-step dibulatkan ke 100 trace terdekat karena filter berurutan beroperasi pada kriteria yang sebagian tumpang-tindih; total</w:t>
+      </w:r>
+      <w:r>
+        <w:rPr>
+          <w:i/>
+          <w:iCs/>
+        </w:rPr>
+        <w:t xml:space="preserve"> </w:t>
+      </w:r>
+      <w:r>
+        <w:rPr>
+          <w:i/>
+          <w:iCs/>
+        </w:rPr>
+        <w:t xml:space="preserve">“N Tersisa”</w:t>
+      </w:r>
+      <w:r>
+        <w:rPr>
+          <w:i/>
+          <w:iCs/>
+        </w:rPr>
+        <w:t xml:space="preserve"> </w:t>
+      </w:r>
+      <w:r>
+        <w:rPr>
+          <w:i/>
+          <w:iCs/>
+        </w:rPr>
+        <w:t xml:space="preserve">kumulatif mewarisi pembulatan ini. Jumlah akhir 25.058 bersifat eksak (hitungan literal file dalam dataset terkurasi yang digunakan untuk pelatihan).</w:t>
       </w:r>
     </w:p>
     <w:bookmarkEnd w:id="25"/>

--- a/docs/manuscript_JET_v60_ID.docx
+++ b/docs/manuscript_JET_v60_ID.docx
@@ -826,7 +826,7 @@
         <w:t xml:space="preserve">Java-Sunda subduction zone; InaTEWS.</w:t>
       </w:r>
     </w:p>
-    <w:bookmarkStart w:id="9" w:name="pendahuluan"/>
+    <w:bookmarkStart w:id="27" w:name="pendahuluan"/>
     <w:p>
       <w:pPr>
         <w:pStyle w:val="Heading1"/>
@@ -1549,8 +1549,8 @@
         <w:t xml:space="preserve"> s yang dikondisikan oleh kelas intensitas, kamus fitur hibrida berisi 90 fitur ortogonal yang disusun dalam empat famili dengan VIF di bawah 10, marginalisasi posterior Bayesian-correct dalam regressor berkondisi-kelas, kerangka validasi tiga-jalur yang menggabungkan baseline GMPE, sensitivitas temporal, dan dekomposisi sigma Al Atik (2010), serta hasil negatif yang jujur mendokumentasikan kegagalan regresi-jarak stasiun-tunggal pada Stage 1.5.</w:t>
       </w:r>
     </w:p>
-    <w:bookmarkEnd w:id="9"/>
-    <w:bookmarkStart w:id="22" w:name="Xa574876d1011691a03dd1af38d3696d9a835514"/>
+    <w:bookmarkEnd w:id="27"/>
+    <w:bookmarkStart w:id="40" w:name="Xa574876d1011691a03dd1af38d3696d9a835514"/>
     <w:p>
       <w:pPr>
         <w:pStyle w:val="Heading1"/>
@@ -1559,7 +1559,7 @@
         <w:t xml:space="preserve">Konteks Seismotektonik dan Formulasi Masalah</w:t>
       </w:r>
     </w:p>
-    <w:bookmarkStart w:id="13" w:name="Xabdde2d361907c2d3bfac717724a438696bb214"/>
+    <w:bookmarkStart w:id="31" w:name="Xabdde2d361907c2d3bfac717724a438696bb214"/>
     <w:p>
       <w:pPr>
         <w:pStyle w:val="Heading2"/>
@@ -1724,20 +1724,20 @@
       <w:r>
         <w:drawing>
           <wp:inline>
-            <wp:extent cx="5067300" cy="3133084"/>
+            <wp:extent cx="4343400" cy="2685500"/>
             <wp:effectExtent b="0" l="0" r="0" t="0"/>
-            <wp:docPr descr="" title="" id="11" name="Picture"/>
+            <wp:docPr descr="" title="" id="29" name="Picture"/>
             <a:graphic>
               <a:graphicData uri="http://schemas.openxmlformats.org/drawingml/2006/picture">
                 <pic:pic>
                   <pic:nvPicPr>
-                    <pic:cNvPr descr="figures/seismicity_map.png" id="12" name="Picture"/>
+                    <pic:cNvPr descr="figures/seismicity_map.png" id="30" name="Picture"/>
                     <pic:cNvPicPr>
                       <a:picLocks noChangeArrowheads="1" noChangeAspect="1"/>
                     </pic:cNvPicPr>
                   </pic:nvPicPr>
                   <pic:blipFill>
-                    <a:blip r:embed="rId10"/>
+                    <a:blip r:embed="rId28"/>
                     <a:stretch>
                       <a:fillRect/>
                     </a:stretch>
@@ -1745,7 +1745,7 @@
                   <pic:spPr bwMode="auto">
                     <a:xfrm>
                       <a:off x="0" y="0"/>
-                      <a:ext cx="5067300" cy="3133084"/>
+                      <a:ext cx="4343400" cy="2685500"/>
                     </a:xfrm>
                     <a:prstGeom prst="rect">
                       <a:avLst/>
@@ -1795,8 +1795,8 @@
         <w:t xml:space="preserve">1.7–6.2 dengan jarak episentral 0.7–299.9 km (median 122 km) selama periode Nov 2022 – Mar 2026.</w:t>
       </w:r>
     </w:p>
-    <w:bookmarkEnd w:id="13"/>
-    <w:bookmarkStart w:id="16" w:name="X312b1261ffdfcdebeaf7422f7af7bf69416d201"/>
+    <w:bookmarkEnd w:id="31"/>
+    <w:bookmarkStart w:id="34" w:name="X312b1261ffdfcdebeaf7422f7af7bf69416d201"/>
     <w:p>
       <w:pPr>
         <w:pStyle w:val="Heading2"/>
@@ -1832,7 +1832,7 @@
         <w:t xml:space="preserve">dengan rekaman digital pada 100–200 sampel/s. Distribusi stasiun mengikuti kepadatan populasi, memberikan cakupan yang rapat untuk Jawa dan Sumatera tetapi cakupan jarang untuk Indonesia bagian timur.</w:t>
       </w:r>
     </w:p>
-    <w:bookmarkStart w:id="14" w:name="anggaran-latency."/>
+    <w:bookmarkStart w:id="32" w:name="anggaran-latency."/>
     <w:p>
       <w:pPr>
         <w:pStyle w:val="Heading4"/>
@@ -1866,8 +1866,8 @@
         <w:t xml:space="preserve"> s, menyediakan sekitar 10–11 s anggaran observasi yang dapat digunakan. Jendela Stage 2 maksimum 8-detik kami, ditambah overhead Stage 0/1/1.5 (total 2,65 s), menghasilkan latency end-to-end 10,65 s—memenuhi anggaran golden-time untuk 99,44% trace.</w:t>
       </w:r>
     </w:p>
-    <w:bookmarkEnd w:id="14"/>
-    <w:bookmarkStart w:id="15" w:name="akurasi-deteksi-gelombang-p."/>
+    <w:bookmarkEnd w:id="32"/>
+    <w:bookmarkStart w:id="33" w:name="akurasi-deteksi-gelombang-p."/>
     <w:p>
       <w:pPr>
         <w:pStyle w:val="Heading4"/>
@@ -1896,9 +1896,9 @@
         <w:t xml:space="preserve">dan PhaseNet mencapai error median 0,09 s dan 0,05 s pada dataset yang sama, merepresentasikan envelope ketidakpastian realistik untuk Eksperimen 4.</w:t>
       </w:r>
     </w:p>
-    <w:bookmarkEnd w:id="15"/>
-    <w:bookmarkEnd w:id="16"/>
-    <w:bookmarkStart w:id="21" w:name="formulasi-masalah-formal"/>
+    <w:bookmarkEnd w:id="33"/>
+    <w:bookmarkEnd w:id="34"/>
+    <w:bookmarkStart w:id="39" w:name="formulasi-masalah-formal"/>
     <w:p>
       <w:pPr>
         <w:pStyle w:val="Heading2"/>
@@ -1907,7 +1907,7 @@
         <w:t xml:space="preserve">Formulasi Masalah Formal</w:t>
       </w:r>
     </w:p>
-    <w:bookmarkStart w:id="17" w:name="masukan."/>
+    <w:bookmarkStart w:id="35" w:name="masukan."/>
     <w:p>
       <w:pPr>
         <w:pStyle w:val="Heading4"/>
@@ -2359,8 +2359,8 @@
         </m:oMath>
       </m:oMathPara>
     </w:p>
-    <w:bookmarkEnd w:id="17"/>
-    <w:bookmarkStart w:id="18" w:name="keluaran."/>
+    <w:bookmarkEnd w:id="35"/>
+    <w:bookmarkStart w:id="36" w:name="keluaran."/>
     <w:p>
       <w:pPr>
         <w:pStyle w:val="Heading4"/>
@@ -2572,8 +2572,8 @@
         </m:oMath>
       </m:oMathPara>
     </w:p>
-    <w:bookmarkEnd w:id="18"/>
-    <w:bookmarkStart w:id="19" w:name="keluaran-biner-stage-0."/>
+    <w:bookmarkEnd w:id="36"/>
+    <w:bookmarkStart w:id="37" w:name="keluaran-biner-stage-0."/>
     <w:p>
       <w:pPr>
         <w:pStyle w:val="Heading4"/>
@@ -2712,8 +2712,8 @@
         <w:t xml:space="preserve">).</w:t>
       </w:r>
     </w:p>
-    <w:bookmarkEnd w:id="19"/>
-    <w:bookmarkStart w:id="20" w:name="formulasi-optimasi-multi-objektif."/>
+    <w:bookmarkEnd w:id="37"/>
+    <w:bookmarkStart w:id="38" w:name="formulasi-optimasi-multi-objektif."/>
     <w:p>
       <w:pPr>
         <w:pStyle w:val="Heading4"/>
@@ -3213,10 +3213,10 @@
         </w:pict>
       </w:r>
     </w:p>
-    <w:bookmarkEnd w:id="20"/>
-    <w:bookmarkEnd w:id="21"/>
-    <w:bookmarkEnd w:id="22"/>
-    <w:bookmarkStart w:id="28" w:name="kurasi-dataset-dan-rekayasa-fitur"/>
+    <w:bookmarkEnd w:id="38"/>
+    <w:bookmarkEnd w:id="39"/>
+    <w:bookmarkEnd w:id="40"/>
+    <w:bookmarkStart w:id="46" w:name="kurasi-dataset-dan-rekayasa-fitur"/>
     <w:p>
       <w:pPr>
         <w:pStyle w:val="Heading1"/>
@@ -3225,7 +3225,7 @@
         <w:t xml:space="preserve">Kurasi Dataset dan Rekayasa Fitur</w:t>
       </w:r>
     </w:p>
-    <w:bookmarkStart w:id="24" w:name="pipeline-pengolahan-bentuk-gelombang"/>
+    <w:bookmarkStart w:id="42" w:name="pipeline-pengolahan-bentuk-gelombang"/>
     <w:p>
       <w:pPr>
         <w:pStyle w:val="Heading2"/>
@@ -3380,7 +3380,7 @@
         <w:t xml:space="preserve">HDF5 format for storage.</w:t>
       </w:r>
     </w:p>
-    <w:bookmarkStart w:id="23" w:name="komputasi-target-spektral."/>
+    <w:bookmarkStart w:id="41" w:name="komputasi-target-spektral."/>
     <w:p>
       <w:pPr>
         <w:pStyle w:val="Heading4"/>
@@ -3465,9 +3465,9 @@
         <w:t xml:space="preserve">.</w:t>
       </w:r>
     </w:p>
-    <w:bookmarkEnd w:id="23"/>
-    <w:bookmarkEnd w:id="24"/>
-    <w:bookmarkStart w:id="25" w:name="filter-kontrol-kualitas"/>
+    <w:bookmarkEnd w:id="41"/>
+    <w:bookmarkEnd w:id="42"/>
+    <w:bookmarkStart w:id="43" w:name="filter-kontrol-kualitas"/>
     <w:p>
       <w:pPr>
         <w:pStyle w:val="Heading2"/>
@@ -3940,8 +3940,8 @@
         <w:t xml:space="preserve">kumulatif mewarisi pembulatan ini. Jumlah akhir 25.058 bersifat eksak (hitungan literal file dalam dataset terkurasi yang digunakan untuk pelatihan).</w:t>
       </w:r>
     </w:p>
-    <w:bookmarkEnd w:id="25"/>
-    <w:bookmarkStart w:id="26" w:name="statistik-dataset-dan-distribusi-kelas"/>
+    <w:bookmarkEnd w:id="43"/>
+    <w:bookmarkStart w:id="44" w:name="statistik-dataset-dan-distribusi-kelas"/>
     <w:p>
       <w:pPr>
         <w:pStyle w:val="Heading2"/>
@@ -5581,8 +5581,8 @@
         <w:t xml:space="preserve">98 gal) yang dilaporkan di Section V.C.</w:t>
       </w:r>
     </w:p>
-    <w:bookmarkEnd w:id="26"/>
-    <w:bookmarkStart w:id="27" w:name="Xeca4f9933dfae5fadf49d50abe9479bc6fdf863"/>
+    <w:bookmarkEnd w:id="44"/>
+    <w:bookmarkStart w:id="45" w:name="Xeca4f9933dfae5fadf49d50abe9479bc6fdf863"/>
     <w:p>
       <w:pPr>
         <w:pStyle w:val="Heading2"/>
@@ -7127,9 +7127,9 @@
         </w:pict>
       </w:r>
     </w:p>
-    <w:bookmarkEnd w:id="27"/>
-    <w:bookmarkEnd w:id="28"/>
-    <w:bookmarkStart w:id="54" w:name="pipeline-empat-tahap-ida-ptw"/>
+    <w:bookmarkEnd w:id="45"/>
+    <w:bookmarkEnd w:id="46"/>
+    <w:bookmarkStart w:id="72" w:name="pipeline-empat-tahap-ida-ptw"/>
     <w:p>
       <w:pPr>
         <w:pStyle w:val="Heading1"/>
@@ -7138,7 +7138,7 @@
         <w:t xml:space="preserve">Pipeline Empat-Tahap IDA-PTW</w:t>
       </w:r>
     </w:p>
-    <w:bookmarkStart w:id="32" w:name="tinjauan-arsitektur"/>
+    <w:bookmarkStart w:id="50" w:name="tinjauan-arsitektur"/>
     <w:p>
       <w:pPr>
         <w:pStyle w:val="Heading2"/>
@@ -7261,20 +7261,20 @@
       <w:r>
         <w:drawing>
           <wp:inline>
-            <wp:extent cx="5067300" cy="2567658"/>
+            <wp:extent cx="4343400" cy="2200850"/>
             <wp:effectExtent b="0" l="0" r="0" t="0"/>
-            <wp:docPr descr="" title="" id="30" name="Picture"/>
+            <wp:docPr descr="" title="" id="48" name="Picture"/>
             <a:graphic>
               <a:graphicData uri="http://schemas.openxmlformats.org/drawingml/2006/picture">
                 <pic:pic>
                   <pic:nvPicPr>
-                    <pic:cNvPr descr="figures/architecture_overview_v2.png" id="31" name="Picture"/>
+                    <pic:cNvPr descr="figures/architecture_overview_v2.png" id="49" name="Picture"/>
                     <pic:cNvPicPr>
                       <a:picLocks noChangeArrowheads="1" noChangeAspect="1"/>
                     </pic:cNvPicPr>
                   </pic:nvPicPr>
                   <pic:blipFill>
-                    <a:blip r:embed="rId29"/>
+                    <a:blip r:embed="rId47"/>
                     <a:stretch>
                       <a:fillRect/>
                     </a:stretch>
@@ -7282,7 +7282,7 @@
                   <pic:spPr bwMode="auto">
                     <a:xfrm>
                       <a:off x="0" y="0"/>
-                      <a:ext cx="5067300" cy="2567658"/>
+                      <a:ext cx="4343400" cy="2200850"/>
                     </a:xfrm>
                     <a:prstGeom prst="rect">
                       <a:avLst/>
@@ -7379,8 +7379,8 @@
         <w:t xml:space="preserve">. Setiap kotak stage melaporkan tujuan, jendela observasi, keluaran, keluarga model, persamaan penentu, dan metrik headline. Catatan di bawah mendokumentasikan hasil negatif regresi-jarak Stage 1.5 yang memotivasi strategi routing berbasis-kelas yang sebenarnya diadopsi pada Stage 1.</w:t>
       </w:r>
     </w:p>
-    <w:bookmarkEnd w:id="32"/>
-    <w:bookmarkStart w:id="39" w:name="Xd8c1a6c9692db61b0b66221860269c1ed45c58d"/>
+    <w:bookmarkEnd w:id="50"/>
+    <w:bookmarkStart w:id="57" w:name="Xd8c1a6c9692db61b0b66221860269c1ed45c58d"/>
     <w:p>
       <w:pPr>
         <w:pStyle w:val="Heading2"/>
@@ -7389,7 +7389,7 @@
         <w:t xml:space="preserve">Stage 0: Ultra-Rapid P-wave Discriminator (URPD)</w:t>
       </w:r>
     </w:p>
-    <w:bookmarkStart w:id="33" w:name="motivasi-fisis."/>
+    <w:bookmarkStart w:id="51" w:name="motivasi-fisis."/>
     <w:p>
       <w:pPr>
         <w:pStyle w:val="Heading4"/>
@@ -7484,8 +7484,8 @@
         <w:t xml:space="preserve">.</w:t>
       </w:r>
     </w:p>
-    <w:bookmarkEnd w:id="33"/>
-    <w:bookmarkStart w:id="34" w:name="model."/>
+    <w:bookmarkEnd w:id="51"/>
+    <w:bookmarkStart w:id="52" w:name="model."/>
     <w:p>
       <w:pPr>
         <w:pStyle w:val="Heading4"/>
@@ -7661,8 +7661,8 @@
         <w:t xml:space="preserve">).</w:t>
       </w:r>
     </w:p>
-    <w:bookmarkEnd w:id="34"/>
-    <w:bookmarkStart w:id="35" w:name="pentingnya-fitur-berbasis-shap."/>
+    <w:bookmarkEnd w:id="52"/>
+    <w:bookmarkStart w:id="53" w:name="pentingnya-fitur-berbasis-shap."/>
     <w:p>
       <w:pPr>
         <w:pStyle w:val="Heading4"/>
@@ -8150,8 +8150,8 @@
         <w:t xml:space="preserve">. This makes spectral centroid a powerful distance proxy for sub-second discrimination.</w:t>
       </w:r>
     </w:p>
-    <w:bookmarkEnd w:id="35"/>
-    <w:bookmarkStart w:id="36" w:name="performa."/>
+    <w:bookmarkEnd w:id="53"/>
+    <w:bookmarkStart w:id="54" w:name="performa."/>
     <w:p>
       <w:pPr>
         <w:pStyle w:val="Heading4"/>
@@ -8794,8 +8794,8 @@
         <w:t xml:space="preserve">framework’s recommendation that dekat-sumber warning systems prioritize recall over precision. The three operating point (high-recall, balanced, high-precision) are listed in the auto-generated provenance block above.</w:t>
       </w:r>
     </w:p>
-    <w:bookmarkEnd w:id="36"/>
-    <w:bookmarkStart w:id="37" w:name="reduksi-zona-buta."/>
+    <w:bookmarkEnd w:id="54"/>
+    <w:bookmarkStart w:id="55" w:name="reduksi-zona-buta."/>
     <w:p>
       <w:pPr>
         <w:pStyle w:val="Heading4"/>
@@ -9064,8 +9064,8 @@
         <w:t xml:space="preserve">At the Aggressive operating point (FAR = 5%), infrastructure blind zone mengurangi to 4 km—approaching the physical limit imposed by P-wave propagation velocity itself.</w:t>
       </w:r>
     </w:p>
-    <w:bookmarkEnd w:id="37"/>
-    <w:bookmarkStart w:id="38" w:name="studi-kasus-retrospektif."/>
+    <w:bookmarkEnd w:id="55"/>
+    <w:bookmarkStart w:id="56" w:name="studi-kasus-retrospektif."/>
     <w:p>
       <w:pPr>
         <w:pStyle w:val="Heading4"/>
@@ -9249,9 +9249,9 @@
         <w:t xml:space="preserve">These events bracket the key operating scenarios for West Java EEWS: near-source urban damaging events (Cianjur, Sumedang) and offshore events that memerlukan discrimination from damaging dekat-sumber records (Garut).</w:t>
       </w:r>
     </w:p>
-    <w:bookmarkEnd w:id="38"/>
-    <w:bookmarkEnd w:id="39"/>
-    <w:bookmarkStart w:id="43" w:name="stage-1-gate-intensitas-xgboost"/>
+    <w:bookmarkEnd w:id="56"/>
+    <w:bookmarkEnd w:id="57"/>
+    <w:bookmarkStart w:id="61" w:name="stage-1-gate-intensitas-xgboost"/>
     <w:p>
       <w:pPr>
         <w:pStyle w:val="Heading2"/>
@@ -9260,7 +9260,7 @@
         <w:t xml:space="preserve">Stage 1: Gate Intensitas XGBoost</w:t>
       </w:r>
     </w:p>
-    <w:bookmarkStart w:id="40" w:name="rasional-desain."/>
+    <w:bookmarkStart w:id="58" w:name="rasional-desain."/>
     <w:p>
       <w:pPr>
         <w:pStyle w:val="Heading4"/>
@@ -9454,8 +9454,8 @@
         <w:t xml:space="preserve">.</w:t>
       </w:r>
     </w:p>
-    <w:bookmarkEnd w:id="40"/>
-    <w:bookmarkStart w:id="41" w:name="X9b0a47d3c68be841ef1634c14b15419834e2c35"/>
+    <w:bookmarkEnd w:id="58"/>
+    <w:bookmarkStart w:id="59" w:name="X9b0a47d3c68be841ef1634c14b15419834e2c35"/>
     <w:p>
       <w:pPr>
         <w:pStyle w:val="Heading4"/>
@@ -10353,8 +10353,8 @@
         </w:tc>
       </w:tr>
     </w:tbl>
-    <w:bookmarkEnd w:id="41"/>
-    <w:bookmarkStart w:id="42" w:name="tingkat-critical-miss."/>
+    <w:bookmarkEnd w:id="59"/>
+    <w:bookmarkStart w:id="60" w:name="tingkat-critical-miss."/>
     <w:p>
       <w:pPr>
         <w:pStyle w:val="Heading4"/>
@@ -10402,9 +10402,9 @@
         <w:t xml:space="preserve">.</w:t>
       </w:r>
     </w:p>
-    <w:bookmarkEnd w:id="42"/>
-    <w:bookmarkEnd w:id="43"/>
-    <w:bookmarkStart w:id="44" w:name="X6991d23f16bb0b414f8fa979910bd73c23e6347"/>
+    <w:bookmarkEnd w:id="60"/>
+    <w:bookmarkEnd w:id="61"/>
+    <w:bookmarkStart w:id="62" w:name="X6991d23f16bb0b414f8fa979910bd73c23e6347"/>
     <w:p>
       <w:pPr>
         <w:pStyle w:val="Heading2"/>
@@ -10505,8 +10505,8 @@
         <w:t xml:space="preserve">10–500 km. Karena itu kami merutekan trace berdasarkan kelas intensitas Stage-1, bukan berdasarkan jarak yang diestimasi, sebab label kelas menginternalisasi konten informasi gabungan jarak–magnitudo. Tabel ablation lengkap dan diskusi diperluas tentang implikasi fisis dan arsitektural ditunda ke Sec. 6.5.</w:t>
       </w:r>
     </w:p>
-    <w:bookmarkEnd w:id="44"/>
-    <w:bookmarkStart w:id="51" w:name="X1a97f40ffd4e503e2011791f8fced9e714ca880"/>
+    <w:bookmarkEnd w:id="62"/>
+    <w:bookmarkStart w:id="69" w:name="X1a97f40ffd4e503e2011791f8fced9e714ca880"/>
     <w:p>
       <w:pPr>
         <w:pStyle w:val="Heading2"/>
@@ -10515,7 +10515,7 @@
         <w:t xml:space="preserve">Stage 2: Ensemble Regressor Spektral PTW Adaptif</w:t>
       </w:r>
     </w:p>
-    <w:bookmarkStart w:id="45" w:name="struktur-ensemble."/>
+    <w:bookmarkStart w:id="63" w:name="struktur-ensemble."/>
     <w:p>
       <w:pPr>
         <w:pStyle w:val="Heading4"/>
@@ -10892,8 +10892,8 @@
         <w:t xml:space="preserve">(5 PTW × 103 periods). Each period-model is trained independently, enabling period-specific hyperparameter optimization and capturing the fundamentally different physical scales governing short-period (site-dominated) vs. long-period (source-dominated) spectral content.</w:t>
       </w:r>
     </w:p>
-    <w:bookmarkEnd w:id="45"/>
-    <w:bookmarkStart w:id="46" w:name="objektif-dan-regularisasi-xgboost."/>
+    <w:bookmarkEnd w:id="63"/>
+    <w:bookmarkStart w:id="64" w:name="objektif-dan-regularisasi-xgboost."/>
     <w:p>
       <w:pPr>
         <w:pStyle w:val="Heading4"/>
@@ -11348,8 +11348,8 @@
         <w:t xml:space="preserve">.</w:t>
       </w:r>
     </w:p>
-    <w:bookmarkEnd w:id="46"/>
-    <w:bookmarkStart w:id="50" w:name="penegakan-feature-dichotomy."/>
+    <w:bookmarkEnd w:id="64"/>
+    <w:bookmarkStart w:id="68" w:name="penegakan-feature-dichotomy."/>
     <w:p>
       <w:pPr>
         <w:pStyle w:val="Heading4"/>
@@ -11876,20 +11876,20 @@
       <w:r>
         <w:drawing>
           <wp:inline>
-            <wp:extent cx="5067300" cy="2080706"/>
+            <wp:extent cx="4343400" cy="1783463"/>
             <wp:effectExtent b="0" l="0" r="0" t="0"/>
-            <wp:docPr descr="" title="" id="48" name="Picture"/>
+            <wp:docPr descr="" title="" id="66" name="Picture"/>
             <a:graphic>
               <a:graphicData uri="http://schemas.openxmlformats.org/drawingml/2006/picture">
                 <pic:pic>
                   <pic:nvPicPr>
-                    <pic:cNvPr descr="figures/feature_importance_3stage.png" id="49" name="Picture"/>
+                    <pic:cNvPr descr="figures/feature_importance_3stage.png" id="67" name="Picture"/>
                     <pic:cNvPicPr>
                       <a:picLocks noChangeArrowheads="1" noChangeAspect="1"/>
                     </pic:cNvPicPr>
                   </pic:nvPicPr>
                   <pic:blipFill>
-                    <a:blip r:embed="rId47"/>
+                    <a:blip r:embed="rId65"/>
                     <a:stretch>
                       <a:fillRect/>
                     </a:stretch>
@@ -11897,7 +11897,7 @@
                   <pic:spPr bwMode="auto">
                     <a:xfrm>
                       <a:off x="0" y="0"/>
-                      <a:ext cx="5067300" cy="2080706"/>
+                      <a:ext cx="4343400" cy="1783463"/>
                     </a:xfrm>
                     <a:prstGeom prst="rect">
                       <a:avLst/>
@@ -12614,9 +12614,9 @@
         <w:t xml:space="preserve">saturating di depan, deskriptor kumulatif dan frekuensi-rendah non-saturating di belakang — karena itu bukanlah pilihan pemodelan yang sembarang melainkan refleksi langsung dari fisika yang mendasari inisiasi gelombang-P versus pelepasan spektral gelombang-penuh.</w:t>
       </w:r>
     </w:p>
-    <w:bookmarkEnd w:id="50"/>
-    <w:bookmarkEnd w:id="51"/>
-    <w:bookmarkStart w:id="52" w:name="optimasi-pipeline-rekayasa-fitur"/>
+    <w:bookmarkEnd w:id="68"/>
+    <w:bookmarkEnd w:id="69"/>
+    <w:bookmarkStart w:id="70" w:name="optimasi-pipeline-rekayasa-fitur"/>
     <w:p>
       <w:pPr>
         <w:pStyle w:val="Heading2"/>
@@ -13233,8 +13233,8 @@
         <w:t xml:space="preserve">alone, whose practical effect is to lower the Damaging-class critical-miss rate substantially under the operational MMI-hybrid discretisation.</w:t>
       </w:r>
     </w:p>
-    <w:bookmarkEnd w:id="52"/>
-    <w:bookmarkStart w:id="53" w:name="protokol-cross-validation"/>
+    <w:bookmarkEnd w:id="70"/>
+    <w:bookmarkStart w:id="71" w:name="protokol-cross-validation"/>
     <w:p>
       <w:pPr>
         <w:pStyle w:val="Heading2"/>
@@ -13359,9 +13359,9 @@
         <w:t xml:space="preserve">to prevent data leakage. All traces from the same earthquake event are kept within the same fold, ensuring out-of-fold (OOF) evaluation reflects true generalization to unseen events. Stratified GroupKFold maintains class balance across folds. Random splits would yield inflated R² ~0.85 (memorization); event-grouped strict splits yield honest R² = 0.7091.</w:t>
       </w:r>
     </w:p>
-    <w:bookmarkEnd w:id="53"/>
-    <w:bookmarkEnd w:id="54"/>
-    <w:bookmarkStart w:id="84" w:name="hasil-eksperimen"/>
+    <w:bookmarkEnd w:id="71"/>
+    <w:bookmarkEnd w:id="72"/>
+    <w:bookmarkStart w:id="102" w:name="hasil-eksperimen"/>
     <w:p>
       <w:pPr>
         <w:pStyle w:val="Heading1"/>
@@ -13370,7 +13370,7 @@
         <w:t xml:space="preserve">Hasil Eksperimen</w:t>
       </w:r>
     </w:p>
-    <w:bookmarkStart w:id="63" w:name="Xb12be6798427e0e4cad29a8a99cd3ecbcb84c62"/>
+    <w:bookmarkStart w:id="81" w:name="Xb12be6798427e0e4cad29a8a99cd3ecbcb84c62"/>
     <w:p>
       <w:pPr>
         <w:pStyle w:val="Heading2"/>
@@ -14665,7 +14665,7 @@
         <w:t xml:space="preserve">to 0.9105. Because the class label is simultaneously the routing signal and an input feature, that configuration double-counts class information and is not an operational reference; it is retained here for full transparency.</w:t>
       </w:r>
     </w:p>
-    <w:bookmarkStart w:id="55" w:name="trade-off-keselamatanakurasi-eews."/>
+    <w:bookmarkStart w:id="73" w:name="trade-off-keselamatanakurasi-eews."/>
     <w:p>
       <w:pPr>
         <w:pStyle w:val="Heading4"/>
@@ -14842,8 +14842,8 @@
         <w:t xml:space="preserve">yang moderat demi keandalan operasional. Operating point Stage 0 dapat di-retune ke trade-off recall–precision lain (Balanced 90,0% / High-Precision 80,0%; Tabel 7) tanpa retraining, dengan memilih threshold keputusan yang sesuai pada posterior GBM yang dikalibrasi.</w:t>
       </w:r>
     </w:p>
-    <w:bookmarkEnd w:id="55"/>
-    <w:bookmarkStart w:id="62" w:name="ieee-relevant-comparison."/>
+    <w:bookmarkEnd w:id="73"/>
+    <w:bookmarkStart w:id="80" w:name="ieee-relevant-comparison."/>
     <w:p>
       <w:pPr>
         <w:pStyle w:val="Heading4"/>
@@ -15023,20 +15023,20 @@
       <w:r>
         <w:drawing>
           <wp:inline>
-            <wp:extent cx="5067300" cy="2846797"/>
+            <wp:extent cx="4343400" cy="2440112"/>
             <wp:effectExtent b="0" l="0" r="0" t="0"/>
-            <wp:docPr descr="" title="" id="57" name="Picture"/>
+            <wp:docPr descr="" title="" id="75" name="Picture"/>
             <a:graphic>
               <a:graphicData uri="http://schemas.openxmlformats.org/drawingml/2006/picture">
                 <pic:pic>
                   <pic:nvPicPr>
-                    <pic:cNvPr descr="figures/comparison_fixed_vs_ida_vs_fullwave.png" id="58" name="Picture"/>
+                    <pic:cNvPr descr="figures/comparison_fixed_vs_ida_vs_fullwave.png" id="76" name="Picture"/>
                     <pic:cNvPicPr>
                       <a:picLocks noChangeArrowheads="1" noChangeAspect="1"/>
                     </pic:cNvPicPr>
                   </pic:nvPicPr>
                   <pic:blipFill>
-                    <a:blip r:embed="rId56"/>
+                    <a:blip r:embed="rId74"/>
                     <a:stretch>
                       <a:fillRect/>
                     </a:stretch>
@@ -15044,7 +15044,7 @@
                   <pic:spPr bwMode="auto">
                     <a:xfrm>
                       <a:off x="0" y="0"/>
-                      <a:ext cx="5067300" cy="2846797"/>
+                      <a:ext cx="4343400" cy="2440112"/>
                     </a:xfrm>
                     <a:prstGeom prst="rect">
                       <a:avLst/>
@@ -15078,20 +15078,20 @@
       <w:r>
         <w:drawing>
           <wp:inline>
-            <wp:extent cx="5067300" cy="3116041"/>
+            <wp:extent cx="4343400" cy="2670892"/>
             <wp:effectExtent b="0" l="0" r="0" t="0"/>
-            <wp:docPr descr="" title="" id="60" name="Picture"/>
+            <wp:docPr descr="" title="" id="78" name="Picture"/>
             <a:graphic>
               <a:graphicData uri="http://schemas.openxmlformats.org/drawingml/2006/picture">
                 <pic:pic>
                   <pic:nvPicPr>
-                    <pic:cNvPr descr="figures/per_period_r2_full.png" id="61" name="Picture"/>
+                    <pic:cNvPr descr="figures/per_period_r2_full.png" id="79" name="Picture"/>
                     <pic:cNvPicPr>
                       <a:picLocks noChangeArrowheads="1" noChangeAspect="1"/>
                     </pic:cNvPicPr>
                   </pic:nvPicPr>
                   <pic:blipFill>
-                    <a:blip r:embed="rId59"/>
+                    <a:blip r:embed="rId77"/>
                     <a:stretch>
                       <a:fillRect/>
                     </a:stretch>
@@ -15099,7 +15099,7 @@
                   <pic:spPr bwMode="auto">
                     <a:xfrm>
                       <a:off x="0" y="0"/>
-                      <a:ext cx="5067300" cy="3116041"/>
+                      <a:ext cx="4343400" cy="2670892"/>
                     </a:xfrm>
                     <a:prstGeom prst="rect">
                       <a:avLst/>
@@ -15593,9 +15593,9 @@
         </w:tc>
       </w:tr>
     </w:tbl>
-    <w:bookmarkEnd w:id="62"/>
-    <w:bookmarkEnd w:id="63"/>
-    <w:bookmarkStart w:id="64" w:name="X3ca00c7b537b9ed7b66786a6e411dfeb54cb250"/>
+    <w:bookmarkEnd w:id="80"/>
+    <w:bookmarkEnd w:id="81"/>
+    <w:bookmarkStart w:id="82" w:name="X3ca00c7b537b9ed7b66786a6e411dfeb54cb250"/>
     <w:p>
       <w:pPr>
         <w:pStyle w:val="Heading2"/>
@@ -15750,8 +15750,8 @@
         <w:t xml:space="preserve">38 km konvensional menjadi 11 km untuk alert manusia dan 4 km untuk lapisan alert infrastruktur. Kedua studi kasus ini, meski terbatas dalam jumlah, menjadi anchor klaim utilitas operasional kerangka untuk jaringan InaTEWS.</w:t>
       </w:r>
     </w:p>
-    <w:bookmarkEnd w:id="64"/>
-    <w:bookmarkStart w:id="68" w:name="eksperimen-3-uji-saturasi-magnitudo"/>
+    <w:bookmarkEnd w:id="82"/>
+    <w:bookmarkStart w:id="86" w:name="eksperimen-3-uji-saturasi-magnitudo"/>
     <w:p>
       <w:pPr>
         <w:pStyle w:val="Heading2"/>
@@ -16265,20 +16265,20 @@
       <w:r>
         <w:drawing>
           <wp:inline>
-            <wp:extent cx="5067300" cy="2105352"/>
+            <wp:extent cx="4343400" cy="1804587"/>
             <wp:effectExtent b="0" l="0" r="0" t="0"/>
-            <wp:docPr descr="" title="" id="66" name="Picture"/>
+            <wp:docPr descr="" title="" id="84" name="Picture"/>
             <a:graphic>
               <a:graphicData uri="http://schemas.openxmlformats.org/drawingml/2006/picture">
                 <pic:pic>
                   <pic:nvPicPr>
-                    <pic:cNvPr descr="figures/intensity_vs_accuracy_correlation.png" id="67" name="Picture"/>
+                    <pic:cNvPr descr="figures/intensity_vs_accuracy_correlation.png" id="85" name="Picture"/>
                     <pic:cNvPicPr>
                       <a:picLocks noChangeArrowheads="1" noChangeAspect="1"/>
                     </pic:cNvPicPr>
                   </pic:nvPicPr>
                   <pic:blipFill>
-                    <a:blip r:embed="rId65"/>
+                    <a:blip r:embed="rId83"/>
                     <a:stretch>
                       <a:fillRect/>
                     </a:stretch>
@@ -16286,7 +16286,7 @@
                   <pic:spPr bwMode="auto">
                     <a:xfrm>
                       <a:off x="0" y="0"/>
-                      <a:ext cx="5067300" cy="2105352"/>
+                      <a:ext cx="4343400" cy="1804587"/>
                     </a:xfrm>
                     <a:prstGeom prst="rect">
                       <a:avLst/>
@@ -16336,8 +16336,8 @@
         <w:t xml:space="preserve">stratified by PGA operational class (Weak &lt; 0.0053 gal, Moderate 0.0053–0.0958 gal, Strong 0.0958–0.1 gal, Severe ≥ 0.1 gal). Accuracy monotonically increases with kelas intensitas at all spectral periods, demonstrating that the IDA-PTW framework delivers its best predictions precisely where the hazard is most severe.</w:t>
       </w:r>
     </w:p>
-    <w:bookmarkEnd w:id="68"/>
-    <w:bookmarkStart w:id="69" w:name="eksperimen-4-sensitivitas-p-arrival"/>
+    <w:bookmarkEnd w:id="86"/>
+    <w:bookmarkStart w:id="87" w:name="eksperimen-4-sensitivitas-p-arrival"/>
     <w:p>
       <w:pPr>
         <w:pStyle w:val="Heading2"/>
@@ -16396,8 +16396,8 @@
         <w:t xml:space="preserve">) without requiring sub-second pick precision.</w:t>
       </w:r>
     </w:p>
-    <w:bookmarkEnd w:id="69"/>
-    <w:bookmarkStart w:id="77" w:name="Xd9272e05dcb596008880dc27f4f630a943eee77"/>
+    <w:bookmarkEnd w:id="87"/>
+    <w:bookmarkStart w:id="95" w:name="Xd9272e05dcb596008880dc27f4f630a943eee77"/>
     <w:p>
       <w:pPr>
         <w:pStyle w:val="Heading2"/>
@@ -16429,7 +16429,7 @@
         <w:t xml:space="preserve">:</w:t>
       </w:r>
     </w:p>
-    <w:bookmarkStart w:id="76" w:name="residual-decomposition."/>
+    <w:bookmarkStart w:id="94" w:name="residual-decomposition."/>
     <w:p>
       <w:pPr>
         <w:pStyle w:val="Heading4"/>
@@ -18530,20 +18530,20 @@
       <w:r>
         <w:drawing>
           <wp:inline>
-            <wp:extent cx="5067300" cy="1678914"/>
+            <wp:extent cx="4343400" cy="1439069"/>
             <wp:effectExtent b="0" l="0" r="0" t="0"/>
-            <wp:docPr descr="" title="" id="71" name="Picture"/>
+            <wp:docPr descr="" title="" id="89" name="Picture"/>
             <a:graphic>
               <a:graphicData uri="http://schemas.openxmlformats.org/drawingml/2006/picture">
                 <pic:pic>
                   <pic:nvPicPr>
-                    <pic:cNvPr descr="figures/validation_dashboard_T1.000.png" id="72" name="Picture"/>
+                    <pic:cNvPr descr="figures/validation_dashboard_T1.000.png" id="90" name="Picture"/>
                     <pic:cNvPicPr>
                       <a:picLocks noChangeArrowheads="1" noChangeAspect="1"/>
                     </pic:cNvPicPr>
                   </pic:nvPicPr>
                   <pic:blipFill>
-                    <a:blip r:embed="rId70"/>
+                    <a:blip r:embed="rId88"/>
                     <a:stretch>
                       <a:fillRect/>
                     </a:stretch>
@@ -18551,7 +18551,7 @@
                   <pic:spPr bwMode="auto">
                     <a:xfrm>
                       <a:off x="0" y="0"/>
-                      <a:ext cx="5067300" cy="1678914"/>
+                      <a:ext cx="4343400" cy="1439069"/>
                     </a:xfrm>
                     <a:prstGeom prst="rect">
                       <a:avLst/>
@@ -18798,20 +18798,20 @@
       <w:r>
         <w:drawing>
           <wp:inline>
-            <wp:extent cx="5067300" cy="1881578"/>
+            <wp:extent cx="4343400" cy="1612781"/>
             <wp:effectExtent b="0" l="0" r="0" t="0"/>
-            <wp:docPr descr="" title="" id="74" name="Picture"/>
+            <wp:docPr descr="" title="" id="92" name="Picture"/>
             <a:graphic>
               <a:graphicData uri="http://schemas.openxmlformats.org/drawingml/2006/picture">
                 <pic:pic>
                   <pic:nvPicPr>
-                    <pic:cNvPr descr="figures/sigma_decomposition.png" id="75" name="Picture"/>
+                    <pic:cNvPr descr="figures/sigma_decomposition.png" id="93" name="Picture"/>
                     <pic:cNvPicPr>
                       <a:picLocks noChangeArrowheads="1" noChangeAspect="1"/>
                     </pic:cNvPicPr>
                   </pic:nvPicPr>
                   <pic:blipFill>
-                    <a:blip r:embed="rId73"/>
+                    <a:blip r:embed="rId91"/>
                     <a:stretch>
                       <a:fillRect/>
                     </a:stretch>
@@ -18819,7 +18819,7 @@
                   <pic:spPr bwMode="auto">
                     <a:xfrm>
                       <a:off x="0" y="0"/>
-                      <a:ext cx="5067300" cy="1881578"/>
+                      <a:ext cx="4343400" cy="1612781"/>
                     </a:xfrm>
                     <a:prstGeom prst="rect">
                       <a:avLst/>
@@ -19016,9 +19016,9 @@
         <w:t xml:space="preserve">, orange), averaging 83.3% and 54.4% respectively across periods.</w:t>
       </w:r>
     </w:p>
-    <w:bookmarkEnd w:id="76"/>
-    <w:bookmarkEnd w:id="77"/>
-    <w:bookmarkStart w:id="82" w:name="Xfefcb5a786f44c2c425fa8a9a9c4a1041b0a55e"/>
+    <w:bookmarkEnd w:id="94"/>
+    <w:bookmarkEnd w:id="95"/>
+    <w:bookmarkStart w:id="100" w:name="Xfefcb5a786f44c2c425fa8a9a9c4a1041b0a55e"/>
     <w:p>
       <w:pPr>
         <w:pStyle w:val="Heading2"/>
@@ -19058,7 +19058,7 @@
         <w:t xml:space="preserve">analysis, bagian ini presents a complementary per-station analysis that empirically validates the comprehensive 90-feature design choice and menyediakan foundation for adaptive site-aware EEWS extensions. A central question raised during the dissertation defense (May 2026 monev) is whether feature importance varies systematically across BMKG stations, and whether such variation correlates with site characteristics or recorded event types. This section presents a per-station analysis on 100 BMKG stations with ≥100 records each, providing empirical foundation for adaptive site-aware EEWS architecture.</w:t>
       </w:r>
     </w:p>
-    <w:bookmarkStart w:id="78" w:name="metodologi"/>
+    <w:bookmarkStart w:id="96" w:name="metodologi"/>
     <w:p>
       <w:pPr>
         <w:pStyle w:val="Heading3"/>
@@ -19104,8 +19104,8 @@
         <w:t xml:space="preserve">. We applied hierarchical clustering with cosine distance and average linkage to identify station clusters with similar dominance patterns.</w:t>
       </w:r>
     </w:p>
-    <w:bookmarkEnd w:id="78"/>
-    <w:bookmarkStart w:id="79" w:name="X1893d4b7111f22ceaea9474a8ea4ea21f8ee75a"/>
+    <w:bookmarkEnd w:id="96"/>
+    <w:bookmarkStart w:id="97" w:name="X1893d4b7111f22ceaea9474a8ea4ea21f8ee75a"/>
     <w:p>
       <w:pPr>
         <w:pStyle w:val="Heading3"/>
@@ -19583,8 +19583,8 @@
         <w:t xml:space="preserve">: τ_c alone contributes 60% gain. This isolated case merepresentasikan an extreme soft-sediment site where corner-period dominates as the only reliable predictor.</w:t>
       </w:r>
     </w:p>
-    <w:bookmarkEnd w:id="79"/>
-    <w:bookmarkStart w:id="80" w:name="korelasi-dengan-karakteristik-site"/>
+    <w:bookmarkEnd w:id="97"/>
+    <w:bookmarkStart w:id="98" w:name="korelasi-dengan-karakteristik-site"/>
     <w:p>
       <w:pPr>
         <w:pStyle w:val="Heading3"/>
@@ -19601,8 +19601,8 @@
         <w:t xml:space="preserve">Vs30 and average log-distance show weak linear correlation with frequency-family dominance (R = -0.18). However, clustering reveals lebih meaningful structure: stations with very low Vs30 (cluster 4 at 143 m/s) exhibit extreme τ_c dominance, consistent with the φ_S2S (site-to-site) variance in the Al Atik 2010 framework. This empirically validates the orthogonality of the 90-feature design — the variety of dominance patterns across clusters justifies the comprehensive feature set bukan a minimal subset.</w:t>
       </w:r>
     </w:p>
-    <w:bookmarkEnd w:id="80"/>
-    <w:bookmarkStart w:id="81" w:name="implikasi-untuk-eews-adaptif-site-aware"/>
+    <w:bookmarkEnd w:id="98"/>
+    <w:bookmarkStart w:id="99" w:name="implikasi-untuk-eews-adaptif-site-aware"/>
     <w:p>
       <w:pPr>
         <w:pStyle w:val="Heading3"/>
@@ -19619,9 +19619,9 @@
         <w:t xml:space="preserve">These findings establish a foundation for adaptive site-aware EEWS, where real-time feature subset selection could be informed by station-specific signatures. For 92% mainstream stations, the standard 90-feature input remains optimal; for 8% outlier stations, specialized feature subsets emphasizing cepstral or τ_c features may improve accuracy. This merepresentasikan a future research direction (Paper 4) building directly on the IDA-PTW infrastructure presented herein.</w:t>
       </w:r>
     </w:p>
-    <w:bookmarkEnd w:id="81"/>
-    <w:bookmarkEnd w:id="82"/>
-    <w:bookmarkStart w:id="83" w:name="kepatuhan-golden-time"/>
+    <w:bookmarkEnd w:id="99"/>
+    <w:bookmarkEnd w:id="100"/>
+    <w:bookmarkStart w:id="101" w:name="kepatuhan-golden-time"/>
     <w:p>
       <w:pPr>
         <w:pStyle w:val="Heading2"/>
@@ -19717,9 +19717,9 @@
         </w:pict>
       </w:r>
     </w:p>
-    <w:bookmarkEnd w:id="83"/>
-    <w:bookmarkEnd w:id="84"/>
-    <w:bookmarkStart w:id="95" w:name="pembahasan"/>
+    <w:bookmarkEnd w:id="101"/>
+    <w:bookmarkEnd w:id="102"/>
+    <w:bookmarkStart w:id="113" w:name="pembahasan"/>
     <w:p>
       <w:pPr>
         <w:pStyle w:val="Heading1"/>
@@ -19728,7 +19728,7 @@
         <w:t xml:space="preserve">Pembahasan</w:t>
       </w:r>
     </w:p>
-    <w:bookmarkStart w:id="85" w:name="Xf08b9b09656a9ea507b0e40d8ff96409f6e1c44"/>
+    <w:bookmarkStart w:id="103" w:name="Xf08b9b09656a9ea507b0e40d8ff96409f6e1c44"/>
     <w:p>
       <w:pPr>
         <w:pStyle w:val="Heading2"/>
@@ -19983,8 +19983,8 @@
         <w:t xml:space="preserve">dalam dekomposisi sigma Al Atik (2010) yang dibahas di Sec. 6.3.</w:t>
       </w:r>
     </w:p>
-    <w:bookmarkEnd w:id="85"/>
-    <w:bookmarkStart w:id="89" w:name="feature-dichotomy-validasi-empiris"/>
+    <w:bookmarkEnd w:id="103"/>
+    <w:bookmarkStart w:id="107" w:name="feature-dichotomy-validasi-empiris"/>
     <w:p>
       <w:pPr>
         <w:pStyle w:val="Heading2"/>
@@ -20127,20 +20127,20 @@
       <w:r>
         <w:drawing>
           <wp:inline>
-            <wp:extent cx="5067300" cy="2827131"/>
+            <wp:extent cx="4343400" cy="2423255"/>
             <wp:effectExtent b="0" l="0" r="0" t="0"/>
-            <wp:docPr descr="" title="" id="87" name="Picture"/>
+            <wp:docPr descr="" title="" id="105" name="Picture"/>
             <a:graphic>
               <a:graphicData uri="http://schemas.openxmlformats.org/drawingml/2006/picture">
                 <pic:pic>
                   <pic:nvPicPr>
-                    <pic:cNvPr descr="figures/xgboost_gated_stage2_comparison.png" id="88" name="Picture"/>
+                    <pic:cNvPr descr="figures/xgboost_gated_stage2_comparison.png" id="106" name="Picture"/>
                     <pic:cNvPicPr>
                       <a:picLocks noChangeArrowheads="1" noChangeAspect="1"/>
                     </pic:cNvPicPr>
                   </pic:nvPicPr>
                   <pic:blipFill>
-                    <a:blip r:embed="rId86"/>
+                    <a:blip r:embed="rId104"/>
                     <a:stretch>
                       <a:fillRect/>
                     </a:stretch>
@@ -20148,7 +20148,7 @@
                   <pic:spPr bwMode="auto">
                     <a:xfrm>
                       <a:off x="0" y="0"/>
-                      <a:ext cx="5067300" cy="2827131"/>
+                      <a:ext cx="4343400" cy="2423255"/>
                     </a:xfrm>
                     <a:prstGeom prst="rect">
                       <a:avLst/>
@@ -20207,8 +20207,8 @@
         <w:t xml:space="preserve">in the safety-critical period range (0.1–3 s), empirically validating the Feature Dichotomy hypothesis.</w:t>
       </w:r>
     </w:p>
-    <w:bookmarkEnd w:id="89"/>
-    <w:bookmarkStart w:id="91" w:name="dominansi-intra-event-dan-prioritas-vs30"/>
+    <w:bookmarkEnd w:id="107"/>
+    <w:bookmarkStart w:id="109" w:name="dominansi-intra-event-dan-prioritas-vs30"/>
     <w:p>
       <w:pPr>
         <w:pStyle w:val="Heading2"/>
@@ -20436,7 +20436,7 @@
         <w:t xml:space="preserve">at T = 0.3–0.5 s (Table 17).</w:t>
       </w:r>
     </w:p>
-    <w:bookmarkStart w:id="90" w:name="the-vs30-improvement-potential."/>
+    <w:bookmarkStart w:id="108" w:name="the-vs30-improvement-potential."/>
     <w:p>
       <w:pPr>
         <w:pStyle w:val="Heading4"/>
@@ -20607,9 +20607,9 @@
         <w:t xml:space="preserve">from 0.902 to approximately 0.75–0.80 at T = 0.3 s.</w:t>
       </w:r>
     </w:p>
-    <w:bookmarkEnd w:id="90"/>
-    <w:bookmarkEnd w:id="91"/>
-    <w:bookmarkStart w:id="92" w:name="operasi-otonom"/>
+    <w:bookmarkEnd w:id="108"/>
+    <w:bookmarkEnd w:id="109"/>
+    <w:bookmarkStart w:id="110" w:name="operasi-otonom"/>
     <w:p>
       <w:pPr>
         <w:pStyle w:val="Heading2"/>
@@ -20704,8 +20704,8 @@
         <w:t xml:space="preserve">propose a comprehensive EEW assessment framework for low-seismicity areas, noting the challenge of threshold optimization with limited historical Damaging events. Their framework’s emphasis on false alarm management directly motivates the multi-threshold Stage 0 design (Table 7): Conservative (0.02% FAR) for nuclear and hospital facilities; Balanced (1.09% FAR) for general human protection; Aggressive (5.0% FAR) for automated industrial and transportation systems.</w:t>
       </w:r>
     </w:p>
-    <w:bookmarkEnd w:id="92"/>
-    <w:bookmarkStart w:id="93" w:name="hasil-negatif-dan-keterbatasan-jujur"/>
+    <w:bookmarkEnd w:id="110"/>
+    <w:bookmarkStart w:id="111" w:name="hasil-negatif-dan-keterbatasan-jujur"/>
     <w:p>
       <w:pPr>
         <w:pStyle w:val="Heading2"/>
@@ -21179,8 +21179,8 @@
         <w:t xml:space="preserve">record. Keterbatasan ini membatasi klaim sekarang; tak satupun yang menggugurkan prinsip saturation-aware adaptive-PTW yang ditetapkan kerangka ini.</w:t>
       </w:r>
     </w:p>
-    <w:bookmarkEnd w:id="93"/>
-    <w:bookmarkStart w:id="94" w:name="arah-riset-masa-depan"/>
+    <w:bookmarkEnd w:id="111"/>
+    <w:bookmarkStart w:id="112" w:name="arah-riset-masa-depan"/>
     <w:p>
       <w:pPr>
         <w:pStyle w:val="Heading2"/>
@@ -21399,9 +21399,9 @@
         </w:pict>
       </w:r>
     </w:p>
-    <w:bookmarkEnd w:id="94"/>
-    <w:bookmarkEnd w:id="95"/>
-    <w:bookmarkStart w:id="96" w:name="kesimpulan"/>
+    <w:bookmarkEnd w:id="112"/>
+    <w:bookmarkEnd w:id="113"/>
+    <w:bookmarkStart w:id="114" w:name="kesimpulan"/>
     <w:p>
       <w:pPr>
         <w:pStyle w:val="Heading1"/>
@@ -23019,8 +23019,8 @@
         </w:pict>
       </w:r>
     </w:p>
-    <w:bookmarkEnd w:id="96"/>
-    <w:bookmarkStart w:id="98" w:name="ketersediaan-data-dan-kode"/>
+    <w:bookmarkEnd w:id="114"/>
+    <w:bookmarkStart w:id="116" w:name="ketersediaan-data-dan-kode"/>
     <w:p>
       <w:pPr>
         <w:pStyle w:val="Heading1"/>
@@ -23082,7 +23082,7 @@
       <w:r>
         <w:t xml:space="preserve"> </w:t>
       </w:r>
-      <w:hyperlink r:id="rId97">
+      <w:hyperlink r:id="rId115">
         <w:r>
           <w:rPr>
             <w:rStyle w:val="Hyperlink"/>
@@ -23226,8 +23226,8 @@
         <w:t xml:space="preserve">dirujuk di Sec. 6.5.</w:t>
       </w:r>
     </w:p>
-    <w:bookmarkEnd w:id="98"/>
-    <w:bookmarkStart w:id="100" w:name="penghargaan"/>
+    <w:bookmarkEnd w:id="116"/>
+    <w:bookmarkStart w:id="118" w:name="penghargaan"/>
     <w:p>
       <w:pPr>
         <w:pStyle w:val="Heading1"/>
@@ -23268,7 +23268,7 @@
         <w:t xml:space="preserve">Departemen Fisika, Universitas Indonesia.</w:t>
       </w:r>
     </w:p>
-    <w:bookmarkStart w:id="99" w:name="pengungkapan-penggunaan-ai."/>
+    <w:bookmarkStart w:id="117" w:name="pengungkapan-penggunaan-ai."/>
     <w:p>
       <w:pPr>
         <w:pStyle w:val="Heading4"/>
@@ -23373,12 +23373,22 @@
         <w:t xml:space="preserve">sebelum dimasukkan.</w:t>
       </w:r>
     </w:p>
-    <w:bookmarkEnd w:id="99"/>
-    <w:bookmarkEnd w:id="100"/>
+    <w:bookmarkEnd w:id="117"/>
+    <w:bookmarkEnd w:id="118"/>
     <w:sectPr>
+      <w:headerReference r:id="rId15" w:type="even"/>
+      <w:headerReference r:id="rId16" w:type="default"/>
+      <w:headerReference r:id="rId17" w:type="first"/>
+      <w:footerReference r:id="rId18" w:type="first"/>
       <w:footnotePr>
-        <w:numRestart w:val="eachSect"/>
+        <w:numFmt w:val="chicago"/>
       </w:footnotePr>
+      <w:pgSz w:code="9" w:h="16834" w:w="11909"/>
+      <w:pgMar w:bottom="2650" w:footer="2189" w:gutter="0" w:header="2664" w:left="2347" w:right="2362" w:top="2664"/>
+      <w:pgNumType w:start="1"/>
+      <w:cols w:space="720"/>
+      <w:titlePg/>
+      <w:docGrid w:linePitch="360"/>
     </w:sectPr>
   </w:body>
 </w:document>
@@ -23388,6 +23398,52 @@
 <w:comments xmlns:w="http://schemas.openxmlformats.org/wordprocessingml/2006/main" xmlns:m="http://schemas.openxmlformats.org/officeDocument/2006/math" xmlns:r="http://schemas.openxmlformats.org/officeDocument/2006/relationships" xmlns:o="urn:schemas-microsoft-com:office:office" xmlns:v="urn:schemas-microsoft-com:vml" xmlns:w10="urn:schemas-microsoft-com:office:word" xmlns:a="http://schemas.openxmlformats.org/drawingml/2006/main" xmlns:pic="http://schemas.openxmlformats.org/drawingml/2006/picture" xmlns:wp="http://schemas.openxmlformats.org/drawingml/2006/wordprocessingDrawing"/>
 </file>
 
+<file path=word/footer1.xml><?xml version="1.0" encoding="utf-8"?>
+<w:ftr xmlns:wpc="http://schemas.microsoft.com/office/word/2010/wordprocessingCanvas" xmlns:cx="http://schemas.microsoft.com/office/drawing/2014/chartex" xmlns:cx1="http://schemas.microsoft.com/office/drawing/2015/9/8/chartex" xmlns:cx2="http://schemas.microsoft.com/office/drawing/2015/10/21/chartex" xmlns:cx3="http://schemas.microsoft.com/office/drawing/2016/5/9/chartex" xmlns:cx4="http://schemas.microsoft.com/office/drawing/2016/5/10/chartex" xmlns:cx5="http://schemas.microsoft.com/office/drawing/2016/5/11/chartex" xmlns:cx6="http://schemas.microsoft.com/office/drawing/2016/5/12/chartex" xmlns:cx7="http://schemas.microsoft.com/office/drawing/2016/5/13/chartex" xmlns:cx8="http://schemas.microsoft.com/office/drawing/2016/5/14/chartex" xmlns:mc="http://schemas.openxmlformats.org/markup-compatibility/2006" xmlns:aink="http://schemas.microsoft.com/office/drawing/2016/ink" xmlns:am3d="http://schemas.microsoft.com/office/drawing/2017/model3d" xmlns:o="urn:schemas-microsoft-com:office:office" xmlns:r="http://schemas.openxmlformats.org/officeDocument/2006/relationships" xmlns:m="http://schemas.openxmlformats.org/officeDocument/2006/math" xmlns:v="urn:schemas-microsoft-com:vml" xmlns:wp14="http://schemas.microsoft.com/office/word/2010/wordprocessingDrawing" xmlns:wp="http://schemas.openxmlformats.org/drawingml/2006/wordprocessingDrawing" xmlns:w10="urn:schemas-microsoft-com:office:word" xmlns:w="http://schemas.openxmlformats.org/wordprocessingml/2006/main" xmlns:w14="http://schemas.microsoft.com/office/word/2010/wordml" xmlns:w15="http://schemas.microsoft.com/office/word/2012/wordml" xmlns:w16cid="http://schemas.microsoft.com/office/word/2016/wordml/cid" xmlns:w16se="http://schemas.microsoft.com/office/word/2015/wordml/symex" xmlns:wpg="http://schemas.microsoft.com/office/word/2010/wordprocessingGroup" xmlns:wpi="http://schemas.microsoft.com/office/word/2010/wordprocessingInk" xmlns:wne="http://schemas.microsoft.com/office/word/2006/wordml" xmlns:wps="http://schemas.microsoft.com/office/word/2010/wordprocessingShape" mc:Ignorable="w14 w15 w16se w16cid wp14">
+  <w:p>
+    <w:pPr>
+      <w:jc w:val="center"/>
+    </w:pPr>
+    <w:r>
+      <w:rPr>
+        <w:rStyle w:val="PageNumber"/>
+        <w:sz w:val="16"/>
+      </w:rPr>
+      <w:fldChar w:fldCharType="begin"/>
+    </w:r>
+    <w:r>
+      <w:rPr>
+        <w:rStyle w:val="PageNumber"/>
+        <w:sz w:val="16"/>
+      </w:rPr>
+      <w:instrText xml:space="preserve"> PAGE </w:instrText>
+    </w:r>
+    <w:r>
+      <w:rPr>
+        <w:rStyle w:val="PageNumber"/>
+        <w:sz w:val="16"/>
+      </w:rPr>
+      <w:fldChar w:fldCharType="separate"/>
+    </w:r>
+    <w:r>
+      <w:rPr>
+        <w:rStyle w:val="PageNumber"/>
+        <w:noProof/>
+        <w:sz w:val="16"/>
+      </w:rPr>
+      <w:t>1</w:t>
+    </w:r>
+    <w:r>
+      <w:rPr>
+        <w:rStyle w:val="PageNumber"/>
+        <w:sz w:val="16"/>
+      </w:rPr>
+      <w:fldChar w:fldCharType="end"/>
+    </w:r>
+  </w:p>
+</w:ftr>
+</file>
+
 <file path=word/footnotes.xml><?xml version="1.0" encoding="utf-8"?>
 <w:footnotes xmlns:w="http://schemas.openxmlformats.org/wordprocessingml/2006/main" xmlns:m="http://schemas.openxmlformats.org/officeDocument/2006/math" xmlns:r="http://schemas.openxmlformats.org/officeDocument/2006/relationships" xmlns:o="urn:schemas-microsoft-com:office:office" xmlns:v="urn:schemas-microsoft-com:vml" xmlns:w10="urn:schemas-microsoft-com:office:word" xmlns:a="http://schemas.openxmlformats.org/drawingml/2006/main" xmlns:pic="http://schemas.openxmlformats.org/drawingml/2006/picture" xmlns:wp="http://schemas.openxmlformats.org/drawingml/2006/wordprocessingDrawing">
   <w:footnote w:type="continuationSeparator" w:id="0">
@@ -23407,8 +23463,2341 @@
 </w:footnotes>
 </file>
 
+<file path=word/header1.xml><?xml version="1.0" encoding="utf-8"?>
+<w:hdr xmlns:wpc="http://schemas.microsoft.com/office/word/2010/wordprocessingCanvas" xmlns:cx="http://schemas.microsoft.com/office/drawing/2014/chartex" xmlns:cx1="http://schemas.microsoft.com/office/drawing/2015/9/8/chartex" xmlns:cx2="http://schemas.microsoft.com/office/drawing/2015/10/21/chartex" xmlns:cx3="http://schemas.microsoft.com/office/drawing/2016/5/9/chartex" xmlns:cx4="http://schemas.microsoft.com/office/drawing/2016/5/10/chartex" xmlns:cx5="http://schemas.microsoft.com/office/drawing/2016/5/11/chartex" xmlns:cx6="http://schemas.microsoft.com/office/drawing/2016/5/12/chartex" xmlns:cx7="http://schemas.microsoft.com/office/drawing/2016/5/13/chartex" xmlns:cx8="http://schemas.microsoft.com/office/drawing/2016/5/14/chartex" xmlns:mc="http://schemas.openxmlformats.org/markup-compatibility/2006" xmlns:aink="http://schemas.microsoft.com/office/drawing/2016/ink" xmlns:am3d="http://schemas.microsoft.com/office/drawing/2017/model3d" xmlns:o="urn:schemas-microsoft-com:office:office" xmlns:r="http://schemas.openxmlformats.org/officeDocument/2006/relationships" xmlns:m="http://schemas.openxmlformats.org/officeDocument/2006/math" xmlns:v="urn:schemas-microsoft-com:vml" xmlns:wp14="http://schemas.microsoft.com/office/word/2010/wordprocessingDrawing" xmlns:wp="http://schemas.openxmlformats.org/drawingml/2006/wordprocessingDrawing" xmlns:w10="urn:schemas-microsoft-com:office:word" xmlns:w="http://schemas.openxmlformats.org/wordprocessingml/2006/main" xmlns:w14="http://schemas.microsoft.com/office/word/2010/wordml" xmlns:w15="http://schemas.microsoft.com/office/word/2012/wordml" xmlns:w16cid="http://schemas.microsoft.com/office/word/2016/wordml/cid" xmlns:w16se="http://schemas.microsoft.com/office/word/2015/wordml/symex" xmlns:wpg="http://schemas.microsoft.com/office/word/2010/wordprocessingGroup" xmlns:wpi="http://schemas.microsoft.com/office/word/2010/wordprocessingInk" xmlns:wne="http://schemas.microsoft.com/office/word/2006/wordml" xmlns:wps="http://schemas.microsoft.com/office/word/2010/wordprocessingShape" mc:Ignorable="w14 w15 w16se w16cid wp14">
+  <w:p>
+    <w:pPr>
+      <w:pStyle w:val="Header"/>
+      <w:rPr>
+        <w:position w:val="4"/>
+      </w:rPr>
+    </w:pPr>
+    <w:r>
+      <w:rPr>
+        <w:noProof/>
+      </w:rPr>
+      <mc:AlternateContent>
+        <mc:Choice Requires="wpg">
+          <w:drawing>
+            <wp:anchor distT="0" distB="0" distL="114300" distR="114300" simplePos="0" relativeHeight="251659264" behindDoc="1" locked="1" layoutInCell="1" allowOverlap="1" wp14:anchorId="66913D39" wp14:editId="227B7361">
+              <wp:simplePos x="0" y="0"/>
+              <wp:positionH relativeFrom="page">
+                <wp:align>center</wp:align>
+              </wp:positionH>
+              <wp:positionV relativeFrom="page">
+                <wp:align>center</wp:align>
+              </wp:positionV>
+              <wp:extent cx="6668770" cy="9638665"/>
+              <wp:effectExtent l="0" t="0" r="17780" b="19685"/>
+              <wp:wrapNone/>
+              <wp:docPr id="32" name="Group 32"/>
+              <wp:cNvGraphicFramePr>
+                <a:graphicFrameLocks xmlns:a="http://schemas.openxmlformats.org/drawingml/2006/main"/>
+              </wp:cNvGraphicFramePr>
+              <a:graphic xmlns:a="http://schemas.openxmlformats.org/drawingml/2006/main">
+                <a:graphicData uri="http://schemas.microsoft.com/office/word/2010/wordprocessingGroup">
+                  <wpg:wgp>
+                    <wpg:cNvGrpSpPr>
+                      <a:grpSpLocks/>
+                    </wpg:cNvGrpSpPr>
+                    <wpg:grpSpPr bwMode="auto">
+                      <a:xfrm>
+                        <a:off x="0" y="0"/>
+                        <a:ext cx="6668770" cy="9638665"/>
+                        <a:chOff x="691" y="819"/>
+                        <a:chExt cx="10502" cy="15179"/>
+                      </a:xfrm>
+                    </wpg:grpSpPr>
+                    <wpg:grpSp>
+                      <wpg:cNvPr id="33" name="Group 33"/>
+                      <wpg:cNvGrpSpPr>
+                        <a:grpSpLocks/>
+                      </wpg:cNvGrpSpPr>
+                      <wpg:grpSpPr bwMode="auto">
+                        <a:xfrm>
+                          <a:off x="691" y="819"/>
+                          <a:ext cx="10502" cy="576"/>
+                          <a:chOff x="693" y="819"/>
+                          <a:chExt cx="10502" cy="576"/>
+                        </a:xfrm>
+                      </wpg:grpSpPr>
+                      <wpg:grpSp>
+                        <wpg:cNvPr id="34" name="Group 34"/>
+                        <wpg:cNvGrpSpPr>
+                          <a:grpSpLocks/>
+                        </wpg:cNvGrpSpPr>
+                        <wpg:grpSpPr bwMode="auto">
+                          <a:xfrm>
+                            <a:off x="693" y="819"/>
+                            <a:ext cx="582" cy="576"/>
+                            <a:chOff x="691" y="821"/>
+                            <a:chExt cx="582" cy="576"/>
+                          </a:xfrm>
+                        </wpg:grpSpPr>
+                        <wps:wsp>
+                          <wps:cNvPr id="35" name="Line 35"/>
+                          <wps:cNvCnPr/>
+                          <wps:spPr bwMode="auto">
+                            <a:xfrm flipV="1">
+                              <a:off x="1273" y="821"/>
+                              <a:ext cx="0" cy="432"/>
+                            </a:xfrm>
+                            <a:prstGeom prst="line">
+                              <a:avLst/>
+                            </a:prstGeom>
+                            <a:noFill/>
+                            <a:ln w="3175">
+                              <a:solidFill>
+                                <a:srgbClr val="000000"/>
+                              </a:solidFill>
+                              <a:round/>
+                              <a:headEnd/>
+                              <a:tailEnd/>
+                            </a:ln>
+                            <a:extLst>
+                              <a:ext uri="{909E8E84-426E-40DD-AFC4-6F175D3DCCD1}">
+                                <a14:hiddenFill xmlns:a14="http://schemas.microsoft.com/office/drawing/2010/main">
+                                  <a:noFill/>
+                                </a14:hiddenFill>
+                              </a:ext>
+                            </a:extLst>
+                          </wps:spPr>
+                          <wps:bodyPr/>
+                        </wps:wsp>
+                        <wps:wsp>
+                          <wps:cNvPr id="36" name="Line 36"/>
+                          <wps:cNvCnPr/>
+                          <wps:spPr bwMode="auto">
+                            <a:xfrm rot="16200000" flipV="1">
+                              <a:off x="907" y="1181"/>
+                              <a:ext cx="0" cy="432"/>
+                            </a:xfrm>
+                            <a:prstGeom prst="line">
+                              <a:avLst/>
+                            </a:prstGeom>
+                            <a:noFill/>
+                            <a:ln w="3175">
+                              <a:solidFill>
+                                <a:srgbClr val="000000"/>
+                              </a:solidFill>
+                              <a:round/>
+                              <a:headEnd/>
+                              <a:tailEnd/>
+                            </a:ln>
+                            <a:extLst>
+                              <a:ext uri="{909E8E84-426E-40DD-AFC4-6F175D3DCCD1}">
+                                <a14:hiddenFill xmlns:a14="http://schemas.microsoft.com/office/drawing/2010/main">
+                                  <a:noFill/>
+                                </a14:hiddenFill>
+                              </a:ext>
+                            </a:extLst>
+                          </wps:spPr>
+                          <wps:bodyPr/>
+                        </wps:wsp>
+                      </wpg:grpSp>
+                      <wpg:grpSp>
+                        <wpg:cNvPr id="37" name="Group 37"/>
+                        <wpg:cNvGrpSpPr>
+                          <a:grpSpLocks/>
+                        </wpg:cNvGrpSpPr>
+                        <wpg:grpSpPr bwMode="auto">
+                          <a:xfrm flipH="1">
+                            <a:off x="10613" y="819"/>
+                            <a:ext cx="582" cy="576"/>
+                            <a:chOff x="691" y="821"/>
+                            <a:chExt cx="582" cy="576"/>
+                          </a:xfrm>
+                        </wpg:grpSpPr>
+                        <wps:wsp>
+                          <wps:cNvPr id="38" name="Line 38"/>
+                          <wps:cNvCnPr/>
+                          <wps:spPr bwMode="auto">
+                            <a:xfrm flipV="1">
+                              <a:off x="1273" y="821"/>
+                              <a:ext cx="0" cy="432"/>
+                            </a:xfrm>
+                            <a:prstGeom prst="line">
+                              <a:avLst/>
+                            </a:prstGeom>
+                            <a:noFill/>
+                            <a:ln w="3175">
+                              <a:solidFill>
+                                <a:srgbClr val="000000"/>
+                              </a:solidFill>
+                              <a:round/>
+                              <a:headEnd/>
+                              <a:tailEnd/>
+                            </a:ln>
+                            <a:extLst>
+                              <a:ext uri="{909E8E84-426E-40DD-AFC4-6F175D3DCCD1}">
+                                <a14:hiddenFill xmlns:a14="http://schemas.microsoft.com/office/drawing/2010/main">
+                                  <a:noFill/>
+                                </a14:hiddenFill>
+                              </a:ext>
+                            </a:extLst>
+                          </wps:spPr>
+                          <wps:bodyPr/>
+                        </wps:wsp>
+                        <wps:wsp>
+                          <wps:cNvPr id="39" name="Line 39"/>
+                          <wps:cNvCnPr/>
+                          <wps:spPr bwMode="auto">
+                            <a:xfrm rot="16200000" flipV="1">
+                              <a:off x="907" y="1181"/>
+                              <a:ext cx="0" cy="432"/>
+                            </a:xfrm>
+                            <a:prstGeom prst="line">
+                              <a:avLst/>
+                            </a:prstGeom>
+                            <a:noFill/>
+                            <a:ln w="3175">
+                              <a:solidFill>
+                                <a:srgbClr val="000000"/>
+                              </a:solidFill>
+                              <a:round/>
+                              <a:headEnd/>
+                              <a:tailEnd/>
+                            </a:ln>
+                            <a:extLst>
+                              <a:ext uri="{909E8E84-426E-40DD-AFC4-6F175D3DCCD1}">
+                                <a14:hiddenFill xmlns:a14="http://schemas.microsoft.com/office/drawing/2010/main">
+                                  <a:noFill/>
+                                </a14:hiddenFill>
+                              </a:ext>
+                            </a:extLst>
+                          </wps:spPr>
+                          <wps:bodyPr/>
+                        </wps:wsp>
+                      </wpg:grpSp>
+                    </wpg:grpSp>
+                    <wpg:grpSp>
+                      <wpg:cNvPr id="40" name="Group 40"/>
+                      <wpg:cNvGrpSpPr>
+                        <a:grpSpLocks/>
+                      </wpg:cNvGrpSpPr>
+                      <wpg:grpSpPr bwMode="auto">
+                        <a:xfrm flipV="1">
+                          <a:off x="691" y="15422"/>
+                          <a:ext cx="10502" cy="576"/>
+                          <a:chOff x="693" y="819"/>
+                          <a:chExt cx="10502" cy="576"/>
+                        </a:xfrm>
+                      </wpg:grpSpPr>
+                      <wpg:grpSp>
+                        <wpg:cNvPr id="41" name="Group 41"/>
+                        <wpg:cNvGrpSpPr>
+                          <a:grpSpLocks/>
+                        </wpg:cNvGrpSpPr>
+                        <wpg:grpSpPr bwMode="auto">
+                          <a:xfrm>
+                            <a:off x="693" y="819"/>
+                            <a:ext cx="582" cy="576"/>
+                            <a:chOff x="691" y="821"/>
+                            <a:chExt cx="582" cy="576"/>
+                          </a:xfrm>
+                        </wpg:grpSpPr>
+                        <wps:wsp>
+                          <wps:cNvPr id="42" name="Line 42"/>
+                          <wps:cNvCnPr/>
+                          <wps:spPr bwMode="auto">
+                            <a:xfrm flipV="1">
+                              <a:off x="1273" y="821"/>
+                              <a:ext cx="0" cy="432"/>
+                            </a:xfrm>
+                            <a:prstGeom prst="line">
+                              <a:avLst/>
+                            </a:prstGeom>
+                            <a:noFill/>
+                            <a:ln w="3175">
+                              <a:solidFill>
+                                <a:srgbClr val="000000"/>
+                              </a:solidFill>
+                              <a:round/>
+                              <a:headEnd/>
+                              <a:tailEnd/>
+                            </a:ln>
+                            <a:extLst>
+                              <a:ext uri="{909E8E84-426E-40DD-AFC4-6F175D3DCCD1}">
+                                <a14:hiddenFill xmlns:a14="http://schemas.microsoft.com/office/drawing/2010/main">
+                                  <a:noFill/>
+                                </a14:hiddenFill>
+                              </a:ext>
+                            </a:extLst>
+                          </wps:spPr>
+                          <wps:bodyPr/>
+                        </wps:wsp>
+                        <wps:wsp>
+                          <wps:cNvPr id="43" name="Line 43"/>
+                          <wps:cNvCnPr/>
+                          <wps:spPr bwMode="auto">
+                            <a:xfrm rot="16200000" flipV="1">
+                              <a:off x="907" y="1181"/>
+                              <a:ext cx="0" cy="432"/>
+                            </a:xfrm>
+                            <a:prstGeom prst="line">
+                              <a:avLst/>
+                            </a:prstGeom>
+                            <a:noFill/>
+                            <a:ln w="3175">
+                              <a:solidFill>
+                                <a:srgbClr val="000000"/>
+                              </a:solidFill>
+                              <a:round/>
+                              <a:headEnd/>
+                              <a:tailEnd/>
+                            </a:ln>
+                            <a:extLst>
+                              <a:ext uri="{909E8E84-426E-40DD-AFC4-6F175D3DCCD1}">
+                                <a14:hiddenFill xmlns:a14="http://schemas.microsoft.com/office/drawing/2010/main">
+                                  <a:noFill/>
+                                </a14:hiddenFill>
+                              </a:ext>
+                            </a:extLst>
+                          </wps:spPr>
+                          <wps:bodyPr/>
+                        </wps:wsp>
+                      </wpg:grpSp>
+                      <wpg:grpSp>
+                        <wpg:cNvPr id="44" name="Group 44"/>
+                        <wpg:cNvGrpSpPr>
+                          <a:grpSpLocks/>
+                        </wpg:cNvGrpSpPr>
+                        <wpg:grpSpPr bwMode="auto">
+                          <a:xfrm flipH="1">
+                            <a:off x="10613" y="819"/>
+                            <a:ext cx="582" cy="576"/>
+                            <a:chOff x="691" y="821"/>
+                            <a:chExt cx="582" cy="576"/>
+                          </a:xfrm>
+                        </wpg:grpSpPr>
+                        <wps:wsp>
+                          <wps:cNvPr id="45" name="Line 45"/>
+                          <wps:cNvCnPr/>
+                          <wps:spPr bwMode="auto">
+                            <a:xfrm flipV="1">
+                              <a:off x="1273" y="821"/>
+                              <a:ext cx="0" cy="432"/>
+                            </a:xfrm>
+                            <a:prstGeom prst="line">
+                              <a:avLst/>
+                            </a:prstGeom>
+                            <a:noFill/>
+                            <a:ln w="3175">
+                              <a:solidFill>
+                                <a:srgbClr val="000000"/>
+                              </a:solidFill>
+                              <a:round/>
+                              <a:headEnd/>
+                              <a:tailEnd/>
+                            </a:ln>
+                            <a:extLst>
+                              <a:ext uri="{909E8E84-426E-40DD-AFC4-6F175D3DCCD1}">
+                                <a14:hiddenFill xmlns:a14="http://schemas.microsoft.com/office/drawing/2010/main">
+                                  <a:noFill/>
+                                </a14:hiddenFill>
+                              </a:ext>
+                            </a:extLst>
+                          </wps:spPr>
+                          <wps:bodyPr/>
+                        </wps:wsp>
+                        <wps:wsp>
+                          <wps:cNvPr id="46" name="Line 46"/>
+                          <wps:cNvCnPr/>
+                          <wps:spPr bwMode="auto">
+                            <a:xfrm rot="16200000" flipV="1">
+                              <a:off x="907" y="1181"/>
+                              <a:ext cx="0" cy="432"/>
+                            </a:xfrm>
+                            <a:prstGeom prst="line">
+                              <a:avLst/>
+                            </a:prstGeom>
+                            <a:noFill/>
+                            <a:ln w="3175">
+                              <a:solidFill>
+                                <a:srgbClr val="000000"/>
+                              </a:solidFill>
+                              <a:round/>
+                              <a:headEnd/>
+                              <a:tailEnd/>
+                            </a:ln>
+                            <a:extLst>
+                              <a:ext uri="{909E8E84-426E-40DD-AFC4-6F175D3DCCD1}">
+                                <a14:hiddenFill xmlns:a14="http://schemas.microsoft.com/office/drawing/2010/main">
+                                  <a:noFill/>
+                                </a14:hiddenFill>
+                              </a:ext>
+                            </a:extLst>
+                          </wps:spPr>
+                          <wps:bodyPr/>
+                        </wps:wsp>
+                      </wpg:grpSp>
+                    </wpg:grpSp>
+                  </wpg:wgp>
+                </a:graphicData>
+              </a:graphic>
+              <wp14:sizeRelH relativeFrom="page">
+                <wp14:pctWidth>0</wp14:pctWidth>
+              </wp14:sizeRelH>
+              <wp14:sizeRelV relativeFrom="page">
+                <wp14:pctHeight>0</wp14:pctHeight>
+              </wp14:sizeRelV>
+            </wp:anchor>
+          </w:drawing>
+        </mc:Choice>
+        <mc:Fallback>
+          <w:pict>
+            <v:group w14:anchorId="5DC20C22" id="Group 32" o:spid="_x0000_s1026" style="position:absolute;margin-left:0;margin-top:0;width:525.1pt;height:758.95pt;z-index:-251657216;mso-position-horizontal:center;mso-position-horizontal-relative:page;mso-position-vertical:center;mso-position-vertical-relative:page" coordorigin="691,819" coordsize="10502,15179" o:gfxdata="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">
+              <v:group id="Group 33" o:spid="_x0000_s1027" style="position:absolute;left:691;top:819;width:10502;height:576" coordorigin="693,819" coordsize="10502,576" o:gfxdata="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">
+                <v:group id="Group 34" o:spid="_x0000_s1028" style="position:absolute;left:693;top:819;width:582;height:576" coordorigin="691,821" coordsize="582,576" o:gfxdata="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">
+                  <v:line id="Line 35" o:spid="_x0000_s1029" style="position:absolute;flip:y;visibility:visible;mso-wrap-style:square" from="1273,821" to="1273,1253" o:connectortype="straight" o:gfxdata="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" strokeweight=".25pt"/>
+                  <v:line id="Line 36" o:spid="_x0000_s1030" style="position:absolute;rotation:90;flip:y;visibility:visible;mso-wrap-style:square" from="907,1181" to="907,1613" o:connectortype="straight" o:gfxdata="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" strokeweight=".25pt"/>
+                </v:group>
+                <v:group id="Group 37" o:spid="_x0000_s1031" style="position:absolute;left:10613;top:819;width:582;height:576;flip:x" coordorigin="691,821" coordsize="582,576" o:gfxdata="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">
+                  <v:line id="Line 38" o:spid="_x0000_s1032" style="position:absolute;flip:y;visibility:visible;mso-wrap-style:square" from="1273,821" to="1273,1253" o:connectortype="straight" o:gfxdata="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" strokeweight=".25pt"/>
+                  <v:line id="Line 39" o:spid="_x0000_s1033" style="position:absolute;rotation:90;flip:y;visibility:visible;mso-wrap-style:square" from="907,1181" to="907,1613" o:connectortype="straight" o:gfxdata="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" strokeweight=".25pt"/>
+                </v:group>
+              </v:group>
+              <v:group id="Group 40" o:spid="_x0000_s1034" style="position:absolute;left:691;top:15422;width:10502;height:576;flip:y" coordorigin="693,819" coordsize="10502,576" o:gfxdata="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">
+                <v:group id="Group 41" o:spid="_x0000_s1035" style="position:absolute;left:693;top:819;width:582;height:576" coordorigin="691,821" coordsize="582,576" o:gfxdata="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">
+                  <v:line id="Line 42" o:spid="_x0000_s1036" style="position:absolute;flip:y;visibility:visible;mso-wrap-style:square" from="1273,821" to="1273,1253" o:connectortype="straight" o:gfxdata="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" strokeweight=".25pt"/>
+                  <v:line id="Line 43" o:spid="_x0000_s1037" style="position:absolute;rotation:90;flip:y;visibility:visible;mso-wrap-style:square" from="907,1181" to="907,1613" o:connectortype="straight" o:gfxdata="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" strokeweight=".25pt"/>
+                </v:group>
+                <v:group id="Group 44" o:spid="_x0000_s1038" style="position:absolute;left:10613;top:819;width:582;height:576;flip:x" coordorigin="691,821" coordsize="582,576" o:gfxdata="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">
+                  <v:line id="Line 45" o:spid="_x0000_s1039" style="position:absolute;flip:y;visibility:visible;mso-wrap-style:square" from="1273,821" to="1273,1253" o:connectortype="straight" o:gfxdata="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" strokeweight=".25pt"/>
+                  <v:line id="Line 46" o:spid="_x0000_s1040" style="position:absolute;rotation:90;flip:y;visibility:visible;mso-wrap-style:square" from="907,1181" to="907,1613" o:connectortype="straight" o:gfxdata="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" strokeweight=".25pt"/>
+                </v:group>
+              </v:group>
+              <w10:wrap anchorx="page" anchory="page"/>
+              <w10:anchorlock/>
+            </v:group>
+          </w:pict>
+        </mc:Fallback>
+      </mc:AlternateContent>
+    </w:r>
+    <w:r>
+      <w:rPr>
+        <w:rStyle w:val="PageNumber"/>
+        <w:i w:val="0"/>
+        <w:position w:val="4"/>
+      </w:rPr>
+      <w:fldChar w:fldCharType="begin"/>
+    </w:r>
+    <w:r>
+      <w:rPr>
+        <w:rStyle w:val="PageNumber"/>
+        <w:i w:val="0"/>
+        <w:position w:val="4"/>
+      </w:rPr>
+      <w:instrText xml:space="preserve"> PAGE </w:instrText>
+    </w:r>
+    <w:r>
+      <w:rPr>
+        <w:rStyle w:val="PageNumber"/>
+        <w:i w:val="0"/>
+        <w:position w:val="4"/>
+      </w:rPr>
+      <w:fldChar w:fldCharType="separate"/>
+    </w:r>
+    <w:r>
+      <w:rPr>
+        <w:rStyle w:val="PageNumber"/>
+        <w:i w:val="0"/>
+        <w:noProof/>
+        <w:position w:val="4"/>
+      </w:rPr>
+      <w:t>4</w:t>
+    </w:r>
+    <w:r>
+      <w:rPr>
+        <w:rStyle w:val="PageNumber"/>
+        <w:i w:val="0"/>
+        <w:position w:val="4"/>
+      </w:rPr>
+      <w:fldChar w:fldCharType="end"/>
+    </w:r>
+    <w:r>
+      <w:rPr>
+        <w:rStyle w:val="PageNumber"/>
+        <w:i w:val="0"/>
+        <w:position w:val="4"/>
+      </w:rPr>
+      <w:t>     </w:t>
+    </w:r>
+    <w:r>
+      <w:rPr>
+        <w:position w:val="4"/>
+      </w:rPr>
+      <w:t>Author’s Names</w:t>
+    </w:r>
+  </w:p>
+  <w:p>
+    <w:pPr>
+      <w:pStyle w:val="Header"/>
+    </w:pPr>
+  </w:p>
+</w:hdr>
+</file>
+
+<file path=word/header2.xml><?xml version="1.0" encoding="utf-8"?>
+<w:hdr xmlns:wpc="http://schemas.microsoft.com/office/word/2010/wordprocessingCanvas" xmlns:cx="http://schemas.microsoft.com/office/drawing/2014/chartex" xmlns:cx1="http://schemas.microsoft.com/office/drawing/2015/9/8/chartex" xmlns:cx2="http://schemas.microsoft.com/office/drawing/2015/10/21/chartex" xmlns:cx3="http://schemas.microsoft.com/office/drawing/2016/5/9/chartex" xmlns:cx4="http://schemas.microsoft.com/office/drawing/2016/5/10/chartex" xmlns:cx5="http://schemas.microsoft.com/office/drawing/2016/5/11/chartex" xmlns:cx6="http://schemas.microsoft.com/office/drawing/2016/5/12/chartex" xmlns:cx7="http://schemas.microsoft.com/office/drawing/2016/5/13/chartex" xmlns:cx8="http://schemas.microsoft.com/office/drawing/2016/5/14/chartex" xmlns:mc="http://schemas.openxmlformats.org/markup-compatibility/2006" xmlns:aink="http://schemas.microsoft.com/office/drawing/2016/ink" xmlns:am3d="http://schemas.microsoft.com/office/drawing/2017/model3d" xmlns:o="urn:schemas-microsoft-com:office:office" xmlns:r="http://schemas.openxmlformats.org/officeDocument/2006/relationships" xmlns:m="http://schemas.openxmlformats.org/officeDocument/2006/math" xmlns:v="urn:schemas-microsoft-com:vml" xmlns:wp14="http://schemas.microsoft.com/office/word/2010/wordprocessingDrawing" xmlns:wp="http://schemas.openxmlformats.org/drawingml/2006/wordprocessingDrawing" xmlns:w10="urn:schemas-microsoft-com:office:word" xmlns:w="http://schemas.openxmlformats.org/wordprocessingml/2006/main" xmlns:w14="http://schemas.microsoft.com/office/word/2010/wordml" xmlns:w15="http://schemas.microsoft.com/office/word/2012/wordml" xmlns:w16cid="http://schemas.microsoft.com/office/word/2016/wordml/cid" xmlns:w16se="http://schemas.microsoft.com/office/word/2015/wordml/symex" xmlns:wpg="http://schemas.microsoft.com/office/word/2010/wordprocessingGroup" xmlns:wpi="http://schemas.microsoft.com/office/word/2010/wordprocessingInk" xmlns:wne="http://schemas.microsoft.com/office/word/2006/wordml" xmlns:wps="http://schemas.microsoft.com/office/word/2010/wordprocessingShape" mc:Ignorable="w14 w15 w16se w16cid wp14">
+  <w:p>
+    <w:pPr>
+      <w:pStyle w:val="Header"/>
+      <w:jc w:val="right"/>
+    </w:pPr>
+    <w:r>
+      <w:rPr>
+        <w:noProof/>
+      </w:rPr>
+      <mc:AlternateContent>
+        <mc:Choice Requires="wpg">
+          <w:drawing>
+            <wp:anchor distT="0" distB="0" distL="114300" distR="114300" simplePos="0" relativeHeight="251658240" behindDoc="1" locked="1" layoutInCell="1" allowOverlap="1" wp14:anchorId="6CE6A18D" wp14:editId="2B1B95E9">
+              <wp:simplePos x="0" y="0"/>
+              <wp:positionH relativeFrom="page">
+                <wp:align>center</wp:align>
+              </wp:positionH>
+              <wp:positionV relativeFrom="page">
+                <wp:align>center</wp:align>
+              </wp:positionV>
+              <wp:extent cx="6668770" cy="9638665"/>
+              <wp:effectExtent l="0" t="0" r="17780" b="19685"/>
+              <wp:wrapNone/>
+              <wp:docPr id="17" name="Group 17"/>
+              <wp:cNvGraphicFramePr>
+                <a:graphicFrameLocks xmlns:a="http://schemas.openxmlformats.org/drawingml/2006/main"/>
+              </wp:cNvGraphicFramePr>
+              <a:graphic xmlns:a="http://schemas.openxmlformats.org/drawingml/2006/main">
+                <a:graphicData uri="http://schemas.microsoft.com/office/word/2010/wordprocessingGroup">
+                  <wpg:wgp>
+                    <wpg:cNvGrpSpPr>
+                      <a:grpSpLocks/>
+                    </wpg:cNvGrpSpPr>
+                    <wpg:grpSpPr bwMode="auto">
+                      <a:xfrm>
+                        <a:off x="0" y="0"/>
+                        <a:ext cx="6668770" cy="9638665"/>
+                        <a:chOff x="691" y="819"/>
+                        <a:chExt cx="10502" cy="15179"/>
+                      </a:xfrm>
+                    </wpg:grpSpPr>
+                    <wpg:grpSp>
+                      <wpg:cNvPr id="18" name="Group 18"/>
+                      <wpg:cNvGrpSpPr>
+                        <a:grpSpLocks/>
+                      </wpg:cNvGrpSpPr>
+                      <wpg:grpSpPr bwMode="auto">
+                        <a:xfrm>
+                          <a:off x="691" y="819"/>
+                          <a:ext cx="10502" cy="576"/>
+                          <a:chOff x="693" y="819"/>
+                          <a:chExt cx="10502" cy="576"/>
+                        </a:xfrm>
+                      </wpg:grpSpPr>
+                      <wpg:grpSp>
+                        <wpg:cNvPr id="19" name="Group 19"/>
+                        <wpg:cNvGrpSpPr>
+                          <a:grpSpLocks/>
+                        </wpg:cNvGrpSpPr>
+                        <wpg:grpSpPr bwMode="auto">
+                          <a:xfrm>
+                            <a:off x="693" y="819"/>
+                            <a:ext cx="582" cy="576"/>
+                            <a:chOff x="691" y="821"/>
+                            <a:chExt cx="582" cy="576"/>
+                          </a:xfrm>
+                        </wpg:grpSpPr>
+                        <wps:wsp>
+                          <wps:cNvPr id="20" name="Line 20"/>
+                          <wps:cNvCnPr/>
+                          <wps:spPr bwMode="auto">
+                            <a:xfrm flipV="1">
+                              <a:off x="1273" y="821"/>
+                              <a:ext cx="0" cy="432"/>
+                            </a:xfrm>
+                            <a:prstGeom prst="line">
+                              <a:avLst/>
+                            </a:prstGeom>
+                            <a:noFill/>
+                            <a:ln w="3175">
+                              <a:solidFill>
+                                <a:srgbClr val="000000"/>
+                              </a:solidFill>
+                              <a:round/>
+                              <a:headEnd/>
+                              <a:tailEnd/>
+                            </a:ln>
+                            <a:extLst>
+                              <a:ext uri="{909E8E84-426E-40DD-AFC4-6F175D3DCCD1}">
+                                <a14:hiddenFill xmlns:a14="http://schemas.microsoft.com/office/drawing/2010/main">
+                                  <a:noFill/>
+                                </a14:hiddenFill>
+                              </a:ext>
+                            </a:extLst>
+                          </wps:spPr>
+                          <wps:bodyPr/>
+                        </wps:wsp>
+                        <wps:wsp>
+                          <wps:cNvPr id="21" name="Line 21"/>
+                          <wps:cNvCnPr/>
+                          <wps:spPr bwMode="auto">
+                            <a:xfrm rot="16200000" flipV="1">
+                              <a:off x="907" y="1181"/>
+                              <a:ext cx="0" cy="432"/>
+                            </a:xfrm>
+                            <a:prstGeom prst="line">
+                              <a:avLst/>
+                            </a:prstGeom>
+                            <a:noFill/>
+                            <a:ln w="3175">
+                              <a:solidFill>
+                                <a:srgbClr val="000000"/>
+                              </a:solidFill>
+                              <a:round/>
+                              <a:headEnd/>
+                              <a:tailEnd/>
+                            </a:ln>
+                            <a:extLst>
+                              <a:ext uri="{909E8E84-426E-40DD-AFC4-6F175D3DCCD1}">
+                                <a14:hiddenFill xmlns:a14="http://schemas.microsoft.com/office/drawing/2010/main">
+                                  <a:noFill/>
+                                </a14:hiddenFill>
+                              </a:ext>
+                            </a:extLst>
+                          </wps:spPr>
+                          <wps:bodyPr/>
+                        </wps:wsp>
+                      </wpg:grpSp>
+                      <wpg:grpSp>
+                        <wpg:cNvPr id="22" name="Group 22"/>
+                        <wpg:cNvGrpSpPr>
+                          <a:grpSpLocks/>
+                        </wpg:cNvGrpSpPr>
+                        <wpg:grpSpPr bwMode="auto">
+                          <a:xfrm flipH="1">
+                            <a:off x="10613" y="819"/>
+                            <a:ext cx="582" cy="576"/>
+                            <a:chOff x="691" y="821"/>
+                            <a:chExt cx="582" cy="576"/>
+                          </a:xfrm>
+                        </wpg:grpSpPr>
+                        <wps:wsp>
+                          <wps:cNvPr id="23" name="Line 23"/>
+                          <wps:cNvCnPr/>
+                          <wps:spPr bwMode="auto">
+                            <a:xfrm flipV="1">
+                              <a:off x="1273" y="821"/>
+                              <a:ext cx="0" cy="432"/>
+                            </a:xfrm>
+                            <a:prstGeom prst="line">
+                              <a:avLst/>
+                            </a:prstGeom>
+                            <a:noFill/>
+                            <a:ln w="3175">
+                              <a:solidFill>
+                                <a:srgbClr val="000000"/>
+                              </a:solidFill>
+                              <a:round/>
+                              <a:headEnd/>
+                              <a:tailEnd/>
+                            </a:ln>
+                            <a:extLst>
+                              <a:ext uri="{909E8E84-426E-40DD-AFC4-6F175D3DCCD1}">
+                                <a14:hiddenFill xmlns:a14="http://schemas.microsoft.com/office/drawing/2010/main">
+                                  <a:noFill/>
+                                </a14:hiddenFill>
+                              </a:ext>
+                            </a:extLst>
+                          </wps:spPr>
+                          <wps:bodyPr/>
+                        </wps:wsp>
+                        <wps:wsp>
+                          <wps:cNvPr id="24" name="Line 24"/>
+                          <wps:cNvCnPr/>
+                          <wps:spPr bwMode="auto">
+                            <a:xfrm rot="16200000" flipV="1">
+                              <a:off x="907" y="1181"/>
+                              <a:ext cx="0" cy="432"/>
+                            </a:xfrm>
+                            <a:prstGeom prst="line">
+                              <a:avLst/>
+                            </a:prstGeom>
+                            <a:noFill/>
+                            <a:ln w="3175">
+                              <a:solidFill>
+                                <a:srgbClr val="000000"/>
+                              </a:solidFill>
+                              <a:round/>
+                              <a:headEnd/>
+                              <a:tailEnd/>
+                            </a:ln>
+                            <a:extLst>
+                              <a:ext uri="{909E8E84-426E-40DD-AFC4-6F175D3DCCD1}">
+                                <a14:hiddenFill xmlns:a14="http://schemas.microsoft.com/office/drawing/2010/main">
+                                  <a:noFill/>
+                                </a14:hiddenFill>
+                              </a:ext>
+                            </a:extLst>
+                          </wps:spPr>
+                          <wps:bodyPr/>
+                        </wps:wsp>
+                      </wpg:grpSp>
+                    </wpg:grpSp>
+                    <wpg:grpSp>
+                      <wpg:cNvPr id="25" name="Group 25"/>
+                      <wpg:cNvGrpSpPr>
+                        <a:grpSpLocks/>
+                      </wpg:cNvGrpSpPr>
+                      <wpg:grpSpPr bwMode="auto">
+                        <a:xfrm flipV="1">
+                          <a:off x="691" y="15422"/>
+                          <a:ext cx="10502" cy="576"/>
+                          <a:chOff x="693" y="819"/>
+                          <a:chExt cx="10502" cy="576"/>
+                        </a:xfrm>
+                      </wpg:grpSpPr>
+                      <wpg:grpSp>
+                        <wpg:cNvPr id="26" name="Group 26"/>
+                        <wpg:cNvGrpSpPr>
+                          <a:grpSpLocks/>
+                        </wpg:cNvGrpSpPr>
+                        <wpg:grpSpPr bwMode="auto">
+                          <a:xfrm>
+                            <a:off x="693" y="819"/>
+                            <a:ext cx="582" cy="576"/>
+                            <a:chOff x="691" y="821"/>
+                            <a:chExt cx="582" cy="576"/>
+                          </a:xfrm>
+                        </wpg:grpSpPr>
+                        <wps:wsp>
+                          <wps:cNvPr id="27" name="Line 27"/>
+                          <wps:cNvCnPr/>
+                          <wps:spPr bwMode="auto">
+                            <a:xfrm flipV="1">
+                              <a:off x="1273" y="821"/>
+                              <a:ext cx="0" cy="432"/>
+                            </a:xfrm>
+                            <a:prstGeom prst="line">
+                              <a:avLst/>
+                            </a:prstGeom>
+                            <a:noFill/>
+                            <a:ln w="3175">
+                              <a:solidFill>
+                                <a:srgbClr val="000000"/>
+                              </a:solidFill>
+                              <a:round/>
+                              <a:headEnd/>
+                              <a:tailEnd/>
+                            </a:ln>
+                            <a:extLst>
+                              <a:ext uri="{909E8E84-426E-40DD-AFC4-6F175D3DCCD1}">
+                                <a14:hiddenFill xmlns:a14="http://schemas.microsoft.com/office/drawing/2010/main">
+                                  <a:noFill/>
+                                </a14:hiddenFill>
+                              </a:ext>
+                            </a:extLst>
+                          </wps:spPr>
+                          <wps:bodyPr/>
+                        </wps:wsp>
+                        <wps:wsp>
+                          <wps:cNvPr id="28" name="Line 28"/>
+                          <wps:cNvCnPr/>
+                          <wps:spPr bwMode="auto">
+                            <a:xfrm rot="16200000" flipV="1">
+                              <a:off x="907" y="1181"/>
+                              <a:ext cx="0" cy="432"/>
+                            </a:xfrm>
+                            <a:prstGeom prst="line">
+                              <a:avLst/>
+                            </a:prstGeom>
+                            <a:noFill/>
+                            <a:ln w="3175">
+                              <a:solidFill>
+                                <a:srgbClr val="000000"/>
+                              </a:solidFill>
+                              <a:round/>
+                              <a:headEnd/>
+                              <a:tailEnd/>
+                            </a:ln>
+                            <a:extLst>
+                              <a:ext uri="{909E8E84-426E-40DD-AFC4-6F175D3DCCD1}">
+                                <a14:hiddenFill xmlns:a14="http://schemas.microsoft.com/office/drawing/2010/main">
+                                  <a:noFill/>
+                                </a14:hiddenFill>
+                              </a:ext>
+                            </a:extLst>
+                          </wps:spPr>
+                          <wps:bodyPr/>
+                        </wps:wsp>
+                      </wpg:grpSp>
+                      <wpg:grpSp>
+                        <wpg:cNvPr id="29" name="Group 29"/>
+                        <wpg:cNvGrpSpPr>
+                          <a:grpSpLocks/>
+                        </wpg:cNvGrpSpPr>
+                        <wpg:grpSpPr bwMode="auto">
+                          <a:xfrm flipH="1">
+                            <a:off x="10613" y="819"/>
+                            <a:ext cx="582" cy="576"/>
+                            <a:chOff x="691" y="821"/>
+                            <a:chExt cx="582" cy="576"/>
+                          </a:xfrm>
+                        </wpg:grpSpPr>
+                        <wps:wsp>
+                          <wps:cNvPr id="30" name="Line 30"/>
+                          <wps:cNvCnPr/>
+                          <wps:spPr bwMode="auto">
+                            <a:xfrm flipV="1">
+                              <a:off x="1273" y="821"/>
+                              <a:ext cx="0" cy="432"/>
+                            </a:xfrm>
+                            <a:prstGeom prst="line">
+                              <a:avLst/>
+                            </a:prstGeom>
+                            <a:noFill/>
+                            <a:ln w="3175">
+                              <a:solidFill>
+                                <a:srgbClr val="000000"/>
+                              </a:solidFill>
+                              <a:round/>
+                              <a:headEnd/>
+                              <a:tailEnd/>
+                            </a:ln>
+                            <a:extLst>
+                              <a:ext uri="{909E8E84-426E-40DD-AFC4-6F175D3DCCD1}">
+                                <a14:hiddenFill xmlns:a14="http://schemas.microsoft.com/office/drawing/2010/main">
+                                  <a:noFill/>
+                                </a14:hiddenFill>
+                              </a:ext>
+                            </a:extLst>
+                          </wps:spPr>
+                          <wps:bodyPr/>
+                        </wps:wsp>
+                        <wps:wsp>
+                          <wps:cNvPr id="31" name="Line 31"/>
+                          <wps:cNvCnPr/>
+                          <wps:spPr bwMode="auto">
+                            <a:xfrm rot="16200000" flipV="1">
+                              <a:off x="907" y="1181"/>
+                              <a:ext cx="0" cy="432"/>
+                            </a:xfrm>
+                            <a:prstGeom prst="line">
+                              <a:avLst/>
+                            </a:prstGeom>
+                            <a:noFill/>
+                            <a:ln w="3175">
+                              <a:solidFill>
+                                <a:srgbClr val="000000"/>
+                              </a:solidFill>
+                              <a:round/>
+                              <a:headEnd/>
+                              <a:tailEnd/>
+                            </a:ln>
+                            <a:extLst>
+                              <a:ext uri="{909E8E84-426E-40DD-AFC4-6F175D3DCCD1}">
+                                <a14:hiddenFill xmlns:a14="http://schemas.microsoft.com/office/drawing/2010/main">
+                                  <a:noFill/>
+                                </a14:hiddenFill>
+                              </a:ext>
+                            </a:extLst>
+                          </wps:spPr>
+                          <wps:bodyPr/>
+                        </wps:wsp>
+                      </wpg:grpSp>
+                    </wpg:grpSp>
+                  </wpg:wgp>
+                </a:graphicData>
+              </a:graphic>
+              <wp14:sizeRelH relativeFrom="page">
+                <wp14:pctWidth>0</wp14:pctWidth>
+              </wp14:sizeRelH>
+              <wp14:sizeRelV relativeFrom="page">
+                <wp14:pctHeight>0</wp14:pctHeight>
+              </wp14:sizeRelV>
+            </wp:anchor>
+          </w:drawing>
+        </mc:Choice>
+        <mc:Fallback>
+          <w:pict>
+            <v:group w14:anchorId="3800DF51" id="Group 17" o:spid="_x0000_s1026" style="position:absolute;margin-left:0;margin-top:0;width:525.1pt;height:758.95pt;z-index:-251658240;mso-position-horizontal:center;mso-position-horizontal-relative:page;mso-position-vertical:center;mso-position-vertical-relative:page" coordorigin="691,819" coordsize="10502,15179" o:gfxdata="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">
+              <v:group id="Group 18" o:spid="_x0000_s1027" style="position:absolute;left:691;top:819;width:10502;height:576" coordorigin="693,819" coordsize="10502,576" o:gfxdata="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">
+                <v:group id="Group 19" o:spid="_x0000_s1028" style="position:absolute;left:693;top:819;width:582;height:576" coordorigin="691,821" coordsize="582,576" o:gfxdata="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">
+                  <v:line id="Line 20" o:spid="_x0000_s1029" style="position:absolute;flip:y;visibility:visible;mso-wrap-style:square" from="1273,821" to="1273,1253" o:connectortype="straight" o:gfxdata="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" strokeweight=".25pt"/>
+                  <v:line id="Line 21" o:spid="_x0000_s1030" style="position:absolute;rotation:90;flip:y;visibility:visible;mso-wrap-style:square" from="907,1181" to="907,1613" o:connectortype="straight" o:gfxdata="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" strokeweight=".25pt"/>
+                </v:group>
+                <v:group id="Group 22" o:spid="_x0000_s1031" style="position:absolute;left:10613;top:819;width:582;height:576;flip:x" coordorigin="691,821" coordsize="582,576" o:gfxdata="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">
+                  <v:line id="Line 23" o:spid="_x0000_s1032" style="position:absolute;flip:y;visibility:visible;mso-wrap-style:square" from="1273,821" to="1273,1253" o:connectortype="straight" o:gfxdata="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" strokeweight=".25pt"/>
+                  <v:line id="Line 24" o:spid="_x0000_s1033" style="position:absolute;rotation:90;flip:y;visibility:visible;mso-wrap-style:square" from="907,1181" to="907,1613" o:connectortype="straight" o:gfxdata="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" strokeweight=".25pt"/>
+                </v:group>
+              </v:group>
+              <v:group id="Group 25" o:spid="_x0000_s1034" style="position:absolute;left:691;top:15422;width:10502;height:576;flip:y" coordorigin="693,819" coordsize="10502,576" o:gfxdata="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">
+                <v:group id="Group 26" o:spid="_x0000_s1035" style="position:absolute;left:693;top:819;width:582;height:576" coordorigin="691,821" coordsize="582,576" o:gfxdata="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">
+                  <v:line id="Line 27" o:spid="_x0000_s1036" style="position:absolute;flip:y;visibility:visible;mso-wrap-style:square" from="1273,821" to="1273,1253" o:connectortype="straight" o:gfxdata="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" strokeweight=".25pt"/>
+                  <v:line id="Line 28" o:spid="_x0000_s1037" style="position:absolute;rotation:90;flip:y;visibility:visible;mso-wrap-style:square" from="907,1181" to="907,1613" o:connectortype="straight" o:gfxdata="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" strokeweight=".25pt"/>
+                </v:group>
+                <v:group id="Group 29" o:spid="_x0000_s1038" style="position:absolute;left:10613;top:819;width:582;height:576;flip:x" coordorigin="691,821" coordsize="582,576" o:gfxdata="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">
+                  <v:line id="Line 30" o:spid="_x0000_s1039" style="position:absolute;flip:y;visibility:visible;mso-wrap-style:square" from="1273,821" to="1273,1253" o:connectortype="straight" o:gfxdata="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" strokeweight=".25pt"/>
+                  <v:line id="Line 31" o:spid="_x0000_s1040" style="position:absolute;rotation:90;flip:y;visibility:visible;mso-wrap-style:square" from="907,1181" to="907,1613" o:connectortype="straight" o:gfxdata="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" strokeweight=".25pt"/>
+                </v:group>
+              </v:group>
+              <w10:wrap anchorx="page" anchory="page"/>
+              <w10:anchorlock/>
+            </v:group>
+          </w:pict>
+        </mc:Fallback>
+      </mc:AlternateContent>
+    </w:r>
+    <w:r>
+      <w:rPr>
+        <w:position w:val="4"/>
+      </w:rPr>
+      <w:t xml:space="preserve">Instructions for Typing Manuscripts (Paper’s </w:t>
+    </w:r>
+    <w:proofErr w:type="gramStart"/>
+    <w:r>
+      <w:rPr>
+        <w:position w:val="4"/>
+      </w:rPr>
+      <w:t>Title)</w:t>
+    </w:r>
+    <w:r>
+      <w:rPr>
+        <w:rStyle w:val="PageNumber"/>
+        <w:i w:val="0"/>
+        <w:position w:val="4"/>
+      </w:rPr>
+      <w:t>   </w:t>
+    </w:r>
+    <w:proofErr w:type="gramEnd"/>
+    <w:r>
+      <w:rPr>
+        <w:rStyle w:val="PageNumber"/>
+        <w:i w:val="0"/>
+        <w:position w:val="4"/>
+      </w:rPr>
+      <w:t>  </w:t>
+    </w:r>
+    <w:r>
+      <w:rPr>
+        <w:rStyle w:val="PageNumber"/>
+        <w:i w:val="0"/>
+        <w:position w:val="4"/>
+      </w:rPr>
+      <w:fldChar w:fldCharType="begin"/>
+    </w:r>
+    <w:r>
+      <w:rPr>
+        <w:rStyle w:val="PageNumber"/>
+        <w:i w:val="0"/>
+        <w:position w:val="4"/>
+      </w:rPr>
+      <w:instrText xml:space="preserve"> PAGE </w:instrText>
+    </w:r>
+    <w:r>
+      <w:rPr>
+        <w:rStyle w:val="PageNumber"/>
+        <w:i w:val="0"/>
+        <w:position w:val="4"/>
+      </w:rPr>
+      <w:fldChar w:fldCharType="separate"/>
+    </w:r>
+    <w:r>
+      <w:rPr>
+        <w:rStyle w:val="PageNumber"/>
+        <w:i w:val="0"/>
+        <w:noProof/>
+        <w:position w:val="4"/>
+      </w:rPr>
+      <w:t>5</w:t>
+    </w:r>
+    <w:r>
+      <w:rPr>
+        <w:rStyle w:val="PageNumber"/>
+        <w:i w:val="0"/>
+        <w:position w:val="4"/>
+      </w:rPr>
+      <w:fldChar w:fldCharType="end"/>
+    </w:r>
+  </w:p>
+  <w:p>
+    <w:pPr>
+      <w:spacing w:line="200" w:lineRule="exact"/>
+      <w:rPr>
+        <w:sz w:val="16"/>
+        <w:szCs w:val="16"/>
+      </w:rPr>
+    </w:pPr>
+  </w:p>
+</w:hdr>
+</file>
+
+<file path=word/header3.xml><?xml version="1.0" encoding="utf-8"?>
+<w:hdr xmlns:wpc="http://schemas.microsoft.com/office/word/2010/wordprocessingCanvas" xmlns:cx="http://schemas.microsoft.com/office/drawing/2014/chartex" xmlns:cx1="http://schemas.microsoft.com/office/drawing/2015/9/8/chartex" xmlns:cx2="http://schemas.microsoft.com/office/drawing/2015/10/21/chartex" xmlns:cx3="http://schemas.microsoft.com/office/drawing/2016/5/9/chartex" xmlns:cx4="http://schemas.microsoft.com/office/drawing/2016/5/10/chartex" xmlns:cx5="http://schemas.microsoft.com/office/drawing/2016/5/11/chartex" xmlns:cx6="http://schemas.microsoft.com/office/drawing/2016/5/12/chartex" xmlns:cx7="http://schemas.microsoft.com/office/drawing/2016/5/13/chartex" xmlns:cx8="http://schemas.microsoft.com/office/drawing/2016/5/14/chartex" xmlns:mc="http://schemas.openxmlformats.org/markup-compatibility/2006" xmlns:aink="http://schemas.microsoft.com/office/drawing/2016/ink" xmlns:am3d="http://schemas.microsoft.com/office/drawing/2017/model3d" xmlns:o="urn:schemas-microsoft-com:office:office" xmlns:r="http://schemas.openxmlformats.org/officeDocument/2006/relationships" xmlns:m="http://schemas.openxmlformats.org/officeDocument/2006/math" xmlns:v="urn:schemas-microsoft-com:vml" xmlns:wp14="http://schemas.microsoft.com/office/word/2010/wordprocessingDrawing" xmlns:wp="http://schemas.openxmlformats.org/drawingml/2006/wordprocessingDrawing" xmlns:w10="urn:schemas-microsoft-com:office:word" xmlns:w="http://schemas.openxmlformats.org/wordprocessingml/2006/main" xmlns:w14="http://schemas.microsoft.com/office/word/2010/wordml" xmlns:w15="http://schemas.microsoft.com/office/word/2012/wordml" xmlns:w16cid="http://schemas.microsoft.com/office/word/2016/wordml/cid" xmlns:w16se="http://schemas.microsoft.com/office/word/2015/wordml/symex" xmlns:wpg="http://schemas.microsoft.com/office/word/2010/wordprocessingGroup" xmlns:wpi="http://schemas.microsoft.com/office/word/2010/wordprocessingInk" xmlns:wne="http://schemas.microsoft.com/office/word/2006/wordml" xmlns:wps="http://schemas.microsoft.com/office/word/2010/wordprocessingShape" mc:Ignorable="w14 w15 w16se w16cid wp14">
+  <w:p>
+    <w:pPr>
+      <w:pStyle w:val="Header"/>
+      <w:rPr>
+        <w:i w:val="0"/>
+        <w:snapToGrid w:val="0"/>
+        <w:position w:val="4"/>
+      </w:rPr>
+    </w:pPr>
+    <w:r>
+      <w:rPr>
+        <w:noProof/>
+      </w:rPr>
+      <mc:AlternateContent>
+        <mc:Choice Requires="wpg">
+          <w:drawing>
+            <wp:anchor distT="0" distB="0" distL="114300" distR="114300" simplePos="0" relativeHeight="251657216" behindDoc="0" locked="1" layoutInCell="1" allowOverlap="1" wp14:anchorId="66D08300" wp14:editId="6FDE61C5">
+              <wp:simplePos x="0" y="0"/>
+              <wp:positionH relativeFrom="page">
+                <wp:align>center</wp:align>
+              </wp:positionH>
+              <wp:positionV relativeFrom="page">
+                <wp:align>center</wp:align>
+              </wp:positionV>
+              <wp:extent cx="6668770" cy="9638665"/>
+              <wp:effectExtent l="0" t="0" r="17780" b="19685"/>
+              <wp:wrapNone/>
+              <wp:docPr id="2" name="Group 2"/>
+              <wp:cNvGraphicFramePr>
+                <a:graphicFrameLocks xmlns:a="http://schemas.openxmlformats.org/drawingml/2006/main"/>
+              </wp:cNvGraphicFramePr>
+              <a:graphic xmlns:a="http://schemas.openxmlformats.org/drawingml/2006/main">
+                <a:graphicData uri="http://schemas.microsoft.com/office/word/2010/wordprocessingGroup">
+                  <wpg:wgp>
+                    <wpg:cNvGrpSpPr>
+                      <a:grpSpLocks/>
+                    </wpg:cNvGrpSpPr>
+                    <wpg:grpSpPr bwMode="auto">
+                      <a:xfrm>
+                        <a:off x="0" y="0"/>
+                        <a:ext cx="6668770" cy="9638665"/>
+                        <a:chOff x="691" y="819"/>
+                        <a:chExt cx="10502" cy="15179"/>
+                      </a:xfrm>
+                    </wpg:grpSpPr>
+                    <wpg:grpSp>
+                      <wpg:cNvPr id="3" name="Group 3"/>
+                      <wpg:cNvGrpSpPr>
+                        <a:grpSpLocks/>
+                      </wpg:cNvGrpSpPr>
+                      <wpg:grpSpPr bwMode="auto">
+                        <a:xfrm>
+                          <a:off x="691" y="819"/>
+                          <a:ext cx="10502" cy="576"/>
+                          <a:chOff x="693" y="819"/>
+                          <a:chExt cx="10502" cy="576"/>
+                        </a:xfrm>
+                      </wpg:grpSpPr>
+                      <wpg:grpSp>
+                        <wpg:cNvPr id="4" name="Group 4"/>
+                        <wpg:cNvGrpSpPr>
+                          <a:grpSpLocks/>
+                        </wpg:cNvGrpSpPr>
+                        <wpg:grpSpPr bwMode="auto">
+                          <a:xfrm>
+                            <a:off x="693" y="819"/>
+                            <a:ext cx="582" cy="576"/>
+                            <a:chOff x="691" y="821"/>
+                            <a:chExt cx="582" cy="576"/>
+                          </a:xfrm>
+                        </wpg:grpSpPr>
+                        <wps:wsp>
+                          <wps:cNvPr id="5" name="Line 5"/>
+                          <wps:cNvCnPr/>
+                          <wps:spPr bwMode="auto">
+                            <a:xfrm flipV="1">
+                              <a:off x="1273" y="821"/>
+                              <a:ext cx="0" cy="432"/>
+                            </a:xfrm>
+                            <a:prstGeom prst="line">
+                              <a:avLst/>
+                            </a:prstGeom>
+                            <a:noFill/>
+                            <a:ln w="3175">
+                              <a:solidFill>
+                                <a:srgbClr val="000000"/>
+                              </a:solidFill>
+                              <a:round/>
+                              <a:headEnd/>
+                              <a:tailEnd/>
+                            </a:ln>
+                            <a:extLst>
+                              <a:ext uri="{909E8E84-426E-40DD-AFC4-6F175D3DCCD1}">
+                                <a14:hiddenFill xmlns:a14="http://schemas.microsoft.com/office/drawing/2010/main">
+                                  <a:noFill/>
+                                </a14:hiddenFill>
+                              </a:ext>
+                            </a:extLst>
+                          </wps:spPr>
+                          <wps:bodyPr/>
+                        </wps:wsp>
+                        <wps:wsp>
+                          <wps:cNvPr id="6" name="Line 6"/>
+                          <wps:cNvCnPr/>
+                          <wps:spPr bwMode="auto">
+                            <a:xfrm rot="16200000" flipV="1">
+                              <a:off x="907" y="1181"/>
+                              <a:ext cx="0" cy="432"/>
+                            </a:xfrm>
+                            <a:prstGeom prst="line">
+                              <a:avLst/>
+                            </a:prstGeom>
+                            <a:noFill/>
+                            <a:ln w="3175">
+                              <a:solidFill>
+                                <a:srgbClr val="000000"/>
+                              </a:solidFill>
+                              <a:round/>
+                              <a:headEnd/>
+                              <a:tailEnd/>
+                            </a:ln>
+                            <a:extLst>
+                              <a:ext uri="{909E8E84-426E-40DD-AFC4-6F175D3DCCD1}">
+                                <a14:hiddenFill xmlns:a14="http://schemas.microsoft.com/office/drawing/2010/main">
+                                  <a:noFill/>
+                                </a14:hiddenFill>
+                              </a:ext>
+                            </a:extLst>
+                          </wps:spPr>
+                          <wps:bodyPr/>
+                        </wps:wsp>
+                      </wpg:grpSp>
+                      <wpg:grpSp>
+                        <wpg:cNvPr id="7" name="Group 7"/>
+                        <wpg:cNvGrpSpPr>
+                          <a:grpSpLocks/>
+                        </wpg:cNvGrpSpPr>
+                        <wpg:grpSpPr bwMode="auto">
+                          <a:xfrm flipH="1">
+                            <a:off x="10613" y="819"/>
+                            <a:ext cx="582" cy="576"/>
+                            <a:chOff x="691" y="821"/>
+                            <a:chExt cx="582" cy="576"/>
+                          </a:xfrm>
+                        </wpg:grpSpPr>
+                        <wps:wsp>
+                          <wps:cNvPr id="8" name="Line 8"/>
+                          <wps:cNvCnPr/>
+                          <wps:spPr bwMode="auto">
+                            <a:xfrm flipV="1">
+                              <a:off x="1273" y="821"/>
+                              <a:ext cx="0" cy="432"/>
+                            </a:xfrm>
+                            <a:prstGeom prst="line">
+                              <a:avLst/>
+                            </a:prstGeom>
+                            <a:noFill/>
+                            <a:ln w="3175">
+                              <a:solidFill>
+                                <a:srgbClr val="000000"/>
+                              </a:solidFill>
+                              <a:round/>
+                              <a:headEnd/>
+                              <a:tailEnd/>
+                            </a:ln>
+                            <a:extLst>
+                              <a:ext uri="{909E8E84-426E-40DD-AFC4-6F175D3DCCD1}">
+                                <a14:hiddenFill xmlns:a14="http://schemas.microsoft.com/office/drawing/2010/main">
+                                  <a:noFill/>
+                                </a14:hiddenFill>
+                              </a:ext>
+                            </a:extLst>
+                          </wps:spPr>
+                          <wps:bodyPr/>
+                        </wps:wsp>
+                        <wps:wsp>
+                          <wps:cNvPr id="9" name="Line 9"/>
+                          <wps:cNvCnPr/>
+                          <wps:spPr bwMode="auto">
+                            <a:xfrm rot="16200000" flipV="1">
+                              <a:off x="907" y="1181"/>
+                              <a:ext cx="0" cy="432"/>
+                            </a:xfrm>
+                            <a:prstGeom prst="line">
+                              <a:avLst/>
+                            </a:prstGeom>
+                            <a:noFill/>
+                            <a:ln w="3175">
+                              <a:solidFill>
+                                <a:srgbClr val="000000"/>
+                              </a:solidFill>
+                              <a:round/>
+                              <a:headEnd/>
+                              <a:tailEnd/>
+                            </a:ln>
+                            <a:extLst>
+                              <a:ext uri="{909E8E84-426E-40DD-AFC4-6F175D3DCCD1}">
+                                <a14:hiddenFill xmlns:a14="http://schemas.microsoft.com/office/drawing/2010/main">
+                                  <a:noFill/>
+                                </a14:hiddenFill>
+                              </a:ext>
+                            </a:extLst>
+                          </wps:spPr>
+                          <wps:bodyPr/>
+                        </wps:wsp>
+                      </wpg:grpSp>
+                    </wpg:grpSp>
+                    <wpg:grpSp>
+                      <wpg:cNvPr id="10" name="Group 10"/>
+                      <wpg:cNvGrpSpPr>
+                        <a:grpSpLocks/>
+                      </wpg:cNvGrpSpPr>
+                      <wpg:grpSpPr bwMode="auto">
+                        <a:xfrm flipV="1">
+                          <a:off x="691" y="15422"/>
+                          <a:ext cx="10502" cy="576"/>
+                          <a:chOff x="693" y="819"/>
+                          <a:chExt cx="10502" cy="576"/>
+                        </a:xfrm>
+                      </wpg:grpSpPr>
+                      <wpg:grpSp>
+                        <wpg:cNvPr id="11" name="Group 11"/>
+                        <wpg:cNvGrpSpPr>
+                          <a:grpSpLocks/>
+                        </wpg:cNvGrpSpPr>
+                        <wpg:grpSpPr bwMode="auto">
+                          <a:xfrm>
+                            <a:off x="693" y="819"/>
+                            <a:ext cx="582" cy="576"/>
+                            <a:chOff x="691" y="821"/>
+                            <a:chExt cx="582" cy="576"/>
+                          </a:xfrm>
+                        </wpg:grpSpPr>
+                        <wps:wsp>
+                          <wps:cNvPr id="12" name="Line 12"/>
+                          <wps:cNvCnPr/>
+                          <wps:spPr bwMode="auto">
+                            <a:xfrm flipV="1">
+                              <a:off x="1273" y="821"/>
+                              <a:ext cx="0" cy="432"/>
+                            </a:xfrm>
+                            <a:prstGeom prst="line">
+                              <a:avLst/>
+                            </a:prstGeom>
+                            <a:noFill/>
+                            <a:ln w="3175">
+                              <a:solidFill>
+                                <a:srgbClr val="000000"/>
+                              </a:solidFill>
+                              <a:round/>
+                              <a:headEnd/>
+                              <a:tailEnd/>
+                            </a:ln>
+                            <a:extLst>
+                              <a:ext uri="{909E8E84-426E-40DD-AFC4-6F175D3DCCD1}">
+                                <a14:hiddenFill xmlns:a14="http://schemas.microsoft.com/office/drawing/2010/main">
+                                  <a:noFill/>
+                                </a14:hiddenFill>
+                              </a:ext>
+                            </a:extLst>
+                          </wps:spPr>
+                          <wps:bodyPr/>
+                        </wps:wsp>
+                        <wps:wsp>
+                          <wps:cNvPr id="13" name="Line 13"/>
+                          <wps:cNvCnPr/>
+                          <wps:spPr bwMode="auto">
+                            <a:xfrm rot="16200000" flipV="1">
+                              <a:off x="907" y="1181"/>
+                              <a:ext cx="0" cy="432"/>
+                            </a:xfrm>
+                            <a:prstGeom prst="line">
+                              <a:avLst/>
+                            </a:prstGeom>
+                            <a:noFill/>
+                            <a:ln w="3175">
+                              <a:solidFill>
+                                <a:srgbClr val="000000"/>
+                              </a:solidFill>
+                              <a:round/>
+                              <a:headEnd/>
+                              <a:tailEnd/>
+                            </a:ln>
+                            <a:extLst>
+                              <a:ext uri="{909E8E84-426E-40DD-AFC4-6F175D3DCCD1}">
+                                <a14:hiddenFill xmlns:a14="http://schemas.microsoft.com/office/drawing/2010/main">
+                                  <a:noFill/>
+                                </a14:hiddenFill>
+                              </a:ext>
+                            </a:extLst>
+                          </wps:spPr>
+                          <wps:bodyPr/>
+                        </wps:wsp>
+                      </wpg:grpSp>
+                      <wpg:grpSp>
+                        <wpg:cNvPr id="14" name="Group 14"/>
+                        <wpg:cNvGrpSpPr>
+                          <a:grpSpLocks/>
+                        </wpg:cNvGrpSpPr>
+                        <wpg:grpSpPr bwMode="auto">
+                          <a:xfrm flipH="1">
+                            <a:off x="10613" y="819"/>
+                            <a:ext cx="582" cy="576"/>
+                            <a:chOff x="691" y="821"/>
+                            <a:chExt cx="582" cy="576"/>
+                          </a:xfrm>
+                        </wpg:grpSpPr>
+                        <wps:wsp>
+                          <wps:cNvPr id="15" name="Line 15"/>
+                          <wps:cNvCnPr/>
+                          <wps:spPr bwMode="auto">
+                            <a:xfrm flipV="1">
+                              <a:off x="1273" y="821"/>
+                              <a:ext cx="0" cy="432"/>
+                            </a:xfrm>
+                            <a:prstGeom prst="line">
+                              <a:avLst/>
+                            </a:prstGeom>
+                            <a:noFill/>
+                            <a:ln w="3175">
+                              <a:solidFill>
+                                <a:srgbClr val="000000"/>
+                              </a:solidFill>
+                              <a:round/>
+                              <a:headEnd/>
+                              <a:tailEnd/>
+                            </a:ln>
+                            <a:extLst>
+                              <a:ext uri="{909E8E84-426E-40DD-AFC4-6F175D3DCCD1}">
+                                <a14:hiddenFill xmlns:a14="http://schemas.microsoft.com/office/drawing/2010/main">
+                                  <a:noFill/>
+                                </a14:hiddenFill>
+                              </a:ext>
+                            </a:extLst>
+                          </wps:spPr>
+                          <wps:bodyPr/>
+                        </wps:wsp>
+                        <wps:wsp>
+                          <wps:cNvPr id="16" name="Line 16"/>
+                          <wps:cNvCnPr/>
+                          <wps:spPr bwMode="auto">
+                            <a:xfrm rot="16200000" flipV="1">
+                              <a:off x="907" y="1181"/>
+                              <a:ext cx="0" cy="432"/>
+                            </a:xfrm>
+                            <a:prstGeom prst="line">
+                              <a:avLst/>
+                            </a:prstGeom>
+                            <a:noFill/>
+                            <a:ln w="3175">
+                              <a:solidFill>
+                                <a:srgbClr val="000000"/>
+                              </a:solidFill>
+                              <a:round/>
+                              <a:headEnd/>
+                              <a:tailEnd/>
+                            </a:ln>
+                            <a:extLst>
+                              <a:ext uri="{909E8E84-426E-40DD-AFC4-6F175D3DCCD1}">
+                                <a14:hiddenFill xmlns:a14="http://schemas.microsoft.com/office/drawing/2010/main">
+                                  <a:noFill/>
+                                </a14:hiddenFill>
+                              </a:ext>
+                            </a:extLst>
+                          </wps:spPr>
+                          <wps:bodyPr/>
+                        </wps:wsp>
+                      </wpg:grpSp>
+                    </wpg:grpSp>
+                  </wpg:wgp>
+                </a:graphicData>
+              </a:graphic>
+              <wp14:sizeRelH relativeFrom="page">
+                <wp14:pctWidth>0</wp14:pctWidth>
+              </wp14:sizeRelH>
+              <wp14:sizeRelV relativeFrom="page">
+                <wp14:pctHeight>0</wp14:pctHeight>
+              </wp14:sizeRelV>
+            </wp:anchor>
+          </w:drawing>
+        </mc:Choice>
+        <mc:Fallback>
+          <w:pict>
+            <v:group w14:anchorId="53746178" id="Group 2" o:spid="_x0000_s1026" style="position:absolute;margin-left:0;margin-top:0;width:525.1pt;height:758.95pt;z-index:251657216;mso-position-horizontal:center;mso-position-horizontal-relative:page;mso-position-vertical:center;mso-position-vertical-relative:page" coordorigin="691,819" coordsize="10502,15179" o:gfxdata="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">
+              <v:group id="Group 3" o:spid="_x0000_s1027" style="position:absolute;left:691;top:819;width:10502;height:576" coordorigin="693,819" coordsize="10502,576" o:gfxdata="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">
+                <v:group id="Group 4" o:spid="_x0000_s1028" style="position:absolute;left:693;top:819;width:582;height:576" coordorigin="691,821" coordsize="582,576" o:gfxdata="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">
+                  <v:line id="Line 5" o:spid="_x0000_s1029" style="position:absolute;flip:y;visibility:visible;mso-wrap-style:square" from="1273,821" to="1273,1253" o:connectortype="straight" o:gfxdata="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" strokeweight=".25pt"/>
+                  <v:line id="Line 6" o:spid="_x0000_s1030" style="position:absolute;rotation:90;flip:y;visibility:visible;mso-wrap-style:square" from="907,1181" to="907,1613" o:connectortype="straight" o:gfxdata="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" strokeweight=".25pt"/>
+                </v:group>
+                <v:group id="Group 7" o:spid="_x0000_s1031" style="position:absolute;left:10613;top:819;width:582;height:576;flip:x" coordorigin="691,821" coordsize="582,576" o:gfxdata="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">
+                  <v:line id="Line 8" o:spid="_x0000_s1032" style="position:absolute;flip:y;visibility:visible;mso-wrap-style:square" from="1273,821" to="1273,1253" o:connectortype="straight" o:gfxdata="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" strokeweight=".25pt"/>
+                  <v:line id="Line 9" o:spid="_x0000_s1033" style="position:absolute;rotation:90;flip:y;visibility:visible;mso-wrap-style:square" from="907,1181" to="907,1613" o:connectortype="straight" o:gfxdata="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" strokeweight=".25pt"/>
+                </v:group>
+              </v:group>
+              <v:group id="Group 10" o:spid="_x0000_s1034" style="position:absolute;left:691;top:15422;width:10502;height:576;flip:y" coordorigin="693,819" coordsize="10502,576" o:gfxdata="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">
+                <v:group id="Group 11" o:spid="_x0000_s1035" style="position:absolute;left:693;top:819;width:582;height:576" coordorigin="691,821" coordsize="582,576" o:gfxdata="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">
+                  <v:line id="Line 12" o:spid="_x0000_s1036" style="position:absolute;flip:y;visibility:visible;mso-wrap-style:square" from="1273,821" to="1273,1253" o:connectortype="straight" o:gfxdata="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" strokeweight=".25pt"/>
+                  <v:line id="Line 13" o:spid="_x0000_s1037" style="position:absolute;rotation:90;flip:y;visibility:visible;mso-wrap-style:square" from="907,1181" to="907,1613" o:connectortype="straight" o:gfxdata="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" strokeweight=".25pt"/>
+                </v:group>
+                <v:group id="Group 14" o:spid="_x0000_s1038" style="position:absolute;left:10613;top:819;width:582;height:576;flip:x" coordorigin="691,821" coordsize="582,576" o:gfxdata="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">
+                  <v:line id="Line 15" o:spid="_x0000_s1039" style="position:absolute;flip:y;visibility:visible;mso-wrap-style:square" from="1273,821" to="1273,1253" o:connectortype="straight" o:gfxdata="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" strokeweight=".25pt"/>
+                  <v:line id="Line 16" o:spid="_x0000_s1040" style="position:absolute;rotation:90;flip:y;visibility:visible;mso-wrap-style:square" from="907,1181" to="907,1613" o:connectortype="straight" o:gfxdata="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" strokeweight=".25pt"/>
+                </v:group>
+              </v:group>
+              <w10:wrap anchorx="page" anchory="page"/>
+              <w10:anchorlock/>
+            </v:group>
+          </w:pict>
+        </mc:Fallback>
+      </mc:AlternateContent>
+    </w:r>
+    <w:r>
+      <w:rPr>
+        <w:i w:val="0"/>
+        <w:position w:val="4"/>
+      </w:rPr>
+      <w:t>Journal of Earthquake and Tsunami</w:t>
+    </w:r>
+  </w:p>
+  <w:p>
+    <w:pPr>
+      <w:pStyle w:val="Header"/>
+      <w:rPr>
+        <w:i w:val="0"/>
+        <w:position w:val="4"/>
+      </w:rPr>
+    </w:pPr>
+    <w:r>
+      <w:rPr>
+        <w:i w:val="0"/>
+        <w:snapToGrid w:val="0"/>
+        <w:position w:val="4"/>
+      </w:rPr>
+      <w:sym w:font="Symbol" w:char="F0D3"/>
+    </w:r>
+    <w:r>
+      <w:rPr>
+        <w:i w:val="0"/>
+        <w:snapToGrid w:val="0"/>
+        <w:position w:val="4"/>
+      </w:rPr>
+      <w:t xml:space="preserve"> World Scientific Publishing Company</w:t>
+    </w:r>
+  </w:p>
+</w:hdr>
+</file>
+
 <file path=word/numbering.xml><?xml version="1.0" encoding="utf-8"?>
-<w:numbering xmlns:w="http://schemas.openxmlformats.org/wordprocessingml/2006/main">
+<w:numbering xmlns:aink="http://schemas.microsoft.com/office/drawing/2016/ink" xmlns:am3d="http://schemas.microsoft.com/office/drawing/2017/model3d" xmlns:cx="http://schemas.microsoft.com/office/drawing/2014/chartex" xmlns:cx1="http://schemas.microsoft.com/office/drawing/2015/9/8/chartex" xmlns:cx2="http://schemas.microsoft.com/office/drawing/2015/10/21/chartex" xmlns:cx3="http://schemas.microsoft.com/office/drawing/2016/5/9/chartex" xmlns:cx4="http://schemas.microsoft.com/office/drawing/2016/5/10/chartex" xmlns:cx5="http://schemas.microsoft.com/office/drawing/2016/5/11/chartex" xmlns:cx6="http://schemas.microsoft.com/office/drawing/2016/5/12/chartex" xmlns:cx7="http://schemas.microsoft.com/office/drawing/2016/5/13/chartex" xmlns:cx8="http://schemas.microsoft.com/office/drawing/2016/5/14/chartex" xmlns:m="http://schemas.openxmlformats.org/officeDocument/2006/math" xmlns:mc="http://schemas.openxmlformats.org/markup-compatibility/2006" xmlns:o="urn:schemas-microsoft-com:office:office" xmlns:r="http://schemas.openxmlformats.org/officeDocument/2006/relationships" xmlns:v="urn:schemas-microsoft-com:vml" xmlns:w="http://schemas.openxmlformats.org/wordprocessingml/2006/main" xmlns:w10="urn:schemas-microsoft-com:office:word" xmlns:w14="http://schemas.microsoft.com/office/word/2010/wordml" xmlns:w15="http://schemas.microsoft.com/office/word/2012/wordml" xmlns:w16cid="http://schemas.microsoft.com/office/word/2016/wordml/cid" xmlns:w16se="http://schemas.microsoft.com/office/word/2015/wordml/symex" xmlns:wne="http://schemas.microsoft.com/office/word/2006/wordml" xmlns:wp="http://schemas.openxmlformats.org/drawingml/2006/wordprocessingDrawing" xmlns:wp14="http://schemas.microsoft.com/office/word/2010/wordprocessingDrawing" xmlns:wpc="http://schemas.microsoft.com/office/word/2010/wordprocessingCanvas" xmlns:wpg="http://schemas.microsoft.com/office/word/2010/wordprocessingGroup" xmlns:wpi="http://schemas.microsoft.com/office/word/2010/wordprocessingInk" xmlns:wps="http://schemas.microsoft.com/office/word/2010/wordprocessingShape" mc:Ignorable="w14 w15 w16se w16cid wp14">
+  <w:abstractNum w15:restartNumberingAfterBreak="0" w:abstractNumId="0">
+    <w:nsid w:val="042357CC"/>
+    <w:multiLevelType w:val="singleLevel"/>
+    <w:tmpl w:val="E736C696"/>
+    <w:lvl w:ilvl="0">
+      <w:start w:val="1"/>
+      <w:numFmt w:val="lowerLetter"/>
+      <w:lvlText w:val="(%1)"/>
+      <w:lvlJc w:val="right"/>
+      <w:pPr>
+        <w:tabs>
+          <w:tab w:pos="360" w:val="num"/>
+        </w:tabs>
+        <w:ind w:hanging="72" w:left="360"/>
+      </w:pPr>
+    </w:lvl>
+  </w:abstractNum>
+  <w:abstractNum w15:restartNumberingAfterBreak="0" w:abstractNumId="1">
+    <w:nsid w:val="06F221C9"/>
+    <w:multiLevelType w:val="singleLevel"/>
+    <w:tmpl w:val="66F66440"/>
+    <w:lvl w:ilvl="0">
+      <w:start w:val="1"/>
+      <w:numFmt w:val="decimal"/>
+      <w:lvlText w:val="%1."/>
+      <w:lvlJc w:val="right"/>
+      <w:pPr>
+        <w:tabs>
+          <w:tab w:pos="360" w:val="num"/>
+        </w:tabs>
+        <w:ind w:hanging="72" w:left="360"/>
+      </w:pPr>
+    </w:lvl>
+  </w:abstractNum>
+  <w:abstractNum w15:restartNumberingAfterBreak="0" w:abstractNumId="2">
+    <w:nsid w:val="090D6090"/>
+    <w:multiLevelType w:val="multilevel"/>
+    <w:tmpl w:val="CCEAA86A"/>
+    <w:lvl w:ilvl="0">
+      <w:start w:val="1"/>
+      <w:numFmt w:val="decimal"/>
+      <w:pStyle w:val="Romanlist"/>
+      <w:lvlText w:val="(%1)"/>
+      <w:lvlJc w:val="left"/>
+      <w:pPr>
+        <w:tabs>
+          <w:tab w:pos="360" w:val="num"/>
+        </w:tabs>
+        <w:ind w:hanging="360" w:left="360"/>
+      </w:pPr>
+      <w:rPr>
+        <w:rFonts w:ascii="Times New Roman" w:hAnsi="Times New Roman" w:hint="default"/>
+        <w:b w:val="0"/>
+        <w:i w:val="0"/>
+        <w:sz w:val="22"/>
+      </w:rPr>
+    </w:lvl>
+    <w:lvl w:ilvl="1" w:tentative="1">
+      <w:start w:val="1"/>
+      <w:numFmt w:val="lowerLetter"/>
+      <w:lvlText w:val="%2."/>
+      <w:lvlJc w:val="left"/>
+      <w:pPr>
+        <w:tabs>
+          <w:tab w:pos="1440" w:val="num"/>
+        </w:tabs>
+        <w:ind w:hanging="360" w:left="1440"/>
+      </w:pPr>
+    </w:lvl>
+    <w:lvl w:ilvl="2" w:tentative="1">
+      <w:start w:val="1"/>
+      <w:numFmt w:val="lowerRoman"/>
+      <w:lvlText w:val="%3."/>
+      <w:lvlJc w:val="right"/>
+      <w:pPr>
+        <w:tabs>
+          <w:tab w:pos="2160" w:val="num"/>
+        </w:tabs>
+        <w:ind w:hanging="180" w:left="2160"/>
+      </w:pPr>
+    </w:lvl>
+    <w:lvl w:ilvl="3" w:tentative="1">
+      <w:start w:val="1"/>
+      <w:numFmt w:val="decimal"/>
+      <w:lvlText w:val="%4."/>
+      <w:lvlJc w:val="left"/>
+      <w:pPr>
+        <w:tabs>
+          <w:tab w:pos="2880" w:val="num"/>
+        </w:tabs>
+        <w:ind w:hanging="360" w:left="2880"/>
+      </w:pPr>
+    </w:lvl>
+    <w:lvl w:ilvl="4" w:tentative="1">
+      <w:start w:val="1"/>
+      <w:numFmt w:val="lowerLetter"/>
+      <w:lvlText w:val="%5."/>
+      <w:lvlJc w:val="left"/>
+      <w:pPr>
+        <w:tabs>
+          <w:tab w:pos="3600" w:val="num"/>
+        </w:tabs>
+        <w:ind w:hanging="360" w:left="3600"/>
+      </w:pPr>
+    </w:lvl>
+    <w:lvl w:ilvl="5" w:tentative="1">
+      <w:start w:val="1"/>
+      <w:numFmt w:val="lowerRoman"/>
+      <w:lvlText w:val="%6."/>
+      <w:lvlJc w:val="right"/>
+      <w:pPr>
+        <w:tabs>
+          <w:tab w:pos="4320" w:val="num"/>
+        </w:tabs>
+        <w:ind w:hanging="180" w:left="4320"/>
+      </w:pPr>
+    </w:lvl>
+    <w:lvl w:ilvl="6" w:tentative="1">
+      <w:start w:val="1"/>
+      <w:numFmt w:val="decimal"/>
+      <w:lvlText w:val="%7."/>
+      <w:lvlJc w:val="left"/>
+      <w:pPr>
+        <w:tabs>
+          <w:tab w:pos="5040" w:val="num"/>
+        </w:tabs>
+        <w:ind w:hanging="360" w:left="5040"/>
+      </w:pPr>
+    </w:lvl>
+    <w:lvl w:ilvl="7" w:tentative="1">
+      <w:start w:val="1"/>
+      <w:numFmt w:val="lowerLetter"/>
+      <w:lvlText w:val="%8."/>
+      <w:lvlJc w:val="left"/>
+      <w:pPr>
+        <w:tabs>
+          <w:tab w:pos="5760" w:val="num"/>
+        </w:tabs>
+        <w:ind w:hanging="360" w:left="5760"/>
+      </w:pPr>
+    </w:lvl>
+    <w:lvl w:ilvl="8" w:tentative="1">
+      <w:start w:val="1"/>
+      <w:numFmt w:val="lowerRoman"/>
+      <w:lvlText w:val="%9."/>
+      <w:lvlJc w:val="right"/>
+      <w:pPr>
+        <w:tabs>
+          <w:tab w:pos="6480" w:val="num"/>
+        </w:tabs>
+        <w:ind w:hanging="180" w:left="6480"/>
+      </w:pPr>
+    </w:lvl>
+  </w:abstractNum>
+  <w:abstractNum w15:restartNumberingAfterBreak="0" w:abstractNumId="3">
+    <w:nsid w:val="14F53031"/>
+    <w:multiLevelType w:val="singleLevel"/>
+    <w:tmpl w:val="1BFE2A58"/>
+    <w:lvl w:ilvl="0">
+      <w:start w:val="1"/>
+      <w:numFmt w:val="decimal"/>
+      <w:lvlText w:val="(%1)"/>
+      <w:lvlJc w:val="right"/>
+      <w:pPr>
+        <w:tabs>
+          <w:tab w:pos="360" w:val="num"/>
+        </w:tabs>
+        <w:ind w:hanging="72" w:left="360"/>
+      </w:pPr>
+    </w:lvl>
+  </w:abstractNum>
+  <w:abstractNum w15:restartNumberingAfterBreak="0" w:abstractNumId="4">
+    <w:nsid w:val="15004DF9"/>
+    <w:multiLevelType w:val="hybridMultilevel"/>
+    <w:tmpl w:val="0E8C54F0"/>
+    <w:lvl w:ilvl="0" w:tplc="A2CE462C">
+      <w:start w:val="1"/>
+      <w:numFmt w:val="decimal"/>
+      <w:pStyle w:val="StyleReferenceLeft0Hanging025"/>
+      <w:lvlText w:val="%1."/>
+      <w:lvlJc w:val="right"/>
+      <w:pPr>
+        <w:tabs>
+          <w:tab w:pos="1152" w:val="num"/>
+        </w:tabs>
+        <w:ind w:hanging="864" w:left="1152"/>
+      </w:pPr>
+      <w:rPr>
+        <w:rFonts w:hint="default"/>
+      </w:rPr>
+    </w:lvl>
+    <w:lvl w:ilvl="1" w:tentative="1" w:tplc="04090019">
+      <w:start w:val="1"/>
+      <w:numFmt w:val="lowerLetter"/>
+      <w:lvlText w:val="%2."/>
+      <w:lvlJc w:val="left"/>
+      <w:pPr>
+        <w:tabs>
+          <w:tab w:pos="1440" w:val="num"/>
+        </w:tabs>
+        <w:ind w:hanging="360" w:left="1440"/>
+      </w:pPr>
+    </w:lvl>
+    <w:lvl w:ilvl="2" w:tentative="1" w:tplc="0409001B">
+      <w:start w:val="1"/>
+      <w:numFmt w:val="lowerRoman"/>
+      <w:lvlText w:val="%3."/>
+      <w:lvlJc w:val="right"/>
+      <w:pPr>
+        <w:tabs>
+          <w:tab w:pos="2160" w:val="num"/>
+        </w:tabs>
+        <w:ind w:hanging="180" w:left="2160"/>
+      </w:pPr>
+    </w:lvl>
+    <w:lvl w:ilvl="3" w:tentative="1" w:tplc="0409000F">
+      <w:start w:val="1"/>
+      <w:numFmt w:val="decimal"/>
+      <w:lvlText w:val="%4."/>
+      <w:lvlJc w:val="left"/>
+      <w:pPr>
+        <w:tabs>
+          <w:tab w:pos="2880" w:val="num"/>
+        </w:tabs>
+        <w:ind w:hanging="360" w:left="2880"/>
+      </w:pPr>
+    </w:lvl>
+    <w:lvl w:ilvl="4" w:tentative="1" w:tplc="04090019">
+      <w:start w:val="1"/>
+      <w:numFmt w:val="lowerLetter"/>
+      <w:lvlText w:val="%5."/>
+      <w:lvlJc w:val="left"/>
+      <w:pPr>
+        <w:tabs>
+          <w:tab w:pos="3600" w:val="num"/>
+        </w:tabs>
+        <w:ind w:hanging="360" w:left="3600"/>
+      </w:pPr>
+    </w:lvl>
+    <w:lvl w:ilvl="5" w:tentative="1" w:tplc="0409001B">
+      <w:start w:val="1"/>
+      <w:numFmt w:val="lowerRoman"/>
+      <w:lvlText w:val="%6."/>
+      <w:lvlJc w:val="right"/>
+      <w:pPr>
+        <w:tabs>
+          <w:tab w:pos="4320" w:val="num"/>
+        </w:tabs>
+        <w:ind w:hanging="180" w:left="4320"/>
+      </w:pPr>
+    </w:lvl>
+    <w:lvl w:ilvl="6" w:tentative="1" w:tplc="0409000F">
+      <w:start w:val="1"/>
+      <w:numFmt w:val="decimal"/>
+      <w:lvlText w:val="%7."/>
+      <w:lvlJc w:val="left"/>
+      <w:pPr>
+        <w:tabs>
+          <w:tab w:pos="5040" w:val="num"/>
+        </w:tabs>
+        <w:ind w:hanging="360" w:left="5040"/>
+      </w:pPr>
+    </w:lvl>
+    <w:lvl w:ilvl="7" w:tentative="1" w:tplc="04090019">
+      <w:start w:val="1"/>
+      <w:numFmt w:val="lowerLetter"/>
+      <w:lvlText w:val="%8."/>
+      <w:lvlJc w:val="left"/>
+      <w:pPr>
+        <w:tabs>
+          <w:tab w:pos="5760" w:val="num"/>
+        </w:tabs>
+        <w:ind w:hanging="360" w:left="5760"/>
+      </w:pPr>
+    </w:lvl>
+    <w:lvl w:ilvl="8" w:tentative="1" w:tplc="0409001B">
+      <w:start w:val="1"/>
+      <w:numFmt w:val="lowerRoman"/>
+      <w:lvlText w:val="%9."/>
+      <w:lvlJc w:val="right"/>
+      <w:pPr>
+        <w:tabs>
+          <w:tab w:pos="6480" w:val="num"/>
+        </w:tabs>
+        <w:ind w:hanging="180" w:left="6480"/>
+      </w:pPr>
+    </w:lvl>
+  </w:abstractNum>
+  <w:abstractNum w15:restartNumberingAfterBreak="0" w:abstractNumId="5">
+    <w:nsid w:val="1BAB2A10"/>
+    <w:multiLevelType w:val="singleLevel"/>
+    <w:tmpl w:val="D97E4644"/>
+    <w:lvl w:ilvl="0">
+      <w:start w:val="1"/>
+      <w:numFmt w:val="lowerRoman"/>
+      <w:lvlText w:val="(%1)"/>
+      <w:lvlJc w:val="right"/>
+      <w:pPr>
+        <w:tabs>
+          <w:tab w:pos="396" w:val="num"/>
+        </w:tabs>
+        <w:ind w:hanging="180" w:left="396"/>
+      </w:pPr>
+      <w:rPr>
+        <w:rFonts w:hint="default"/>
+      </w:rPr>
+    </w:lvl>
+  </w:abstractNum>
+  <w:abstractNum w15:restartNumberingAfterBreak="0" w:abstractNumId="6">
+    <w:nsid w:val="271C151F"/>
+    <w:multiLevelType w:val="hybridMultilevel"/>
+    <w:tmpl w:val="DA14F474"/>
+    <w:lvl w:ilvl="0" w:tplc="82DE1772">
+      <w:start w:val="1"/>
+      <w:numFmt w:val="bullet"/>
+      <w:pStyle w:val="itemlist"/>
+      <w:lvlText w:val=""/>
+      <w:lvlJc w:val="left"/>
+      <w:pPr>
+        <w:tabs>
+          <w:tab w:pos="360" w:val="num"/>
+        </w:tabs>
+        <w:ind w:hanging="274" w:left="274"/>
+      </w:pPr>
+      <w:rPr>
+        <w:rFonts w:ascii="Symbol" w:hAnsi="Symbol" w:hint="default"/>
+      </w:rPr>
+    </w:lvl>
+    <w:lvl w:ilvl="1" w:tentative="1" w:tplc="DB62BBA4">
+      <w:start w:val="1"/>
+      <w:numFmt w:val="bullet"/>
+      <w:lvlText w:val="o"/>
+      <w:lvlJc w:val="left"/>
+      <w:pPr>
+        <w:tabs>
+          <w:tab w:pos="1440" w:val="num"/>
+        </w:tabs>
+        <w:ind w:hanging="360" w:left="1440"/>
+      </w:pPr>
+      <w:rPr>
+        <w:rFonts w:ascii="Courier New" w:hAnsi="Courier New" w:hint="default"/>
+      </w:rPr>
+    </w:lvl>
+    <w:lvl w:ilvl="2" w:tentative="1" w:tplc="F87A2772">
+      <w:start w:val="1"/>
+      <w:numFmt w:val="bullet"/>
+      <w:lvlText w:val=""/>
+      <w:lvlJc w:val="left"/>
+      <w:pPr>
+        <w:tabs>
+          <w:tab w:pos="2160" w:val="num"/>
+        </w:tabs>
+        <w:ind w:hanging="360" w:left="2160"/>
+      </w:pPr>
+      <w:rPr>
+        <w:rFonts w:ascii="Wingdings" w:hAnsi="Wingdings" w:hint="default"/>
+      </w:rPr>
+    </w:lvl>
+    <w:lvl w:ilvl="3" w:tentative="1" w:tplc="CCA42AAC">
+      <w:start w:val="1"/>
+      <w:numFmt w:val="bullet"/>
+      <w:lvlText w:val=""/>
+      <w:lvlJc w:val="left"/>
+      <w:pPr>
+        <w:tabs>
+          <w:tab w:pos="2880" w:val="num"/>
+        </w:tabs>
+        <w:ind w:hanging="360" w:left="2880"/>
+      </w:pPr>
+      <w:rPr>
+        <w:rFonts w:ascii="Symbol" w:hAnsi="Symbol" w:hint="default"/>
+      </w:rPr>
+    </w:lvl>
+    <w:lvl w:ilvl="4" w:tentative="1" w:tplc="73668262">
+      <w:start w:val="1"/>
+      <w:numFmt w:val="bullet"/>
+      <w:lvlText w:val="o"/>
+      <w:lvlJc w:val="left"/>
+      <w:pPr>
+        <w:tabs>
+          <w:tab w:pos="3600" w:val="num"/>
+        </w:tabs>
+        <w:ind w:hanging="360" w:left="3600"/>
+      </w:pPr>
+      <w:rPr>
+        <w:rFonts w:ascii="Courier New" w:hAnsi="Courier New" w:hint="default"/>
+      </w:rPr>
+    </w:lvl>
+    <w:lvl w:ilvl="5" w:tentative="1" w:tplc="81DEAABA">
+      <w:start w:val="1"/>
+      <w:numFmt w:val="bullet"/>
+      <w:lvlText w:val=""/>
+      <w:lvlJc w:val="left"/>
+      <w:pPr>
+        <w:tabs>
+          <w:tab w:pos="4320" w:val="num"/>
+        </w:tabs>
+        <w:ind w:hanging="360" w:left="4320"/>
+      </w:pPr>
+      <w:rPr>
+        <w:rFonts w:ascii="Wingdings" w:hAnsi="Wingdings" w:hint="default"/>
+      </w:rPr>
+    </w:lvl>
+    <w:lvl w:ilvl="6" w:tentative="1" w:tplc="2D36F4C2">
+      <w:start w:val="1"/>
+      <w:numFmt w:val="bullet"/>
+      <w:lvlText w:val=""/>
+      <w:lvlJc w:val="left"/>
+      <w:pPr>
+        <w:tabs>
+          <w:tab w:pos="5040" w:val="num"/>
+        </w:tabs>
+        <w:ind w:hanging="360" w:left="5040"/>
+      </w:pPr>
+      <w:rPr>
+        <w:rFonts w:ascii="Symbol" w:hAnsi="Symbol" w:hint="default"/>
+      </w:rPr>
+    </w:lvl>
+    <w:lvl w:ilvl="7" w:tentative="1" w:tplc="477487C8">
+      <w:start w:val="1"/>
+      <w:numFmt w:val="bullet"/>
+      <w:lvlText w:val="o"/>
+      <w:lvlJc w:val="left"/>
+      <w:pPr>
+        <w:tabs>
+          <w:tab w:pos="5760" w:val="num"/>
+        </w:tabs>
+        <w:ind w:hanging="360" w:left="5760"/>
+      </w:pPr>
+      <w:rPr>
+        <w:rFonts w:ascii="Courier New" w:hAnsi="Courier New" w:hint="default"/>
+      </w:rPr>
+    </w:lvl>
+    <w:lvl w:ilvl="8" w:tentative="1" w:tplc="87844CD6">
+      <w:start w:val="1"/>
+      <w:numFmt w:val="bullet"/>
+      <w:lvlText w:val=""/>
+      <w:lvlJc w:val="left"/>
+      <w:pPr>
+        <w:tabs>
+          <w:tab w:pos="6480" w:val="num"/>
+        </w:tabs>
+        <w:ind w:hanging="360" w:left="6480"/>
+      </w:pPr>
+      <w:rPr>
+        <w:rFonts w:ascii="Wingdings" w:hAnsi="Wingdings" w:hint="default"/>
+      </w:rPr>
+    </w:lvl>
+  </w:abstractNum>
+  <w:abstractNum w15:restartNumberingAfterBreak="0" w:abstractNumId="7">
+    <w:nsid w:val="4F831C8D"/>
+    <w:multiLevelType w:val="singleLevel"/>
+    <w:tmpl w:val="A8BCB5AE"/>
+    <w:lvl w:ilvl="0">
+      <w:start w:val="1"/>
+      <w:numFmt w:val="bullet"/>
+      <w:pStyle w:val="List"/>
+      <w:lvlText w:val=""/>
+      <w:lvlJc w:val="left"/>
+      <w:pPr>
+        <w:tabs>
+          <w:tab w:pos="360" w:val="num"/>
+        </w:tabs>
+        <w:ind w:hanging="360" w:left="360"/>
+      </w:pPr>
+      <w:rPr>
+        <w:rFonts w:ascii="Symbol" w:hAnsi="Symbol" w:hint="default"/>
+      </w:rPr>
+    </w:lvl>
+  </w:abstractNum>
+  <w:abstractNum w15:restartNumberingAfterBreak="0" w:abstractNumId="8">
+    <w:nsid w:val="53D26788"/>
+    <w:multiLevelType w:val="singleLevel"/>
+    <w:tmpl w:val="B2A88328"/>
+    <w:lvl w:ilvl="0">
+      <w:start w:val="1"/>
+      <w:numFmt w:val="lowerLetter"/>
+      <w:pStyle w:val="AList"/>
+      <w:lvlText w:val="(%1)"/>
+      <w:lvlJc w:val="left"/>
+      <w:pPr>
+        <w:tabs>
+          <w:tab w:pos="360" w:val="num"/>
+        </w:tabs>
+        <w:ind w:hanging="360" w:left="360"/>
+      </w:pPr>
+    </w:lvl>
+  </w:abstractNum>
+  <w:abstractNum w15:restartNumberingAfterBreak="0" w:abstractNumId="9">
+    <w:nsid w:val="5B0B6E89"/>
+    <w:multiLevelType w:val="multilevel"/>
+    <w:tmpl w:val="ABEE669E"/>
+    <w:lvl w:ilvl="0">
+      <w:start w:val="1"/>
+      <w:numFmt w:val="decimal"/>
+      <w:lvlText w:val="%1"/>
+      <w:lvlJc w:val="left"/>
+      <w:pPr>
+        <w:tabs>
+          <w:tab w:pos="360" w:val="num"/>
+        </w:tabs>
+        <w:ind w:hanging="360" w:left="360"/>
+      </w:pPr>
+      <w:rPr>
+        <w:rFonts w:hint="default"/>
+      </w:rPr>
+    </w:lvl>
+    <w:lvl w:ilvl="1">
+      <w:start w:val="1"/>
+      <w:numFmt w:val="decimal"/>
+      <w:lvlText w:val="%1.%2"/>
+      <w:lvlJc w:val="left"/>
+      <w:pPr>
+        <w:tabs>
+          <w:tab w:pos="360" w:val="num"/>
+        </w:tabs>
+        <w:ind w:hanging="360" w:left="360"/>
+      </w:pPr>
+      <w:rPr>
+        <w:rFonts w:hint="default"/>
+      </w:rPr>
+    </w:lvl>
+    <w:lvl w:ilvl="2">
+      <w:start w:val="1"/>
+      <w:numFmt w:val="decimal"/>
+      <w:lvlText w:val="%1.%2.%3"/>
+      <w:lvlJc w:val="left"/>
+      <w:pPr>
+        <w:tabs>
+          <w:tab w:pos="720" w:val="num"/>
+        </w:tabs>
+        <w:ind w:hanging="720" w:left="720"/>
+      </w:pPr>
+      <w:rPr>
+        <w:rFonts w:hint="default"/>
+      </w:rPr>
+    </w:lvl>
+    <w:lvl w:ilvl="3">
+      <w:start w:val="1"/>
+      <w:numFmt w:val="decimal"/>
+      <w:lvlText w:val="%1.%2.%3.%4"/>
+      <w:lvlJc w:val="left"/>
+      <w:pPr>
+        <w:tabs>
+          <w:tab w:pos="720" w:val="num"/>
+        </w:tabs>
+        <w:ind w:hanging="720" w:left="720"/>
+      </w:pPr>
+      <w:rPr>
+        <w:rFonts w:hint="default"/>
+      </w:rPr>
+    </w:lvl>
+    <w:lvl w:ilvl="4">
+      <w:start w:val="1"/>
+      <w:numFmt w:val="decimal"/>
+      <w:lvlText w:val="%1.%2.%3.%4.%5"/>
+      <w:lvlJc w:val="left"/>
+      <w:pPr>
+        <w:tabs>
+          <w:tab w:pos="1080" w:val="num"/>
+        </w:tabs>
+        <w:ind w:hanging="1080" w:left="1080"/>
+      </w:pPr>
+      <w:rPr>
+        <w:rFonts w:hint="default"/>
+      </w:rPr>
+    </w:lvl>
+    <w:lvl w:ilvl="5">
+      <w:start w:val="1"/>
+      <w:numFmt w:val="decimal"/>
+      <w:lvlText w:val="%1.%2.%3.%4.%5.%6"/>
+      <w:lvlJc w:val="left"/>
+      <w:pPr>
+        <w:tabs>
+          <w:tab w:pos="1080" w:val="num"/>
+        </w:tabs>
+        <w:ind w:hanging="1080" w:left="1080"/>
+      </w:pPr>
+      <w:rPr>
+        <w:rFonts w:hint="default"/>
+      </w:rPr>
+    </w:lvl>
+    <w:lvl w:ilvl="6">
+      <w:start w:val="1"/>
+      <w:numFmt w:val="decimal"/>
+      <w:lvlText w:val="%1.%2.%3.%4.%5.%6.%7"/>
+      <w:lvlJc w:val="left"/>
+      <w:pPr>
+        <w:tabs>
+          <w:tab w:pos="1440" w:val="num"/>
+        </w:tabs>
+        <w:ind w:hanging="1440" w:left="1440"/>
+      </w:pPr>
+      <w:rPr>
+        <w:rFonts w:hint="default"/>
+      </w:rPr>
+    </w:lvl>
+    <w:lvl w:ilvl="7">
+      <w:start w:val="1"/>
+      <w:numFmt w:val="decimal"/>
+      <w:lvlText w:val="%1.%2.%3.%4.%5.%6.%7.%8"/>
+      <w:lvlJc w:val="left"/>
+      <w:pPr>
+        <w:tabs>
+          <w:tab w:pos="1440" w:val="num"/>
+        </w:tabs>
+        <w:ind w:hanging="1440" w:left="1440"/>
+      </w:pPr>
+      <w:rPr>
+        <w:rFonts w:hint="default"/>
+      </w:rPr>
+    </w:lvl>
+    <w:lvl w:ilvl="8">
+      <w:start w:val="1"/>
+      <w:numFmt w:val="decimal"/>
+      <w:lvlText w:val="%1.%2.%3.%4.%5.%6.%7.%8.%9"/>
+      <w:lvlJc w:val="left"/>
+      <w:pPr>
+        <w:tabs>
+          <w:tab w:pos="1800" w:val="num"/>
+        </w:tabs>
+        <w:ind w:hanging="1800" w:left="1800"/>
+      </w:pPr>
+      <w:rPr>
+        <w:rFonts w:hint="default"/>
+      </w:rPr>
+    </w:lvl>
+  </w:abstractNum>
+  <w:abstractNum w15:restartNumberingAfterBreak="0" w:abstractNumId="10">
+    <w:nsid w:val="648470FA"/>
+    <w:multiLevelType w:val="multilevel"/>
+    <w:tmpl w:val="B2AE2B60"/>
+    <w:lvl w:ilvl="0">
+      <w:start w:val="1"/>
+      <w:numFmt w:val="upperLetter"/>
+      <w:pStyle w:val="Appendix1"/>
+      <w:suff w:val="nothing"/>
+      <w:lvlText w:val="Appendix %1.   "/>
+      <w:lvlJc w:val="left"/>
+      <w:pPr>
+        <w:ind w:hanging="300" w:left="300"/>
+      </w:pPr>
+      <w:rPr>
+        <w:rFonts w:hint="default"/>
+        <w:color w:val="auto"/>
+      </w:rPr>
+    </w:lvl>
+    <w:lvl w:ilvl="1">
+      <w:start w:val="1"/>
+      <w:numFmt w:val="decimal"/>
+      <w:pStyle w:val="Appendix2"/>
+      <w:suff w:val="nothing"/>
+      <w:lvlText w:val="%1.%2.  "/>
+      <w:lvlJc w:val="left"/>
+      <w:pPr>
+        <w:ind w:hanging="510" w:left="510"/>
+      </w:pPr>
+      <w:rPr>
+        <w:rFonts w:ascii="Times New Roman" w:hAnsi="Times New Roman" w:hint="default"/>
+        <w:b/>
+        <w:i w:val="0"/>
+        <w:sz w:val="20"/>
+      </w:rPr>
+    </w:lvl>
+    <w:lvl w:ilvl="2">
+      <w:start w:val="1"/>
+      <w:numFmt w:val="decimal"/>
+      <w:pStyle w:val="Appendix3"/>
+      <w:suff w:val="nothing"/>
+      <w:lvlText w:val="%1.%2.%3.  "/>
+      <w:lvlJc w:val="left"/>
+      <w:pPr>
+        <w:ind w:hanging="288" w:left="288"/>
+      </w:pPr>
+      <w:rPr>
+        <w:rFonts w:hint="default"/>
+        <w:b w:val="0"/>
+        <w:i w:val="0"/>
+      </w:rPr>
+    </w:lvl>
+    <w:lvl w:ilvl="3">
+      <w:start w:val="1"/>
+      <w:numFmt w:val="decimal"/>
+      <w:lvlText w:val="%1.%2.%3.%4."/>
+      <w:lvlJc w:val="left"/>
+      <w:pPr>
+        <w:tabs>
+          <w:tab w:pos="2160" w:val="num"/>
+        </w:tabs>
+        <w:ind w:hanging="648" w:left="1728"/>
+      </w:pPr>
+      <w:rPr>
+        <w:rFonts w:hint="default"/>
+      </w:rPr>
+    </w:lvl>
+    <w:lvl w:ilvl="4">
+      <w:start w:val="1"/>
+      <w:numFmt w:val="decimal"/>
+      <w:lvlText w:val="%1.%2.%3.%4.%5."/>
+      <w:lvlJc w:val="left"/>
+      <w:pPr>
+        <w:tabs>
+          <w:tab w:pos="2880" w:val="num"/>
+        </w:tabs>
+        <w:ind w:hanging="792" w:left="2232"/>
+      </w:pPr>
+      <w:rPr>
+        <w:rFonts w:hint="default"/>
+      </w:rPr>
+    </w:lvl>
+    <w:lvl w:ilvl="5">
+      <w:start w:val="1"/>
+      <w:numFmt w:val="decimal"/>
+      <w:lvlText w:val="%1.%2.%3.%4.%5.%6."/>
+      <w:lvlJc w:val="left"/>
+      <w:pPr>
+        <w:tabs>
+          <w:tab w:pos="3600" w:val="num"/>
+        </w:tabs>
+        <w:ind w:hanging="936" w:left="2736"/>
+      </w:pPr>
+      <w:rPr>
+        <w:rFonts w:hint="default"/>
+      </w:rPr>
+    </w:lvl>
+    <w:lvl w:ilvl="6">
+      <w:start w:val="1"/>
+      <w:numFmt w:val="decimal"/>
+      <w:lvlText w:val="%1.%2.%3.%4.%5.%6.%7."/>
+      <w:lvlJc w:val="left"/>
+      <w:pPr>
+        <w:tabs>
+          <w:tab w:pos="4320" w:val="num"/>
+        </w:tabs>
+        <w:ind w:hanging="1080" w:left="3240"/>
+      </w:pPr>
+      <w:rPr>
+        <w:rFonts w:hint="default"/>
+      </w:rPr>
+    </w:lvl>
+    <w:lvl w:ilvl="7">
+      <w:start w:val="1"/>
+      <w:numFmt w:val="decimal"/>
+      <w:lvlText w:val="%1.%2.%3.%4.%5.%6.%7.%8."/>
+      <w:lvlJc w:val="left"/>
+      <w:pPr>
+        <w:tabs>
+          <w:tab w:pos="4680" w:val="num"/>
+        </w:tabs>
+        <w:ind w:hanging="1224" w:left="3744"/>
+      </w:pPr>
+      <w:rPr>
+        <w:rFonts w:hint="default"/>
+      </w:rPr>
+    </w:lvl>
+    <w:lvl w:ilvl="8">
+      <w:start w:val="1"/>
+      <w:numFmt w:val="decimal"/>
+      <w:lvlText w:val="%1.%2.%3.%4.%5.%6.%7.%8.%9."/>
+      <w:lvlJc w:val="left"/>
+      <w:pPr>
+        <w:tabs>
+          <w:tab w:pos="5400" w:val="num"/>
+        </w:tabs>
+        <w:ind w:hanging="1440" w:left="4320"/>
+      </w:pPr>
+      <w:rPr>
+        <w:rFonts w:hint="default"/>
+      </w:rPr>
+    </w:lvl>
+  </w:abstractNum>
+  <w:abstractNum w15:restartNumberingAfterBreak="0" w:abstractNumId="11">
+    <w:nsid w:val="66981FEA"/>
+    <w:multiLevelType w:val="multilevel"/>
+    <w:tmpl w:val="1520CD38"/>
+    <w:lvl w:ilvl="0">
+      <w:start w:val="1"/>
+      <w:numFmt w:val="decimal"/>
+      <w:pStyle w:val="Heading1"/>
+      <w:suff w:val="nothing"/>
+      <w:lvlText w:val="%1.   "/>
+      <w:lvlJc w:val="left"/>
+      <w:pPr>
+        <w:ind w:hanging="360" w:left="360"/>
+      </w:pPr>
+      <w:rPr>
+        <w:rFonts w:ascii="Times New Roman" w:hAnsi="Times New Roman" w:hint="default"/>
+        <w:b/>
+        <w:i w:val="0"/>
+        <w:sz w:val="20"/>
+      </w:rPr>
+    </w:lvl>
+    <w:lvl w:ilvl="1">
+      <w:start w:val="1"/>
+      <w:numFmt w:val="decimal"/>
+      <w:pStyle w:val="Heading2"/>
+      <w:suff w:val="nothing"/>
+      <w:lvlText w:val="%1.%2.   "/>
+      <w:lvlJc w:val="left"/>
+      <w:pPr>
+        <w:ind w:hanging="360" w:left="360"/>
+      </w:pPr>
+      <w:rPr>
+        <w:rFonts w:hint="default"/>
+        <w:b/>
+        <w:i w:val="0"/>
+      </w:rPr>
+    </w:lvl>
+    <w:lvl w:ilvl="2">
+      <w:start w:val="1"/>
+      <w:numFmt w:val="decimal"/>
+      <w:pStyle w:val="Heading3"/>
+      <w:suff w:val="nothing"/>
+      <w:lvlText w:val="%1.%2.%3.   "/>
+      <w:lvlJc w:val="left"/>
+      <w:pPr>
+        <w:ind w:hanging="720" w:left="720"/>
+      </w:pPr>
+      <w:rPr>
+        <w:rFonts w:ascii="Times New Roman" w:hAnsi="Times New Roman" w:hint="default"/>
+        <w:b w:val="0"/>
+        <w:i w:val="0"/>
+        <w:sz w:val="20"/>
+      </w:rPr>
+    </w:lvl>
+    <w:lvl w:ilvl="3">
+      <w:start w:val="1"/>
+      <w:numFmt w:val="decimal"/>
+      <w:lvlText w:val="%1.%2.%3.%4."/>
+      <w:lvlJc w:val="left"/>
+      <w:pPr>
+        <w:tabs>
+          <w:tab w:pos="1800" w:val="num"/>
+        </w:tabs>
+        <w:ind w:hanging="648" w:left="1728"/>
+      </w:pPr>
+      <w:rPr>
+        <w:rFonts w:hint="default"/>
+      </w:rPr>
+    </w:lvl>
+    <w:lvl w:ilvl="4">
+      <w:start w:val="1"/>
+      <w:numFmt w:val="decimal"/>
+      <w:lvlText w:val="%1.%2.%3.%4.%5."/>
+      <w:lvlJc w:val="left"/>
+      <w:pPr>
+        <w:tabs>
+          <w:tab w:pos="2520" w:val="num"/>
+        </w:tabs>
+        <w:ind w:hanging="792" w:left="2232"/>
+      </w:pPr>
+      <w:rPr>
+        <w:rFonts w:hint="default"/>
+      </w:rPr>
+    </w:lvl>
+    <w:lvl w:ilvl="5">
+      <w:start w:val="1"/>
+      <w:numFmt w:val="decimal"/>
+      <w:lvlText w:val="%1.%2.%3.%4.%5.%6."/>
+      <w:lvlJc w:val="left"/>
+      <w:pPr>
+        <w:tabs>
+          <w:tab w:pos="2880" w:val="num"/>
+        </w:tabs>
+        <w:ind w:hanging="936" w:left="2736"/>
+      </w:pPr>
+      <w:rPr>
+        <w:rFonts w:hint="default"/>
+      </w:rPr>
+    </w:lvl>
+    <w:lvl w:ilvl="6">
+      <w:start w:val="1"/>
+      <w:numFmt w:val="decimal"/>
+      <w:lvlText w:val="%1.%2.%3.%4.%5.%6.%7."/>
+      <w:lvlJc w:val="left"/>
+      <w:pPr>
+        <w:tabs>
+          <w:tab w:pos="3600" w:val="num"/>
+        </w:tabs>
+        <w:ind w:hanging="1080" w:left="3240"/>
+      </w:pPr>
+      <w:rPr>
+        <w:rFonts w:hint="default"/>
+      </w:rPr>
+    </w:lvl>
+    <w:lvl w:ilvl="7">
+      <w:start w:val="1"/>
+      <w:numFmt w:val="decimal"/>
+      <w:lvlText w:val="%1.%2.%3.%4.%5.%6.%7.%8."/>
+      <w:lvlJc w:val="left"/>
+      <w:pPr>
+        <w:tabs>
+          <w:tab w:pos="3960" w:val="num"/>
+        </w:tabs>
+        <w:ind w:hanging="1224" w:left="3744"/>
+      </w:pPr>
+      <w:rPr>
+        <w:rFonts w:hint="default"/>
+      </w:rPr>
+    </w:lvl>
+    <w:lvl w:ilvl="8">
+      <w:start w:val="1"/>
+      <w:numFmt w:val="decimal"/>
+      <w:lvlText w:val="%1.%2.%3.%4.%5.%6.%7.%8.%9."/>
+      <w:lvlJc w:val="left"/>
+      <w:pPr>
+        <w:tabs>
+          <w:tab w:pos="4680" w:val="num"/>
+        </w:tabs>
+        <w:ind w:hanging="1440" w:left="4320"/>
+      </w:pPr>
+      <w:rPr>
+        <w:rFonts w:hint="default"/>
+      </w:rPr>
+    </w:lvl>
+  </w:abstractNum>
   <w:abstractNum w:abstractNumId="990">
     <w:nsid w:val="0000A990"/>
     <w:multiLevelType w:val="multilevel"/>
@@ -23570,6 +25959,66 @@
       </w:pPr>
     </w:lvl>
   </w:abstractNum>
+  <w:num w:numId="1">
+    <w:abstractNumId w:val="8"/>
+  </w:num>
+  <w:num w:numId="2">
+    <w:abstractNumId w:val="10"/>
+  </w:num>
+  <w:num w:numId="3">
+    <w:abstractNumId w:val="10"/>
+  </w:num>
+  <w:num w:numId="4">
+    <w:abstractNumId w:val="6"/>
+  </w:num>
+  <w:num w:numId="5">
+    <w:abstractNumId w:val="7"/>
+  </w:num>
+  <w:num w:numId="6">
+    <w:abstractNumId w:val="5"/>
+  </w:num>
+  <w:num w:numId="7">
+    <w:abstractNumId w:val="2"/>
+  </w:num>
+  <w:num w:numId="8">
+    <w:abstractNumId w:val="4"/>
+  </w:num>
+  <w:num w:numId="9">
+    <w:abstractNumId w:val="5"/>
+  </w:num>
+  <w:num w:numId="10">
+    <w:abstractNumId w:val="3"/>
+  </w:num>
+  <w:num w:numId="11">
+    <w:abstractNumId w:val="0"/>
+  </w:num>
+  <w:num w:numId="12">
+    <w:abstractNumId w:val="11"/>
+  </w:num>
+  <w:num w:numId="13">
+    <w:abstractNumId w:val="1"/>
+  </w:num>
+  <w:num w:numId="14">
+    <w:abstractNumId w:val="5"/>
+  </w:num>
+  <w:num w:numId="15">
+    <w:abstractNumId w:val="8"/>
+  </w:num>
+  <w:num w:numId="16">
+    <w:abstractNumId w:val="9"/>
+  </w:num>
+  <w:num w:numId="17">
+    <w:abstractNumId w:val="11"/>
+  </w:num>
+  <w:num w:numId="18">
+    <w:abstractNumId w:val="11"/>
+  </w:num>
+  <w:num w:numId="19">
+    <w:abstractNumId w:val="11"/>
+  </w:num>
+  <w:num w:numId="20">
+    <w:abstractNumId w:val="11"/>
+  </w:num>
   <w:num w:numId="1000">
     <w:abstractNumId w:val="990"/>
   </w:num>
@@ -23607,544 +26056,418 @@
 </file>
 
 <file path=word/styles.xml><?xml version="1.0" encoding="utf-8"?>
-<w:styles xmlns:r="http://schemas.openxmlformats.org/officeDocument/2006/relationships" xmlns:w="http://schemas.openxmlformats.org/wordprocessingml/2006/main">
+<w:styles xmlns:mc="http://schemas.openxmlformats.org/markup-compatibility/2006" xmlns:r="http://schemas.openxmlformats.org/officeDocument/2006/relationships" xmlns:w="http://schemas.openxmlformats.org/wordprocessingml/2006/main" xmlns:w14="http://schemas.microsoft.com/office/word/2010/wordml" xmlns:w15="http://schemas.microsoft.com/office/word/2012/wordml" xmlns:w16cid="http://schemas.microsoft.com/office/word/2016/wordml/cid" xmlns:w16se="http://schemas.microsoft.com/office/word/2015/wordml/symex" mc:Ignorable="w14 w15 w16se w16cid">
   <w:docDefaults>
     <w:rPrDefault>
       <w:rPr>
-        <w:rFonts w:asciiTheme="minorHAnsi" w:cstheme="minorBidi" w:eastAsiaTheme="minorEastAsia" w:hAnsiTheme="minorHAnsi"/>
-        <w:sz w:val="24"/>
-        <w:szCs w:val="24"/>
-        <w:lang w:bidi="ar-SA" w:eastAsia="zh-CN" w:val="en-US"/>
+        <w:rFonts w:ascii="Times New Roman" w:cs="Times New Roman" w:eastAsia="Times New Roman" w:hAnsi="Times New Roman"/>
+        <w:lang w:bidi="ar-SA" w:eastAsia="en-SG" w:val="en-SG"/>
       </w:rPr>
     </w:rPrDefault>
-    <w:pPrDefault>
-      <w:pPr>
-        <w:spacing w:after="200"/>
-      </w:pPr>
-    </w:pPrDefault>
+    <w:pPrDefault/>
   </w:docDefaults>
-  <w:latentStyles w:count="276" w:defLockedState="0" w:defQFormat="0" w:defSemiHidden="0" w:defUIPriority="0" w:defUnhideWhenUsed="0"/>
+  <w:latentStyles w:count="375" w:defLockedState="0" w:defQFormat="0" w:defSemiHidden="0" w:defUIPriority="0" w:defUnhideWhenUsed="0">
+    <w:lsdException w:name="Normal" w:qFormat="1"/>
+    <w:lsdException w:name="heading 1" w:qFormat="1"/>
+    <w:lsdException w:name="heading 2" w:qFormat="1"/>
+    <w:lsdException w:name="heading 3" w:qFormat="1"/>
+    <w:lsdException w:name="heading 4" w:qFormat="1"/>
+    <w:lsdException w:name="heading 5" w:qFormat="1"/>
+    <w:lsdException w:name="heading 6" w:qFormat="1" w:semiHidden="1" w:unhideWhenUsed="1"/>
+    <w:lsdException w:name="heading 7" w:qFormat="1" w:semiHidden="1" w:unhideWhenUsed="1"/>
+    <w:lsdException w:name="heading 8" w:qFormat="1" w:semiHidden="1" w:unhideWhenUsed="1"/>
+    <w:lsdException w:name="heading 9" w:qFormat="1" w:semiHidden="1" w:unhideWhenUsed="1"/>
+    <w:lsdException w:name="caption" w:qFormat="1"/>
+    <w:lsdException w:name="Title" w:qFormat="1"/>
+    <w:lsdException w:name="Subtitle" w:qFormat="1"/>
+    <w:lsdException w:name="Strong" w:qFormat="1"/>
+    <w:lsdException w:name="Emphasis" w:qFormat="1"/>
+    <w:lsdException w:name="Normal Table" w:semiHidden="1" w:unhideWhenUsed="1"/>
+    <w:lsdException w:name="Table Simple 1" w:semiHidden="1" w:unhideWhenUsed="1"/>
+    <w:lsdException w:name="Table Simple 2" w:semiHidden="1" w:unhideWhenUsed="1"/>
+    <w:lsdException w:name="Table Simple 3" w:semiHidden="1" w:unhideWhenUsed="1"/>
+    <w:lsdException w:name="Table Classic 1" w:semiHidden="1" w:unhideWhenUsed="1"/>
+    <w:lsdException w:name="Table Classic 2" w:semiHidden="1" w:unhideWhenUsed="1"/>
+    <w:lsdException w:name="Table Classic 3" w:semiHidden="1" w:unhideWhenUsed="1"/>
+    <w:lsdException w:name="Table Classic 4" w:semiHidden="1" w:unhideWhenUsed="1"/>
+    <w:lsdException w:name="Table Colorful 1" w:semiHidden="1" w:unhideWhenUsed="1"/>
+    <w:lsdException w:name="Table Colorful 2" w:semiHidden="1" w:unhideWhenUsed="1"/>
+    <w:lsdException w:name="Table Colorful 3" w:semiHidden="1" w:unhideWhenUsed="1"/>
+    <w:lsdException w:name="Table Columns 1" w:semiHidden="1" w:unhideWhenUsed="1"/>
+    <w:lsdException w:name="Table Columns 2" w:semiHidden="1" w:unhideWhenUsed="1"/>
+    <w:lsdException w:name="Table Columns 3" w:semiHidden="1" w:unhideWhenUsed="1"/>
+    <w:lsdException w:name="Table Columns 4" w:semiHidden="1" w:unhideWhenUsed="1"/>
+    <w:lsdException w:name="Table Columns 5" w:semiHidden="1" w:unhideWhenUsed="1"/>
+    <w:lsdException w:name="Table Grid 1" w:semiHidden="1" w:unhideWhenUsed="1"/>
+    <w:lsdException w:name="Table Grid 2" w:semiHidden="1" w:unhideWhenUsed="1"/>
+    <w:lsdException w:name="Table Grid 3" w:semiHidden="1" w:unhideWhenUsed="1"/>
+    <w:lsdException w:name="Table Grid 4" w:semiHidden="1" w:unhideWhenUsed="1"/>
+    <w:lsdException w:name="Table Grid 5" w:semiHidden="1" w:unhideWhenUsed="1"/>
+    <w:lsdException w:name="Table Grid 6" w:semiHidden="1" w:unhideWhenUsed="1"/>
+    <w:lsdException w:name="Table Grid 7" w:semiHidden="1" w:unhideWhenUsed="1"/>
+    <w:lsdException w:name="Table Grid 8" w:semiHidden="1" w:unhideWhenUsed="1"/>
+    <w:lsdException w:name="Table List 1" w:semiHidden="1" w:unhideWhenUsed="1"/>
+    <w:lsdException w:name="Table List 2" w:semiHidden="1" w:unhideWhenUsed="1"/>
+    <w:lsdException w:name="Table List 3" w:semiHidden="1" w:unhideWhenUsed="1"/>
+    <w:lsdException w:name="Table List 4" w:semiHidden="1" w:unhideWhenUsed="1"/>
+    <w:lsdException w:name="Table List 5" w:semiHidden="1" w:unhideWhenUsed="1"/>
+    <w:lsdException w:name="Table List 6" w:semiHidden="1" w:unhideWhenUsed="1"/>
+    <w:lsdException w:name="Table List 7" w:semiHidden="1" w:unhideWhenUsed="1"/>
+    <w:lsdException w:name="Table List 8" w:semiHidden="1" w:unhideWhenUsed="1"/>
+    <w:lsdException w:name="Table 3D effects 1" w:semiHidden="1" w:unhideWhenUsed="1"/>
+    <w:lsdException w:name="Table 3D effects 2" w:semiHidden="1" w:unhideWhenUsed="1"/>
+    <w:lsdException w:name="Table 3D effects 3" w:semiHidden="1" w:unhideWhenUsed="1"/>
+    <w:lsdException w:name="Table Contemporary" w:semiHidden="1" w:unhideWhenUsed="1"/>
+    <w:lsdException w:name="Table Elegant" w:semiHidden="1" w:unhideWhenUsed="1"/>
+    <w:lsdException w:name="Table Professional" w:semiHidden="1" w:unhideWhenUsed="1"/>
+    <w:lsdException w:name="Table Subtle 1" w:semiHidden="1" w:unhideWhenUsed="1"/>
+    <w:lsdException w:name="Table Subtle 2" w:semiHidden="1" w:unhideWhenUsed="1"/>
+    <w:lsdException w:name="Table Web 1" w:semiHidden="1" w:unhideWhenUsed="1"/>
+    <w:lsdException w:name="Table Web 2" w:semiHidden="1" w:unhideWhenUsed="1"/>
+    <w:lsdException w:name="Table Web 3" w:semiHidden="1" w:unhideWhenUsed="1"/>
+    <w:lsdException w:name="Table Theme" w:semiHidden="1" w:unhideWhenUsed="1"/>
+    <w:lsdException w:name="Placeholder Text" w:semiHidden="1" w:uiPriority="99"/>
+    <w:lsdException w:name="No Spacing" w:qFormat="1" w:uiPriority="1"/>
+    <w:lsdException w:name="Light Shading" w:uiPriority="60"/>
+    <w:lsdException w:name="Light List" w:uiPriority="61"/>
+    <w:lsdException w:name="Light Grid" w:uiPriority="62"/>
+    <w:lsdException w:name="Medium Shading 1" w:uiPriority="63"/>
+    <w:lsdException w:name="Medium Shading 2" w:uiPriority="64"/>
+    <w:lsdException w:name="Medium List 1" w:uiPriority="65"/>
+    <w:lsdException w:name="Medium List 2" w:uiPriority="66"/>
+    <w:lsdException w:name="Medium Grid 1" w:uiPriority="67"/>
+    <w:lsdException w:name="Medium Grid 2" w:uiPriority="68"/>
+    <w:lsdException w:name="Medium Grid 3" w:uiPriority="69"/>
+    <w:lsdException w:name="Dark List" w:uiPriority="70"/>
+    <w:lsdException w:name="Colorful Shading" w:uiPriority="71"/>
+    <w:lsdException w:name="Colorful List" w:uiPriority="72"/>
+    <w:lsdException w:name="Colorful Grid" w:uiPriority="73"/>
+    <w:lsdException w:name="Light Shading Accent 1" w:uiPriority="60"/>
+    <w:lsdException w:name="Light List Accent 1" w:uiPriority="61"/>
+    <w:lsdException w:name="Light Grid Accent 1" w:uiPriority="62"/>
+    <w:lsdException w:name="Medium Shading 1 Accent 1" w:uiPriority="63"/>
+    <w:lsdException w:name="Medium Shading 2 Accent 1" w:uiPriority="64"/>
+    <w:lsdException w:name="Medium List 1 Accent 1" w:uiPriority="65"/>
+    <w:lsdException w:name="Revision" w:semiHidden="1" w:uiPriority="99"/>
+    <w:lsdException w:name="List Paragraph" w:qFormat="1" w:uiPriority="34"/>
+    <w:lsdException w:name="Quote" w:qFormat="1" w:uiPriority="29"/>
+    <w:lsdException w:name="Intense Quote" w:qFormat="1" w:uiPriority="30"/>
+    <w:lsdException w:name="Medium List 2 Accent 1" w:uiPriority="66"/>
+    <w:lsdException w:name="Medium Grid 1 Accent 1" w:uiPriority="67"/>
+    <w:lsdException w:name="Medium Grid 2 Accent 1" w:uiPriority="68"/>
+    <w:lsdException w:name="Medium Grid 3 Accent 1" w:uiPriority="69"/>
+    <w:lsdException w:name="Dark List Accent 1" w:uiPriority="70"/>
+    <w:lsdException w:name="Colorful Shading Accent 1" w:uiPriority="71"/>
+    <w:lsdException w:name="Colorful List Accent 1" w:uiPriority="72"/>
+    <w:lsdException w:name="Colorful Grid Accent 1" w:uiPriority="73"/>
+    <w:lsdException w:name="Light Shading Accent 2" w:uiPriority="60"/>
+    <w:lsdException w:name="Light List Accent 2" w:uiPriority="61"/>
+    <w:lsdException w:name="Light Grid Accent 2" w:uiPriority="62"/>
+    <w:lsdException w:name="Medium Shading 1 Accent 2" w:uiPriority="63"/>
+    <w:lsdException w:name="Medium Shading 2 Accent 2" w:uiPriority="64"/>
+    <w:lsdException w:name="Medium List 1 Accent 2" w:uiPriority="65"/>
+    <w:lsdException w:name="Medium List 2 Accent 2" w:uiPriority="66"/>
+    <w:lsdException w:name="Medium Grid 1 Accent 2" w:uiPriority="67"/>
+    <w:lsdException w:name="Medium Grid 2 Accent 2" w:uiPriority="68"/>
+    <w:lsdException w:name="Medium Grid 3 Accent 2" w:uiPriority="69"/>
+    <w:lsdException w:name="Dark List Accent 2" w:uiPriority="70"/>
+    <w:lsdException w:name="Colorful Shading Accent 2" w:uiPriority="71"/>
+    <w:lsdException w:name="Colorful List Accent 2" w:uiPriority="72"/>
+    <w:lsdException w:name="Colorful Grid Accent 2" w:uiPriority="73"/>
+    <w:lsdException w:name="Light Shading Accent 3" w:uiPriority="60"/>
+    <w:lsdException w:name="Light List Accent 3" w:uiPriority="61"/>
+    <w:lsdException w:name="Light Grid Accent 3" w:uiPriority="62"/>
+    <w:lsdException w:name="Medium Shading 1 Accent 3" w:uiPriority="63"/>
+    <w:lsdException w:name="Medium Shading 2 Accent 3" w:uiPriority="64"/>
+    <w:lsdException w:name="Medium List 1 Accent 3" w:uiPriority="65"/>
+    <w:lsdException w:name="Medium List 2 Accent 3" w:uiPriority="66"/>
+    <w:lsdException w:name="Medium Grid 1 Accent 3" w:uiPriority="67"/>
+    <w:lsdException w:name="Medium Grid 2 Accent 3" w:uiPriority="68"/>
+    <w:lsdException w:name="Medium Grid 3 Accent 3" w:uiPriority="69"/>
+    <w:lsdException w:name="Dark List Accent 3" w:uiPriority="70"/>
+    <w:lsdException w:name="Colorful Shading Accent 3" w:uiPriority="71"/>
+    <w:lsdException w:name="Colorful List Accent 3" w:uiPriority="72"/>
+    <w:lsdException w:name="Colorful Grid Accent 3" w:uiPriority="73"/>
+    <w:lsdException w:name="Light Shading Accent 4" w:uiPriority="60"/>
+    <w:lsdException w:name="Light List Accent 4" w:uiPriority="61"/>
+    <w:lsdException w:name="Light Grid Accent 4" w:uiPriority="62"/>
+    <w:lsdException w:name="Medium Shading 1 Accent 4" w:uiPriority="63"/>
+    <w:lsdException w:name="Medium Shading 2 Accent 4" w:uiPriority="64"/>
+    <w:lsdException w:name="Medium List 1 Accent 4" w:uiPriority="65"/>
+    <w:lsdException w:name="Medium List 2 Accent 4" w:uiPriority="66"/>
+    <w:lsdException w:name="Medium Grid 1 Accent 4" w:uiPriority="67"/>
+    <w:lsdException w:name="Medium Grid 2 Accent 4" w:uiPriority="68"/>
+    <w:lsdException w:name="Medium Grid 3 Accent 4" w:uiPriority="69"/>
+    <w:lsdException w:name="Dark List Accent 4" w:uiPriority="70"/>
+    <w:lsdException w:name="Colorful Shading Accent 4" w:uiPriority="71"/>
+    <w:lsdException w:name="Colorful List Accent 4" w:uiPriority="72"/>
+    <w:lsdException w:name="Colorful Grid Accent 4" w:uiPriority="73"/>
+    <w:lsdException w:name="Light Shading Accent 5" w:uiPriority="60"/>
+    <w:lsdException w:name="Light List Accent 5" w:uiPriority="61"/>
+    <w:lsdException w:name="Light Grid Accent 5" w:uiPriority="62"/>
+    <w:lsdException w:name="Medium Shading 1 Accent 5" w:uiPriority="63"/>
+    <w:lsdException w:name="Medium Shading 2 Accent 5" w:uiPriority="64"/>
+    <w:lsdException w:name="Medium List 1 Accent 5" w:uiPriority="65"/>
+    <w:lsdException w:name="Medium List 2 Accent 5" w:uiPriority="66"/>
+    <w:lsdException w:name="Medium Grid 1 Accent 5" w:uiPriority="67"/>
+    <w:lsdException w:name="Medium Grid 2 Accent 5" w:uiPriority="68"/>
+    <w:lsdException w:name="Medium Grid 3 Accent 5" w:uiPriority="69"/>
+    <w:lsdException w:name="Dark List Accent 5" w:uiPriority="70"/>
+    <w:lsdException w:name="Colorful Shading Accent 5" w:uiPriority="71"/>
+    <w:lsdException w:name="Colorful List Accent 5" w:uiPriority="72"/>
+    <w:lsdException w:name="Colorful Grid Accent 5" w:uiPriority="73"/>
+    <w:lsdException w:name="Light Shading Accent 6" w:uiPriority="60"/>
+    <w:lsdException w:name="Light List Accent 6" w:uiPriority="61"/>
+    <w:lsdException w:name="Light Grid Accent 6" w:uiPriority="62"/>
+    <w:lsdException w:name="Medium Shading 1 Accent 6" w:uiPriority="63"/>
+    <w:lsdException w:name="Medium Shading 2 Accent 6" w:uiPriority="64"/>
+    <w:lsdException w:name="Medium List 1 Accent 6" w:uiPriority="65"/>
+    <w:lsdException w:name="Medium List 2 Accent 6" w:uiPriority="66"/>
+    <w:lsdException w:name="Medium Grid 1 Accent 6" w:uiPriority="67"/>
+    <w:lsdException w:name="Medium Grid 2 Accent 6" w:uiPriority="68"/>
+    <w:lsdException w:name="Medium Grid 3 Accent 6" w:uiPriority="69"/>
+    <w:lsdException w:name="Dark List Accent 6" w:uiPriority="70"/>
+    <w:lsdException w:name="Colorful Shading Accent 6" w:uiPriority="71"/>
+    <w:lsdException w:name="Colorful List Accent 6" w:uiPriority="72"/>
+    <w:lsdException w:name="Colorful Grid Accent 6" w:uiPriority="73"/>
+    <w:lsdException w:name="Subtle Emphasis" w:qFormat="1" w:uiPriority="19"/>
+    <w:lsdException w:name="Intense Emphasis" w:qFormat="1" w:uiPriority="21"/>
+    <w:lsdException w:name="Subtle Reference" w:qFormat="1" w:uiPriority="31"/>
+    <w:lsdException w:name="Intense Reference" w:qFormat="1" w:uiPriority="32"/>
+    <w:lsdException w:name="Book Title" w:qFormat="1" w:uiPriority="33"/>
+    <w:lsdException w:name="Bibliography" w:semiHidden="1" w:uiPriority="37" w:unhideWhenUsed="1"/>
+    <w:lsdException w:name="TOC Heading" w:qFormat="1" w:semiHidden="1" w:uiPriority="39" w:unhideWhenUsed="1"/>
+    <w:lsdException w:name="Plain Table 1" w:uiPriority="41"/>
+    <w:lsdException w:name="Plain Table 2" w:uiPriority="42"/>
+    <w:lsdException w:name="Plain Table 3" w:uiPriority="43"/>
+    <w:lsdException w:name="Plain Table 4" w:uiPriority="44"/>
+    <w:lsdException w:name="Plain Table 5" w:uiPriority="45"/>
+    <w:lsdException w:name="Grid Table Light" w:uiPriority="40"/>
+    <w:lsdException w:name="Grid Table 1 Light" w:uiPriority="46"/>
+    <w:lsdException w:name="Grid Table 2" w:uiPriority="47"/>
+    <w:lsdException w:name="Grid Table 3" w:uiPriority="48"/>
+    <w:lsdException w:name="Grid Table 4" w:uiPriority="49"/>
+    <w:lsdException w:name="Grid Table 5 Dark" w:uiPriority="50"/>
+    <w:lsdException w:name="Grid Table 6 Colorful" w:uiPriority="51"/>
+    <w:lsdException w:name="Grid Table 7 Colorful" w:uiPriority="52"/>
+    <w:lsdException w:name="Grid Table 1 Light Accent 1" w:uiPriority="46"/>
+    <w:lsdException w:name="Grid Table 2 Accent 1" w:uiPriority="47"/>
+    <w:lsdException w:name="Grid Table 3 Accent 1" w:uiPriority="48"/>
+    <w:lsdException w:name="Grid Table 4 Accent 1" w:uiPriority="49"/>
+    <w:lsdException w:name="Grid Table 5 Dark Accent 1" w:uiPriority="50"/>
+    <w:lsdException w:name="Grid Table 6 Colorful Accent 1" w:uiPriority="51"/>
+    <w:lsdException w:name="Grid Table 7 Colorful Accent 1" w:uiPriority="52"/>
+    <w:lsdException w:name="Grid Table 1 Light Accent 2" w:uiPriority="46"/>
+    <w:lsdException w:name="Grid Table 2 Accent 2" w:uiPriority="47"/>
+    <w:lsdException w:name="Grid Table 3 Accent 2" w:uiPriority="48"/>
+    <w:lsdException w:name="Grid Table 4 Accent 2" w:uiPriority="49"/>
+    <w:lsdException w:name="Grid Table 5 Dark Accent 2" w:uiPriority="50"/>
+    <w:lsdException w:name="Grid Table 6 Colorful Accent 2" w:uiPriority="51"/>
+    <w:lsdException w:name="Grid Table 7 Colorful Accent 2" w:uiPriority="52"/>
+    <w:lsdException w:name="Grid Table 1 Light Accent 3" w:uiPriority="46"/>
+    <w:lsdException w:name="Grid Table 2 Accent 3" w:uiPriority="47"/>
+    <w:lsdException w:name="Grid Table 3 Accent 3" w:uiPriority="48"/>
+    <w:lsdException w:name="Grid Table 4 Accent 3" w:uiPriority="49"/>
+    <w:lsdException w:name="Grid Table 5 Dark Accent 3" w:uiPriority="50"/>
+    <w:lsdException w:name="Grid Table 6 Colorful Accent 3" w:uiPriority="51"/>
+    <w:lsdException w:name="Grid Table 7 Colorful Accent 3" w:uiPriority="52"/>
+    <w:lsdException w:name="Grid Table 1 Light Accent 4" w:uiPriority="46"/>
+    <w:lsdException w:name="Grid Table 2 Accent 4" w:uiPriority="47"/>
+    <w:lsdException w:name="Grid Table 3 Accent 4" w:uiPriority="48"/>
+    <w:lsdException w:name="Grid Table 4 Accent 4" w:uiPriority="49"/>
+    <w:lsdException w:name="Grid Table 5 Dark Accent 4" w:uiPriority="50"/>
+    <w:lsdException w:name="Grid Table 6 Colorful Accent 4" w:uiPriority="51"/>
+    <w:lsdException w:name="Grid Table 7 Colorful Accent 4" w:uiPriority="52"/>
+    <w:lsdException w:name="Grid Table 1 Light Accent 5" w:uiPriority="46"/>
+    <w:lsdException w:name="Grid Table 2 Accent 5" w:uiPriority="47"/>
+    <w:lsdException w:name="Grid Table 3 Accent 5" w:uiPriority="48"/>
+    <w:lsdException w:name="Grid Table 4 Accent 5" w:uiPriority="49"/>
+    <w:lsdException w:name="Grid Table 5 Dark Accent 5" w:uiPriority="50"/>
+    <w:lsdException w:name="Grid Table 6 Colorful Accent 5" w:uiPriority="51"/>
+    <w:lsdException w:name="Grid Table 7 Colorful Accent 5" w:uiPriority="52"/>
+    <w:lsdException w:name="Grid Table 1 Light Accent 6" w:uiPriority="46"/>
+    <w:lsdException w:name="Grid Table 2 Accent 6" w:uiPriority="47"/>
+    <w:lsdException w:name="Grid Table 3 Accent 6" w:uiPriority="48"/>
+    <w:lsdException w:name="Grid Table 4 Accent 6" w:uiPriority="49"/>
+    <w:lsdException w:name="Grid Table 5 Dark Accent 6" w:uiPriority="50"/>
+    <w:lsdException w:name="Grid Table 6 Colorful Accent 6" w:uiPriority="51"/>
+    <w:lsdException w:name="Grid Table 7 Colorful Accent 6" w:uiPriority="52"/>
+    <w:lsdException w:name="List Table 1 Light" w:uiPriority="46"/>
+    <w:lsdException w:name="List Table 2" w:uiPriority="47"/>
+    <w:lsdException w:name="List Table 3" w:uiPriority="48"/>
+    <w:lsdException w:name="List Table 4" w:uiPriority="49"/>
+    <w:lsdException w:name="List Table 5 Dark" w:uiPriority="50"/>
+    <w:lsdException w:name="List Table 6 Colorful" w:uiPriority="51"/>
+    <w:lsdException w:name="List Table 7 Colorful" w:uiPriority="52"/>
+    <w:lsdException w:name="List Table 1 Light Accent 1" w:uiPriority="46"/>
+    <w:lsdException w:name="List Table 2 Accent 1" w:uiPriority="47"/>
+    <w:lsdException w:name="List Table 3 Accent 1" w:uiPriority="48"/>
+    <w:lsdException w:name="List Table 4 Accent 1" w:uiPriority="49"/>
+    <w:lsdException w:name="List Table 5 Dark Accent 1" w:uiPriority="50"/>
+    <w:lsdException w:name="List Table 6 Colorful Accent 1" w:uiPriority="51"/>
+    <w:lsdException w:name="List Table 7 Colorful Accent 1" w:uiPriority="52"/>
+    <w:lsdException w:name="List Table 1 Light Accent 2" w:uiPriority="46"/>
+    <w:lsdException w:name="List Table 2 Accent 2" w:uiPriority="47"/>
+    <w:lsdException w:name="List Table 3 Accent 2" w:uiPriority="48"/>
+    <w:lsdException w:name="List Table 4 Accent 2" w:uiPriority="49"/>
+    <w:lsdException w:name="List Table 5 Dark Accent 2" w:uiPriority="50"/>
+    <w:lsdException w:name="List Table 6 Colorful Accent 2" w:uiPriority="51"/>
+    <w:lsdException w:name="List Table 7 Colorful Accent 2" w:uiPriority="52"/>
+    <w:lsdException w:name="List Table 1 Light Accent 3" w:uiPriority="46"/>
+    <w:lsdException w:name="List Table 2 Accent 3" w:uiPriority="47"/>
+    <w:lsdException w:name="List Table 3 Accent 3" w:uiPriority="48"/>
+    <w:lsdException w:name="List Table 4 Accent 3" w:uiPriority="49"/>
+    <w:lsdException w:name="List Table 5 Dark Accent 3" w:uiPriority="50"/>
+    <w:lsdException w:name="List Table 6 Colorful Accent 3" w:uiPriority="51"/>
+    <w:lsdException w:name="List Table 7 Colorful Accent 3" w:uiPriority="52"/>
+    <w:lsdException w:name="List Table 1 Light Accent 4" w:uiPriority="46"/>
+    <w:lsdException w:name="List Table 2 Accent 4" w:uiPriority="47"/>
+    <w:lsdException w:name="List Table 3 Accent 4" w:uiPriority="48"/>
+    <w:lsdException w:name="List Table 4 Accent 4" w:uiPriority="49"/>
+    <w:lsdException w:name="List Table 5 Dark Accent 4" w:uiPriority="50"/>
+    <w:lsdException w:name="List Table 6 Colorful Accent 4" w:uiPriority="51"/>
+    <w:lsdException w:name="List Table 7 Colorful Accent 4" w:uiPriority="52"/>
+    <w:lsdException w:name="List Table 1 Light Accent 5" w:uiPriority="46"/>
+    <w:lsdException w:name="List Table 2 Accent 5" w:uiPriority="47"/>
+    <w:lsdException w:name="List Table 3 Accent 5" w:uiPriority="48"/>
+    <w:lsdException w:name="List Table 4 Accent 5" w:uiPriority="49"/>
+    <w:lsdException w:name="List Table 5 Dark Accent 5" w:uiPriority="50"/>
+    <w:lsdException w:name="List Table 6 Colorful Accent 5" w:uiPriority="51"/>
+    <w:lsdException w:name="List Table 7 Colorful Accent 5" w:uiPriority="52"/>
+    <w:lsdException w:name="List Table 1 Light Accent 6" w:uiPriority="46"/>
+    <w:lsdException w:name="List Table 2 Accent 6" w:uiPriority="47"/>
+    <w:lsdException w:name="List Table 3 Accent 6" w:uiPriority="48"/>
+    <w:lsdException w:name="List Table 4 Accent 6" w:uiPriority="49"/>
+    <w:lsdException w:name="List Table 5 Dark Accent 6" w:uiPriority="50"/>
+    <w:lsdException w:name="List Table 6 Colorful Accent 6" w:uiPriority="51"/>
+    <w:lsdException w:name="List Table 7 Colorful Accent 6" w:uiPriority="52"/>
+    <w:lsdException w:name="Mention" w:semiHidden="1" w:uiPriority="99" w:unhideWhenUsed="1"/>
+    <w:lsdException w:name="Smart Hyperlink" w:semiHidden="1" w:uiPriority="99" w:unhideWhenUsed="1"/>
+    <w:lsdException w:name="Hashtag" w:semiHidden="1" w:uiPriority="99" w:unhideWhenUsed="1"/>
+    <w:lsdException w:name="Unresolved Mention" w:semiHidden="1" w:uiPriority="99" w:unhideWhenUsed="1"/>
+  </w:latentStyles>
   <w:style w:default="1" w:styleId="Normal" w:type="paragraph">
     <w:name w:val="Normal"/>
     <w:qFormat/>
-  </w:style>
-  <w:style w:styleId="BodyText" w:type="paragraph">
-    <w:name w:val="Body Text"/>
-    <w:basedOn w:val="Normal"/>
-    <w:link w:val="BodyTextChar"/>
-    <w:qFormat/>
+    <w:rsid w:val="001A66F8"/>
     <w:pPr>
-      <w:spacing w:after="180" w:before="180"/>
-    </w:pPr>
-  </w:style>
-  <w:style w:customStyle="1" w:styleId="FirstParagraph" w:type="paragraph">
-    <w:name w:val="First Paragraph"/>
-    <w:basedOn w:val="BodyText"/>
-    <w:next w:val="BodyText"/>
-    <w:qFormat/>
-  </w:style>
-  <w:style w:customStyle="1" w:styleId="Compact" w:type="paragraph">
-    <w:name w:val="Compact"/>
-    <w:basedOn w:val="BodyText"/>
-    <w:qFormat/>
-    <w:pPr>
-      <w:spacing w:after="36" w:before="36"/>
-    </w:pPr>
-  </w:style>
-  <w:style w:styleId="Title" w:type="paragraph">
-    <w:name w:val="Title"/>
-    <w:basedOn w:val="Normal"/>
-    <w:next w:val="BodyText"/>
-    <w:link w:val="TitleChar"/>
-    <w:uiPriority w:val="10"/>
-    <w:qFormat/>
-    <w:rsid w:val="00A10FD9"/>
-    <w:pPr>
-      <w:spacing w:after="80" w:line="240" w:lineRule="auto"/>
-      <w:contextualSpacing/>
-      <w:jc w:val="center"/>
+      <w:spacing w:line="260" w:lineRule="exact"/>
+      <w:jc w:val="both"/>
     </w:pPr>
     <w:rPr>
-      <w:rFonts w:asciiTheme="majorHAnsi" w:cstheme="majorBidi" w:eastAsiaTheme="majorEastAsia" w:hAnsiTheme="majorHAnsi"/>
-      <w:sz w:val="56"/>
-      <w:szCs w:val="56"/>
+      <w:szCs w:val="24"/>
+      <w:lang w:eastAsia="en-US" w:val="en-US"/>
     </w:rPr>
   </w:style>
-  <w:style w:customStyle="1" w:styleId="TitleChar" w:type="character">
-    <w:name w:val="Title Char"/>
-    <w:basedOn w:val="DefaultParagraphFont"/>
-    <w:link w:val="Title"/>
-    <w:uiPriority w:val="10"/>
-    <w:rsid w:val="00A10FD9"/>
-    <w:rPr>
-      <w:rFonts w:asciiTheme="majorHAnsi" w:cstheme="majorBidi" w:eastAsiaTheme="majorEastAsia" w:hAnsiTheme="majorHAnsi"/>
-      <w:sz w:val="56"/>
-      <w:szCs w:val="56"/>
-    </w:rPr>
-  </w:style>
-  <w:style w:styleId="Subtitle" w:type="paragraph">
-    <w:name w:val="Subtitle"/>
-    <w:basedOn w:val="Title"/>
-    <w:next w:val="BodyText"/>
-    <w:link w:val="SubtitleChar"/>
-    <w:uiPriority w:val="11"/>
+  <w:style w:styleId="Heading1" w:type="paragraph">
+    <w:name w:val="heading 1"/>
+    <w:aliases w:val="Section"/>
+    <w:basedOn w:val="Normal"/>
+    <w:next w:val="Normal"/>
     <w:qFormat/>
-    <w:rsid w:val="00A10FD9"/>
+    <w:rsid w:val="007D7B18"/>
     <w:pPr>
       <w:numPr>
-        <w:ilvl w:val="1"/>
+        <w:numId w:val="12"/>
       </w:numPr>
-    </w:pPr>
-    <w:rPr>
-      <w:rFonts w:cstheme="majorBidi" w:eastAsiaTheme="majorEastAsia"/>
-      <w:spacing w:val="15"/>
-      <w:sz w:val="28"/>
-      <w:szCs w:val="28"/>
-    </w:rPr>
-  </w:style>
-  <w:style w:customStyle="1" w:styleId="SubtitleChar" w:type="character">
-    <w:name w:val="Subtitle Char"/>
-    <w:basedOn w:val="DefaultParagraphFont"/>
-    <w:link w:val="Subtitle"/>
-    <w:uiPriority w:val="11"/>
-    <w:rsid w:val="00A10FD9"/>
-    <w:rPr>
-      <w:rFonts w:cstheme="majorBidi" w:eastAsiaTheme="majorEastAsia"/>
-      <w:color w:themeColor="text1" w:themeTint="A6" w:val="595959"/>
-      <w:spacing w:val="15"/>
-      <w:sz w:val="28"/>
-      <w:szCs w:val="28"/>
-    </w:rPr>
-  </w:style>
-  <w:style w:customStyle="1" w:styleId="Author" w:type="paragraph">
-    <w:name w:val="Author"/>
-    <w:basedOn w:val="Title"/>
-    <w:next w:val="BodyText"/>
-    <w:qFormat/>
-    <w:pPr>
-      <w:keepNext/>
-      <w:keepLines/>
-    </w:pPr>
-    <w:rPr>
-      <w:sz w:val="24"/>
-      <w:szCs w:val="24"/>
-    </w:rPr>
-  </w:style>
-  <w:style w:styleId="Date" w:type="paragraph">
-    <w:name w:val="Date"/>
-    <w:basedOn w:val="Title"/>
-    <w:next w:val="BodyText"/>
-    <w:qFormat/>
-    <w:pPr>
-      <w:keepNext/>
-      <w:keepLines/>
-    </w:pPr>
-    <w:rPr>
-      <w:sz w:val="24"/>
-      <w:szCs w:val="24"/>
-    </w:rPr>
-  </w:style>
-  <w:style w:customStyle="1" w:styleId="AbstractTitle" w:type="paragraph">
-    <w:name w:val="Abstract Title"/>
-    <w:basedOn w:val="Normal"/>
-    <w:next w:val="Abstract"/>
-    <w:qFormat/>
-    <w:pPr>
-      <w:keepNext/>
-      <w:keepLines/>
-      <w:spacing w:after="0" w:before="300"/>
-      <w:jc w:val="center"/>
+      <w:suppressAutoHyphens/>
+      <w:spacing w:after="120" w:before="240"/>
+      <w:ind w:right="288"/>
+      <w:outlineLvl w:val="0"/>
     </w:pPr>
     <w:rPr>
       <w:b/>
-      <w:sz w:val="20"/>
-      <w:szCs w:val="20"/>
-    </w:rPr>
-  </w:style>
-  <w:style w:customStyle="1" w:styleId="Abstract" w:type="paragraph">
-    <w:name w:val="Abstract"/>
-    <w:basedOn w:val="Normal"/>
-    <w:next w:val="BodyText"/>
-    <w:qFormat/>
-    <w:pPr>
-      <w:keepNext/>
-      <w:keepLines/>
-      <w:spacing w:after="300" w:before="100"/>
-    </w:pPr>
-    <w:rPr>
-      <w:sz w:val="20"/>
-      <w:szCs w:val="20"/>
-    </w:rPr>
-  </w:style>
-  <w:style w:styleId="Bibliography" w:type="paragraph">
-    <w:name w:val="Bibliography"/>
-    <w:basedOn w:val="Normal"/>
-    <w:next w:val="Bibliography"/>
-    <w:qFormat/>
-    <w:pPr/>
-    <w:rPr/>
-  </w:style>
-  <w:style w:styleId="Heading1" w:type="paragraph">
-    <w:name w:val="heading 1"/>
-    <w:basedOn w:val="Normal"/>
-    <w:next w:val="BodyText"/>
-    <w:link w:val="Heading1Char"/>
-    <w:uiPriority w:val="9"/>
-    <w:qFormat/>
-    <w:rsid w:val="00A10FD9"/>
-    <w:pPr>
-      <w:keepNext/>
-      <w:keepLines/>
-      <w:spacing w:after="80" w:before="360"/>
-      <w:outlineLvl w:val="0"/>
-    </w:pPr>
-    <w:rPr>
-      <w:rFonts w:asciiTheme="majorHAnsi" w:cstheme="majorBidi" w:eastAsiaTheme="majorEastAsia" w:hAnsiTheme="majorHAnsi"/>
-      <w:color w:themeColor="accent1" w:themeShade="BF" w:val="0F4761"/>
-      <w:sz w:val="40"/>
-      <w:szCs w:val="40"/>
+      <w:kern w:val="28"/>
     </w:rPr>
   </w:style>
   <w:style w:styleId="Heading2" w:type="paragraph">
     <w:name w:val="heading 2"/>
+    <w:aliases w:val="Subsection"/>
     <w:basedOn w:val="Normal"/>
-    <w:next w:val="BodyText"/>
-    <w:link w:val="Heading2Char"/>
-    <w:uiPriority w:val="9"/>
-    <w:semiHidden/>
-    <w:unhideWhenUsed/>
+    <w:next w:val="Normal"/>
     <w:qFormat/>
-    <w:rsid w:val="00A10FD9"/>
+    <w:rsid w:val="007D7B18"/>
     <w:pPr>
       <w:keepNext/>
-      <w:keepLines/>
-      <w:spacing w:after="80" w:before="160"/>
+      <w:numPr>
+        <w:ilvl w:val="1"/>
+        <w:numId w:val="12"/>
+      </w:numPr>
+      <w:spacing w:after="120" w:before="240"/>
+      <w:ind w:right="360"/>
       <w:outlineLvl w:val="1"/>
     </w:pPr>
     <w:rPr>
-      <w:rFonts w:asciiTheme="majorHAnsi" w:cstheme="majorBidi" w:eastAsiaTheme="majorEastAsia" w:hAnsiTheme="majorHAnsi"/>
-      <w:color w:themeColor="accent1" w:themeShade="BF" w:val="0F4761"/>
-      <w:sz w:val="32"/>
-      <w:szCs w:val="32"/>
+      <w:b/>
+      <w:i/>
     </w:rPr>
   </w:style>
   <w:style w:styleId="Heading3" w:type="paragraph">
     <w:name w:val="heading 3"/>
+    <w:aliases w:val="Subsubsection"/>
     <w:basedOn w:val="Normal"/>
-    <w:next w:val="BodyText"/>
-    <w:link w:val="Heading3Char"/>
-    <w:uiPriority w:val="9"/>
-    <w:semiHidden/>
-    <w:unhideWhenUsed/>
+    <w:next w:val="Normal"/>
     <w:qFormat/>
-    <w:rsid w:val="00A10FD9"/>
+    <w:rsid w:val="007D7B18"/>
     <w:pPr>
       <w:keepNext/>
       <w:keepLines/>
-      <w:spacing w:after="80" w:before="160"/>
+      <w:numPr>
+        <w:ilvl w:val="2"/>
+        <w:numId w:val="12"/>
+      </w:numPr>
+      <w:suppressAutoHyphens/>
+      <w:spacing w:after="120" w:before="240"/>
+      <w:ind w:right="360"/>
       <w:outlineLvl w:val="2"/>
     </w:pPr>
     <w:rPr>
-      <w:rFonts w:cstheme="majorBidi" w:eastAsiaTheme="majorEastAsia"/>
-      <w:color w:themeColor="accent1" w:themeShade="BF" w:val="0F4761"/>
-      <w:sz w:val="28"/>
-      <w:szCs w:val="28"/>
+      <w:i/>
     </w:rPr>
   </w:style>
   <w:style w:styleId="Heading4" w:type="paragraph">
     <w:name w:val="heading 4"/>
+    <w:aliases w:val="Paragraph"/>
     <w:basedOn w:val="Normal"/>
-    <w:next w:val="BodyText"/>
-    <w:link w:val="Heading4Char"/>
-    <w:uiPriority w:val="9"/>
-    <w:semiHidden/>
-    <w:unhideWhenUsed/>
+    <w:next w:val="Normal"/>
     <w:qFormat/>
-    <w:rsid w:val="00A10FD9"/>
+    <w:rsid w:val="007D7B18"/>
     <w:pPr>
       <w:keepNext/>
-      <w:keepLines/>
-      <w:spacing w:after="40" w:before="80"/>
+      <w:spacing w:after="60" w:before="240"/>
       <w:outlineLvl w:val="3"/>
     </w:pPr>
-    <w:rPr>
-      <w:rFonts w:cstheme="majorBidi" w:eastAsiaTheme="majorEastAsia"/>
-      <w:i/>
-      <w:iCs/>
-      <w:color w:themeColor="accent1" w:themeShade="BF" w:val="0F4761"/>
-    </w:rPr>
   </w:style>
   <w:style w:styleId="Heading5" w:type="paragraph">
     <w:name w:val="heading 5"/>
+    <w:aliases w:val="Subparagraph"/>
     <w:basedOn w:val="Normal"/>
-    <w:next w:val="BodyText"/>
-    <w:link w:val="Heading5Char"/>
-    <w:uiPriority w:val="9"/>
-    <w:semiHidden/>
-    <w:unhideWhenUsed/>
+    <w:next w:val="Normal"/>
     <w:qFormat/>
-    <w:rsid w:val="00A10FD9"/>
+    <w:rsid w:val="00C5343E"/>
     <w:pPr>
       <w:keepNext/>
-      <w:keepLines/>
-      <w:spacing w:after="40" w:before="80"/>
+      <w:widowControl w:val="0"/>
+      <w:spacing w:after="160" w:before="240"/>
       <w:outlineLvl w:val="4"/>
     </w:pPr>
     <w:rPr>
-      <w:rFonts w:cstheme="majorBidi" w:eastAsiaTheme="majorEastAsia"/>
-      <w:color w:themeColor="accent1" w:themeShade="BF" w:val="0F4761"/>
+      <w:b/>
+      <w:snapToGrid w:val="0"/>
+      <w:lang w:val="x-none"/>
     </w:rPr>
-  </w:style>
-  <w:style w:styleId="Heading6" w:type="paragraph">
-    <w:name w:val="heading 6"/>
-    <w:basedOn w:val="Normal"/>
-    <w:next w:val="BodyText"/>
-    <w:link w:val="Heading6Char"/>
-    <w:uiPriority w:val="9"/>
-    <w:semiHidden/>
-    <w:unhideWhenUsed/>
-    <w:qFormat/>
-    <w:rsid w:val="00A10FD9"/>
-    <w:pPr>
-      <w:keepNext/>
-      <w:keepLines/>
-      <w:spacing w:after="0" w:before="40"/>
-      <w:outlineLvl w:val="5"/>
-    </w:pPr>
-    <w:rPr>
-      <w:rFonts w:cstheme="majorBidi" w:eastAsiaTheme="majorEastAsia"/>
-      <w:i/>
-      <w:iCs/>
-      <w:color w:themeColor="text1" w:themeTint="A6" w:val="595959"/>
-    </w:rPr>
-  </w:style>
-  <w:style w:styleId="Heading7" w:type="paragraph">
-    <w:name w:val="heading 7"/>
-    <w:basedOn w:val="Normal"/>
-    <w:next w:val="BodyText"/>
-    <w:link w:val="Heading7Char"/>
-    <w:uiPriority w:val="9"/>
-    <w:semiHidden/>
-    <w:unhideWhenUsed/>
-    <w:qFormat/>
-    <w:rsid w:val="00A10FD9"/>
-    <w:pPr>
-      <w:keepNext/>
-      <w:keepLines/>
-      <w:spacing w:after="0" w:before="40"/>
-      <w:outlineLvl w:val="6"/>
-    </w:pPr>
-    <w:rPr>
-      <w:rFonts w:cstheme="majorBidi" w:eastAsiaTheme="majorEastAsia"/>
-      <w:color w:themeColor="text1" w:themeTint="A6" w:val="595959"/>
-    </w:rPr>
-  </w:style>
-  <w:style w:styleId="Heading8" w:type="paragraph">
-    <w:name w:val="heading 8"/>
-    <w:basedOn w:val="Normal"/>
-    <w:next w:val="BodyText"/>
-    <w:link w:val="Heading8Char"/>
-    <w:uiPriority w:val="9"/>
-    <w:semiHidden/>
-    <w:unhideWhenUsed/>
-    <w:qFormat/>
-    <w:rsid w:val="00A10FD9"/>
-    <w:pPr>
-      <w:keepNext/>
-      <w:keepLines/>
-      <w:spacing w:after="0"/>
-      <w:outlineLvl w:val="7"/>
-    </w:pPr>
-    <w:rPr>
-      <w:rFonts w:cstheme="majorBidi" w:eastAsiaTheme="majorEastAsia"/>
-      <w:i/>
-      <w:iCs/>
-      <w:color w:themeColor="text1" w:themeTint="D8" w:val="272727"/>
-    </w:rPr>
-  </w:style>
-  <w:style w:styleId="Heading9" w:type="paragraph">
-    <w:name w:val="heading 9"/>
-    <w:basedOn w:val="Normal"/>
-    <w:next w:val="BodyText"/>
-    <w:link w:val="Heading9Char"/>
-    <w:uiPriority w:val="9"/>
-    <w:semiHidden/>
-    <w:unhideWhenUsed/>
-    <w:qFormat/>
-    <w:rsid w:val="00A10FD9"/>
-    <w:pPr>
-      <w:keepNext/>
-      <w:keepLines/>
-      <w:spacing w:after="0"/>
-      <w:outlineLvl w:val="8"/>
-    </w:pPr>
-    <w:rPr>
-      <w:rFonts w:cstheme="majorBidi" w:eastAsiaTheme="majorEastAsia"/>
-      <w:color w:themeColor="text1" w:themeTint="D8" w:val="272727"/>
-    </w:rPr>
-  </w:style>
-  <w:style w:customStyle="1" w:styleId="Heading1Char" w:type="character">
-    <w:name w:val="Heading 1 Char"/>
-    <w:basedOn w:val="DefaultParagraphFont"/>
-    <w:link w:val="Heading1"/>
-    <w:uiPriority w:val="9"/>
-    <w:rsid w:val="00A10FD9"/>
-    <w:rPr>
-      <w:rFonts w:asciiTheme="majorHAnsi" w:cstheme="majorBidi" w:eastAsiaTheme="majorEastAsia" w:hAnsiTheme="majorHAnsi"/>
-      <w:color w:themeColor="accent1" w:themeShade="BF" w:val="0F4761"/>
-      <w:sz w:val="40"/>
-      <w:szCs w:val="40"/>
-    </w:rPr>
-  </w:style>
-  <w:style w:customStyle="1" w:styleId="Heading2Char" w:type="character">
-    <w:name w:val="Heading 2 Char"/>
-    <w:basedOn w:val="DefaultParagraphFont"/>
-    <w:link w:val="Heading2"/>
-    <w:uiPriority w:val="9"/>
-    <w:semiHidden/>
-    <w:rsid w:val="00A10FD9"/>
-    <w:rPr>
-      <w:rFonts w:asciiTheme="majorHAnsi" w:cstheme="majorBidi" w:eastAsiaTheme="majorEastAsia" w:hAnsiTheme="majorHAnsi"/>
-      <w:color w:themeColor="accent1" w:themeShade="BF" w:val="0F4761"/>
-      <w:sz w:val="32"/>
-      <w:szCs w:val="32"/>
-    </w:rPr>
-  </w:style>
-  <w:style w:customStyle="1" w:styleId="Heading3Char" w:type="character">
-    <w:name w:val="Heading 3 Char"/>
-    <w:basedOn w:val="DefaultParagraphFont"/>
-    <w:link w:val="Heading3"/>
-    <w:uiPriority w:val="9"/>
-    <w:semiHidden/>
-    <w:rsid w:val="00A10FD9"/>
-    <w:rPr>
-      <w:rFonts w:cstheme="majorBidi" w:eastAsiaTheme="majorEastAsia"/>
-      <w:color w:themeColor="accent1" w:themeShade="BF" w:val="0F4761"/>
-      <w:sz w:val="28"/>
-      <w:szCs w:val="28"/>
-    </w:rPr>
-  </w:style>
-  <w:style w:customStyle="1" w:styleId="Heading4Char" w:type="character">
-    <w:name w:val="Heading 4 Char"/>
-    <w:basedOn w:val="DefaultParagraphFont"/>
-    <w:link w:val="Heading4"/>
-    <w:uiPriority w:val="9"/>
-    <w:semiHidden/>
-    <w:rsid w:val="00A10FD9"/>
-    <w:rPr>
-      <w:rFonts w:cstheme="majorBidi" w:eastAsiaTheme="majorEastAsia"/>
-      <w:i/>
-      <w:iCs/>
-      <w:color w:themeColor="accent1" w:themeShade="BF" w:val="0F4761"/>
-    </w:rPr>
-  </w:style>
-  <w:style w:customStyle="1" w:styleId="Heading5Char" w:type="character">
-    <w:name w:val="Heading 5 Char"/>
-    <w:basedOn w:val="DefaultParagraphFont"/>
-    <w:link w:val="Heading5"/>
-    <w:uiPriority w:val="9"/>
-    <w:semiHidden/>
-    <w:rsid w:val="00A10FD9"/>
-    <w:rPr>
-      <w:rFonts w:cstheme="majorBidi" w:eastAsiaTheme="majorEastAsia"/>
-      <w:color w:themeColor="accent1" w:themeShade="BF" w:val="0F4761"/>
-    </w:rPr>
-  </w:style>
-  <w:style w:customStyle="1" w:styleId="Heading6Char" w:type="character">
-    <w:name w:val="Heading 6 Char"/>
-    <w:basedOn w:val="DefaultParagraphFont"/>
-    <w:link w:val="Heading6"/>
-    <w:uiPriority w:val="9"/>
-    <w:semiHidden/>
-    <w:rsid w:val="00A10FD9"/>
-    <w:rPr>
-      <w:rFonts w:cstheme="majorBidi" w:eastAsiaTheme="majorEastAsia"/>
-      <w:i/>
-      <w:iCs/>
-      <w:color w:themeColor="text1" w:themeTint="A6" w:val="595959"/>
-    </w:rPr>
-  </w:style>
-  <w:style w:customStyle="1" w:styleId="Heading7Char" w:type="character">
-    <w:name w:val="Heading 7 Char"/>
-    <w:basedOn w:val="DefaultParagraphFont"/>
-    <w:link w:val="Heading7"/>
-    <w:uiPriority w:val="9"/>
-    <w:semiHidden/>
-    <w:rsid w:val="00A10FD9"/>
-    <w:rPr>
-      <w:rFonts w:cstheme="majorBidi" w:eastAsiaTheme="majorEastAsia"/>
-      <w:color w:themeColor="text1" w:themeTint="A6" w:val="595959"/>
-    </w:rPr>
-  </w:style>
-  <w:style w:customStyle="1" w:styleId="Heading8Char" w:type="character">
-    <w:name w:val="Heading 8 Char"/>
-    <w:basedOn w:val="DefaultParagraphFont"/>
-    <w:link w:val="Heading8"/>
-    <w:uiPriority w:val="9"/>
-    <w:semiHidden/>
-    <w:rsid w:val="00A10FD9"/>
-    <w:rPr>
-      <w:rFonts w:cstheme="majorBidi" w:eastAsiaTheme="majorEastAsia"/>
-      <w:i/>
-      <w:iCs/>
-      <w:color w:themeColor="text1" w:themeTint="D8" w:val="272727"/>
-    </w:rPr>
-  </w:style>
-  <w:style w:customStyle="1" w:styleId="Heading9Char" w:type="character">
-    <w:name w:val="Heading 9 Char"/>
-    <w:basedOn w:val="DefaultParagraphFont"/>
-    <w:link w:val="Heading9"/>
-    <w:uiPriority w:val="9"/>
-    <w:semiHidden/>
-    <w:rsid w:val="00A10FD9"/>
-    <w:rPr>
-      <w:rFonts w:cstheme="majorBidi" w:eastAsiaTheme="majorEastAsia"/>
-      <w:color w:themeColor="text1" w:themeTint="D8" w:val="272727"/>
-    </w:rPr>
-  </w:style>
-  <w:style w:styleId="BlockText" w:type="paragraph">
-    <w:name w:val="Block Text"/>
-    <w:basedOn w:val="BodyText"/>
-    <w:next w:val="BodyText"/>
-    <w:uiPriority w:val="9"/>
-    <w:unhideWhenUsed/>
-    <w:qFormat/>
-    <w:pPr>
-      <w:spacing w:after="100" w:before="100"/>
-      <w:ind w:firstLine="0" w:left="480" w:right="480"/>
-    </w:pPr>
-  </w:style>
-  <w:style w:styleId="FootnoteText" w:type="paragraph">
-    <w:name w:val="Footnote Text"/>
-    <w:basedOn w:val="Normal"/>
-    <w:next w:val="FootnoteText"/>
-    <w:uiPriority w:val="9"/>
-    <w:unhideWhenUsed/>
-    <w:qFormat/>
-  </w:style>
-  <w:style w:styleId="FootnoteBlockText" w:type="paragraph">
-    <w:name w:val="Footnote Block Text"/>
-    <w:basedOn w:val="FootnoteText"/>
-    <w:next w:val="FootnoteText"/>
-    <w:uiPriority w:val="9"/>
-    <w:unhideWhenUsed/>
-    <w:qFormat/>
-    <w:pPr>
-      <w:spacing w:after="100" w:before="100"/>
-      <w:ind w:firstLine="0" w:left="480" w:right="480"/>
-    </w:pPr>
   </w:style>
   <w:style w:default="1" w:styleId="DefaultParagraphFont" w:type="character">
     <w:name w:val="Default Paragraph Font"/>
+    <w:uiPriority w:val="1"/>
     <w:semiHidden/>
     <w:unhideWhenUsed/>
   </w:style>
-  <w:style w:default="1" w:styleId="Table" w:type="table">
-    <w:name w:val="Table"/>
-    <w:basedOn w:val="TableNormal"/>
+  <w:style w:default="1" w:styleId="TableNormal" w:type="table">
+    <w:name w:val="Normal Table"/>
+    <w:uiPriority w:val="99"/>
     <w:semiHidden/>
     <w:unhideWhenUsed/>
-    <w:qFormat/>
     <w:tblPr>
       <w:tblInd w:type="dxa" w:w="0"/>
       <w:tblCellMar>
@@ -24154,112 +26477,544 @@
         <w:right w:type="dxa" w:w="108"/>
       </w:tblCellMar>
     </w:tblPr>
-    <w:tblStylePr w:type="firstRow">
-      <w:tcPr>
-        <w:tcBorders>
-          <w:bottom w:val="single"/>
-        </w:tcBorders>
-        <w:vAlign w:val="bottom"/>
-      </w:tcPr>
-    </w:tblStylePr>
   </w:style>
-  <w:style w:customStyle="1" w:styleId="DefinitionTerm" w:type="paragraph">
-    <w:name w:val="Definition Term"/>
+  <w:style w:default="1" w:styleId="NoList" w:type="numbering">
+    <w:name w:val="No List"/>
+    <w:uiPriority w:val="99"/>
+    <w:semiHidden/>
+    <w:unhideWhenUsed/>
+  </w:style>
+  <w:style w:styleId="Header" w:type="paragraph">
+    <w:name w:val="header"/>
     <w:basedOn w:val="Normal"/>
-    <w:next w:val="Definition"/>
+    <w:rsid w:val="00C5343E"/>
+    <w:pPr>
+      <w:spacing w:line="200" w:lineRule="exact"/>
+    </w:pPr>
+    <w:rPr>
+      <w:i/>
+      <w:sz w:val="16"/>
+      <w:szCs w:val="16"/>
+    </w:rPr>
+  </w:style>
+  <w:style w:customStyle="1" w:styleId="uqlnavigationlink" w:type="paragraph">
+    <w:name w:val="uqlnavigationlink"/>
+    <w:basedOn w:val="Normal"/>
+    <w:autoRedefine/>
+    <w:pPr>
+      <w:spacing w:before="240"/>
+    </w:pPr>
+    <w:rPr>
+      <w:rFonts w:ascii="Arial" w:hAnsi="Arial"/>
+      <w:b/>
+      <w:sz w:val="16"/>
+    </w:rPr>
+  </w:style>
+  <w:style w:styleId="NormalWeb" w:type="paragraph">
+    <w:name w:val="Normal (Web)"/>
+    <w:basedOn w:val="Normal"/>
+    <w:autoRedefine/>
+    <w:rsid w:val="00C5343E"/>
+    <w:pPr>
+      <w:spacing w:after="100" w:afterAutospacing="1" w:before="100" w:beforeAutospacing="1"/>
+    </w:pPr>
+    <w:rPr>
+      <w:rFonts w:ascii="Verdana" w:hAnsi="Verdana"/>
+      <w:sz w:val="17"/>
+    </w:rPr>
+  </w:style>
+  <w:style w:customStyle="1" w:styleId="itemlist" w:type="paragraph">
+    <w:name w:val="itemlist"/>
+    <w:basedOn w:val="Normal"/>
+    <w:autoRedefine/>
+    <w:rsid w:val="00C5343E"/>
+    <w:pPr>
+      <w:numPr>
+        <w:numId w:val="4"/>
+      </w:numPr>
+      <w:tabs>
+        <w:tab w:pos="360" w:val="clear"/>
+        <w:tab w:pos="274" w:val="left"/>
+      </w:tabs>
+      <w:spacing w:line="240" w:lineRule="exact"/>
+      <w:ind w:hanging="300" w:left="300"/>
+    </w:pPr>
+  </w:style>
+  <w:style w:customStyle="1" w:styleId="Text" w:type="paragraph">
+    <w:name w:val="Text"/>
+    <w:basedOn w:val="Normal"/>
+    <w:rsid w:val="00C5343E"/>
+    <w:pPr>
+      <w:tabs>
+        <w:tab w:pos="7200" w:val="right"/>
+      </w:tabs>
+    </w:pPr>
+  </w:style>
+  <w:style w:customStyle="1" w:styleId="Abstract" w:type="paragraph">
+    <w:name w:val="Abstract"/>
+    <w:basedOn w:val="Text"/>
+    <w:rsid w:val="00C5343E"/>
+    <w:pPr>
+      <w:spacing w:line="200" w:lineRule="exact"/>
+      <w:ind w:left="360" w:right="360"/>
+    </w:pPr>
+    <w:rPr>
+      <w:snapToGrid w:val="0"/>
+      <w:sz w:val="16"/>
+    </w:rPr>
+  </w:style>
+  <w:style w:customStyle="1" w:styleId="Romanlist" w:type="paragraph">
+    <w:name w:val="Romanlist"/>
+    <w:basedOn w:val="Normal"/>
+    <w:rsid w:val="00C5343E"/>
+    <w:pPr>
+      <w:numPr>
+        <w:numId w:val="7"/>
+      </w:numPr>
+    </w:pPr>
+    <w:rPr>
+      <w:sz w:val="22"/>
+    </w:rPr>
+  </w:style>
+  <w:style w:styleId="EndnoteReference" w:type="character">
+    <w:name w:val="endnote reference"/>
+    <w:semiHidden/>
+    <w:rsid w:val="00C5343E"/>
+    <w:rPr>
+      <w:rFonts w:ascii="Times New Roman" w:hAnsi="Times New Roman"/>
+      <w:vertAlign w:val="superscript"/>
+    </w:rPr>
+  </w:style>
+  <w:style w:customStyle="1" w:styleId="StyleReferenceLeft0Hanging025" w:type="paragraph">
+    <w:name w:val="Style Reference + Left:  0&quot; Hanging:  0.25&quot;"/>
+    <w:basedOn w:val="Reference"/>
+    <w:autoRedefine/>
+    <w:rsid w:val="00C5343E"/>
+    <w:pPr>
+      <w:numPr>
+        <w:numId w:val="8"/>
+      </w:numPr>
+      <w:tabs>
+        <w:tab w:pos="1152" w:val="clear"/>
+        <w:tab w:pos="360" w:val="num"/>
+      </w:tabs>
+      <w:ind w:hanging="72" w:left="360"/>
+    </w:pPr>
+  </w:style>
+  <w:style w:customStyle="1" w:styleId="Reference" w:type="paragraph">
+    <w:name w:val="Reference"/>
+    <w:basedOn w:val="Normal"/>
+    <w:rsid w:val="001924A4"/>
+    <w:pPr>
+      <w:spacing w:line="240" w:lineRule="exact"/>
+      <w:ind w:hanging="288" w:left="288"/>
+    </w:pPr>
+    <w:rPr>
+      <w:w w:val="99"/>
+      <w:szCs w:val="20"/>
+    </w:rPr>
+  </w:style>
+  <w:style w:customStyle="1" w:styleId="Code" w:type="paragraph">
+    <w:name w:val="Code"/>
+    <w:basedOn w:val="Text"/>
+    <w:autoRedefine/>
+    <w:rsid w:val="00C5343E"/>
+    <w:pPr>
+      <w:tabs>
+        <w:tab w:pos="7200" w:val="clear"/>
+        <w:tab w:pos="360" w:val="left"/>
+        <w:tab w:pos="720" w:val="left"/>
+        <w:tab w:pos="1080" w:val="left"/>
+        <w:tab w:pos="1440" w:val="left"/>
+      </w:tabs>
+    </w:pPr>
+    <w:rPr>
+      <w:rFonts w:ascii="Courier New" w:cs="Courier New" w:hAnsi="Courier New"/>
+    </w:rPr>
+  </w:style>
+  <w:style w:customStyle="1" w:styleId="Affiliation" w:type="paragraph">
+    <w:name w:val="Affiliation"/>
+    <w:basedOn w:val="Normal"/>
+    <w:rsid w:val="00C5343E"/>
+    <w:pPr>
+      <w:spacing w:after="240" w:line="240" w:lineRule="auto"/>
+      <w:jc w:val="center"/>
+    </w:pPr>
+    <w:rPr>
+      <w:i/>
+      <w:snapToGrid w:val="0"/>
+      <w:sz w:val="16"/>
+    </w:rPr>
+  </w:style>
+  <w:style w:customStyle="1" w:styleId="Author" w:type="paragraph">
+    <w:name w:val="Author"/>
+    <w:basedOn w:val="Normal"/>
+    <w:rsid w:val="00C5343E"/>
+    <w:pPr>
+      <w:spacing w:after="100" w:before="40" w:line="240" w:lineRule="auto"/>
+      <w:jc w:val="center"/>
+    </w:pPr>
+    <w:rPr>
+      <w:snapToGrid w:val="0"/>
+      <w:sz w:val="16"/>
+    </w:rPr>
+  </w:style>
+  <w:style w:customStyle="1" w:styleId="Equation" w:type="paragraph">
+    <w:name w:val="Equation"/>
+    <w:basedOn w:val="Normal"/>
+    <w:next w:val="Normal"/>
+    <w:rsid w:val="00A31BE2"/>
+    <w:pPr>
+      <w:tabs>
+        <w:tab w:pos="3600" w:val="center"/>
+        <w:tab w:pos="7200" w:val="right"/>
+      </w:tabs>
+      <w:autoSpaceDE w:val="0"/>
+      <w:autoSpaceDN w:val="0"/>
+      <w:spacing w:after="120" w:before="120" w:line="240" w:lineRule="auto"/>
+    </w:pPr>
+  </w:style>
+  <w:style w:customStyle="1" w:styleId="Figure" w:type="paragraph">
+    <w:name w:val="Figure"/>
+    <w:basedOn w:val="FigureCaption"/>
+    <w:rsid w:val="00C5343E"/>
+    <w:pPr>
+      <w:spacing w:after="180" w:before="180" w:line="240" w:lineRule="auto"/>
+      <w:jc w:val="center"/>
+    </w:pPr>
+  </w:style>
+  <w:style w:customStyle="1" w:styleId="FigureCaption" w:type="paragraph">
+    <w:name w:val="Figure Caption"/>
+    <w:basedOn w:val="Normal"/>
+    <w:autoRedefine/>
+    <w:rsid w:val="00C5343E"/>
+    <w:pPr>
+      <w:spacing w:after="120" w:before="120" w:line="200" w:lineRule="exact"/>
+    </w:pPr>
+    <w:rPr>
+      <w:sz w:val="16"/>
+    </w:rPr>
+  </w:style>
+  <w:style w:customStyle="1" w:styleId="AList" w:type="paragraph">
+    <w:name w:val="AList"/>
+    <w:basedOn w:val="Normal"/>
+    <w:rsid w:val="00C5343E"/>
+    <w:pPr>
+      <w:numPr>
+        <w:numId w:val="1"/>
+      </w:numPr>
+      <w:spacing w:line="240" w:lineRule="exact"/>
+    </w:pPr>
+  </w:style>
+  <w:style w:customStyle="1" w:styleId="Appendix1" w:type="paragraph">
+    <w:name w:val="Appendix 1"/>
+    <w:basedOn w:val="Normal"/>
+    <w:next w:val="Normal"/>
+    <w:rsid w:val="00C5343E"/>
     <w:pPr>
       <w:keepNext/>
       <w:keepLines/>
-      <w:spacing w:after="0"/>
+      <w:numPr>
+        <w:numId w:val="3"/>
+      </w:numPr>
+      <w:tabs>
+        <w:tab w:pos="360" w:val="num"/>
+      </w:tabs>
+      <w:suppressAutoHyphens/>
+      <w:autoSpaceDE w:val="0"/>
+      <w:autoSpaceDN w:val="0"/>
+      <w:spacing w:after="80" w:before="200"/>
+      <w:ind w:hanging="360" w:left="360"/>
+      <w:outlineLvl w:val="0"/>
     </w:pPr>
     <w:rPr>
       <w:b/>
     </w:rPr>
   </w:style>
-  <w:style w:customStyle="1" w:styleId="Definition" w:type="paragraph">
-    <w:name w:val="Definition"/>
-    <w:basedOn w:val="Normal"/>
-  </w:style>
-  <w:style w:styleId="Caption" w:type="paragraph">
-    <w:name w:val="Caption"/>
-    <w:basedOn w:val="Normal"/>
-    <w:link w:val="BodyTextChar"/>
+  <w:style w:customStyle="1" w:styleId="Appendix2" w:type="paragraph">
+    <w:name w:val="Appendix 2"/>
+    <w:basedOn w:val="Appendix1"/>
+    <w:next w:val="Normal"/>
+    <w:rsid w:val="00F327A4"/>
     <w:pPr>
-      <w:spacing w:after="120" w:before="0"/>
+      <w:numPr>
+        <w:ilvl w:val="1"/>
+      </w:numPr>
+      <w:tabs>
+        <w:tab w:pos="360" w:val="num"/>
+      </w:tabs>
+      <w:ind w:hanging="360" w:left="360"/>
+      <w:outlineLvl w:val="1"/>
     </w:pPr>
     <w:rPr>
       <w:i/>
     </w:rPr>
   </w:style>
-  <w:style w:customStyle="1" w:styleId="TableCaption" w:type="paragraph">
-    <w:name w:val="Table Caption"/>
-    <w:basedOn w:val="Caption"/>
+  <w:style w:customStyle="1" w:styleId="Appendix3" w:type="paragraph">
+    <w:name w:val="Appendix 3"/>
+    <w:basedOn w:val="Appendix2"/>
+    <w:next w:val="Normal"/>
+    <w:rsid w:val="00F327A4"/>
     <w:pPr>
-      <w:keepNext/>
+      <w:numPr>
+        <w:ilvl w:val="2"/>
+      </w:numPr>
+      <w:tabs>
+        <w:tab w:pos="360" w:val="num"/>
+      </w:tabs>
+      <w:ind w:hanging="360" w:left="360"/>
+      <w:outlineLvl w:val="2"/>
+    </w:pPr>
+    <w:rPr>
+      <w:b w:val="0"/>
+    </w:rPr>
+  </w:style>
+  <w:style w:styleId="Caption" w:type="paragraph">
+    <w:name w:val="caption"/>
+    <w:basedOn w:val="Normal"/>
+    <w:next w:val="Normal"/>
+    <w:qFormat/>
+    <w:rsid w:val="00C5343E"/>
+    <w:pPr>
+      <w:widowControl w:val="0"/>
+      <w:spacing w:after="120" w:before="120"/>
+      <w:jc w:val="center"/>
+    </w:pPr>
+    <w:rPr>
+      <w:b/>
+      <w:snapToGrid w:val="0"/>
+      <w:lang w:val="x-none"/>
+    </w:rPr>
+  </w:style>
+  <w:style w:styleId="Footer" w:type="paragraph">
+    <w:name w:val="footer"/>
+    <w:basedOn w:val="Normal"/>
+    <w:rsid w:val="00C5343E"/>
+    <w:pPr>
+      <w:tabs>
+        <w:tab w:pos="4320" w:val="center"/>
+        <w:tab w:pos="8640" w:val="right"/>
+      </w:tabs>
     </w:pPr>
   </w:style>
-  <w:style w:customStyle="1" w:styleId="ImageCaption" w:type="paragraph">
-    <w:name w:val="Image Caption"/>
-    <w:basedOn w:val="Caption"/>
-  </w:style>
-  <w:style w:customStyle="1" w:styleId="Figure" w:type="paragraph">
-    <w:name w:val="Figure"/>
-    <w:basedOn w:val="Normal"/>
-  </w:style>
-  <w:style w:customStyle="1" w:styleId="CaptionedFigure" w:type="paragraph">
-    <w:name w:val="Captioned Figure"/>
-    <w:basedOn w:val="Figure"/>
-    <w:pPr>
-      <w:keepNext/>
-    </w:pPr>
-  </w:style>
-  <w:style w:customStyle="1" w:styleId="BodyTextChar" w:type="character">
-    <w:name w:val="Body Text Char"/>
-    <w:basedOn w:val="DefaultParagraphFont"/>
-    <w:link w:val="BodyText"/>
-  </w:style>
-  <w:style w:customStyle="1" w:styleId="VerbatimChar" w:type="character">
-    <w:name w:val="Verbatim Char"/>
-    <w:basedOn w:val="BodyTextChar"/>
-    <w:rPr>
-      <w:rFonts w:ascii="Consolas" w:hAnsi="Consolas"/>
-      <w:sz w:val="22"/>
-    </w:rPr>
-  </w:style>
-  <w:style w:customStyle="1" w:styleId="SectionNumber" w:type="character">
-    <w:name w:val="Section Number"/>
-    <w:basedOn w:val="BodyTextChar"/>
-  </w:style>
   <w:style w:styleId="FootnoteReference" w:type="character">
-    <w:name w:val="Footnote Reference"/>
-    <w:basedOn w:val="BodyTextChar"/>
+    <w:name w:val="footnote reference"/>
+    <w:semiHidden/>
+    <w:rsid w:val="00C5343E"/>
     <w:rPr>
       <w:vertAlign w:val="superscript"/>
     </w:rPr>
   </w:style>
+  <w:style w:styleId="FootnoteText" w:type="paragraph">
+    <w:name w:val="footnote text"/>
+    <w:basedOn w:val="Normal"/>
+    <w:semiHidden/>
+    <w:rsid w:val="00C5343E"/>
+    <w:pPr>
+      <w:spacing w:line="200" w:lineRule="exact"/>
+    </w:pPr>
+    <w:rPr>
+      <w:snapToGrid w:val="0"/>
+      <w:sz w:val="16"/>
+    </w:rPr>
+  </w:style>
+  <w:style w:customStyle="1" w:styleId="History" w:type="paragraph">
+    <w:name w:val="History"/>
+    <w:basedOn w:val="Text"/>
+    <w:rsid w:val="00C5343E"/>
+    <w:pPr>
+      <w:spacing w:after="200" w:before="160" w:line="200" w:lineRule="exact"/>
+      <w:jc w:val="center"/>
+    </w:pPr>
+    <w:rPr>
+      <w:sz w:val="16"/>
+    </w:rPr>
+  </w:style>
   <w:style w:styleId="Hyperlink" w:type="character">
     <w:name w:val="Hyperlink"/>
-    <w:basedOn w:val="BodyTextChar"/>
+    <w:rsid w:val="00C5343E"/>
     <w:rPr>
-      <w:color w:themeColor="accent1" w:val="4F81BD"/>
+      <w:color w:val="0000FF"/>
+      <w:u w:val="single"/>
     </w:rPr>
   </w:style>
-  <w:style w:styleId="TOCHeading" w:type="paragraph">
-    <w:name w:val="TOC Heading"/>
-    <w:basedOn w:val="Heading1"/>
-    <w:next w:val="BodyText"/>
-    <w:uiPriority w:val="39"/>
-    <w:unhideWhenUsed/>
-    <w:qFormat/>
+  <w:style w:customStyle="1" w:styleId="JournalTitle" w:type="paragraph">
+    <w:name w:val="Journal Title"/>
+    <w:basedOn w:val="Normal"/>
+    <w:rsid w:val="00C5343E"/>
     <w:pPr>
-      <w:spacing w:before="240" w:line="259" w:lineRule="auto"/>
-      <w:outlineLvl w:val="9"/>
+      <w:spacing w:after="400" w:before="1000" w:line="240" w:lineRule="exact"/>
+      <w:jc w:val="center"/>
     </w:pPr>
     <w:rPr>
-      <w:rFonts w:asciiTheme="majorHAnsi" w:cstheme="majorBidi" w:eastAsiaTheme="majorEastAsia" w:hAnsiTheme="majorHAnsi"/>
-      <w:b w:val="0"/>
-      <w:bCs w:val="0"/>
-      <w:color w:themeColor="accent1" w:themeShade="BF" w:val="365F91"/>
+      <w:b/>
+      <w:caps/>
+    </w:rPr>
+  </w:style>
+  <w:style w:customStyle="1" w:styleId="keywords" w:type="paragraph">
+    <w:name w:val="keywords"/>
+    <w:basedOn w:val="Abstract"/>
+    <w:rsid w:val="00C5343E"/>
+    <w:pPr>
+      <w:spacing w:before="120"/>
+    </w:pPr>
+    <w:rPr>
+      <w:szCs w:val="20"/>
+    </w:rPr>
+  </w:style>
+  <w:style w:styleId="List" w:type="paragraph">
+    <w:name w:val="List"/>
+    <w:aliases w:val="BList"/>
+    <w:basedOn w:val="Normal"/>
+    <w:rsid w:val="00C5343E"/>
+    <w:pPr>
+      <w:numPr>
+        <w:numId w:val="5"/>
+      </w:numPr>
+      <w:tabs>
+        <w:tab w:pos="360" w:val="clear"/>
+      </w:tabs>
+      <w:spacing w:line="240" w:lineRule="exact"/>
+    </w:pPr>
+  </w:style>
+  <w:style w:customStyle="1" w:styleId="MTDisplayEquation" w:type="paragraph">
+    <w:name w:val="MTDisplayEquation"/>
+    <w:basedOn w:val="Normal"/>
+    <w:next w:val="Normal"/>
+    <w:rsid w:val="00C5343E"/>
+    <w:pPr>
+      <w:widowControl w:val="0"/>
+    </w:pPr>
+    <w:rPr>
+      <w:snapToGrid w:val="0"/>
+      <w:lang w:val="x-none"/>
+    </w:rPr>
+  </w:style>
+  <w:style w:customStyle="1" w:styleId="MTEquationSection" w:type="character">
+    <w:name w:val="MTEquationSection"/>
+    <w:rsid w:val="00C5343E"/>
+    <w:rPr>
+      <w:vanish/>
+      <w:color w:val="FF0000"/>
+    </w:rPr>
+  </w:style>
+  <w:style w:customStyle="1" w:styleId="NList" w:type="paragraph">
+    <w:name w:val="NList"/>
+    <w:basedOn w:val="List"/>
+    <w:rsid w:val="00F9243D"/>
+    <w:pPr>
+      <w:numPr>
+        <w:numId w:val="0"/>
+      </w:numPr>
+    </w:pPr>
+  </w:style>
+  <w:style w:styleId="PageNumber" w:type="character">
+    <w:name w:val="page number"/>
+    <w:basedOn w:val="DefaultParagraphFont"/>
+    <w:rsid w:val="00C5343E"/>
+  </w:style>
+  <w:style w:styleId="PlainText" w:type="paragraph">
+    <w:name w:val="Plain Text"/>
+    <w:basedOn w:val="Normal"/>
+    <w:rsid w:val="00C5343E"/>
+    <w:pPr>
+      <w:tabs>
+        <w:tab w:pos="360" w:val="left"/>
+      </w:tabs>
+      <w:spacing w:line="260" w:lineRule="atLeast"/>
+    </w:pPr>
+    <w:rPr>
+      <w:rFonts w:ascii="Courier New" w:hAnsi="Courier New"/>
+      <w:szCs w:val="20"/>
+    </w:rPr>
+  </w:style>
+  <w:style w:customStyle="1" w:styleId="Table" w:type="paragraph">
+    <w:name w:val="Table"/>
+    <w:basedOn w:val="Text"/>
+    <w:rsid w:val="00C5343E"/>
+    <w:pPr>
+      <w:spacing w:line="220" w:lineRule="exact"/>
+      <w:ind w:left="-86" w:right="-155"/>
+      <w:jc w:val="left"/>
+    </w:pPr>
+    <w:rPr>
+      <w:sz w:val="16"/>
+    </w:rPr>
+  </w:style>
+  <w:style w:customStyle="1" w:styleId="TableCaption" w:type="paragraph">
+    <w:name w:val="Table Caption"/>
+    <w:basedOn w:val="Normal"/>
+    <w:rsid w:val="00C5343E"/>
+    <w:pPr>
+      <w:spacing w:after="120" w:before="320" w:line="200" w:lineRule="exact"/>
+      <w:jc w:val="center"/>
+    </w:pPr>
+    <w:rPr>
+      <w:sz w:val="16"/>
+    </w:rPr>
+  </w:style>
+  <w:style w:customStyle="1" w:styleId="TextIndent" w:type="paragraph">
+    <w:name w:val="Text Indent"/>
+    <w:rsid w:val="00C5343E"/>
+    <w:pPr>
+      <w:spacing w:line="260" w:lineRule="exact"/>
+      <w:ind w:firstLine="302"/>
+      <w:jc w:val="both"/>
+    </w:pPr>
+    <w:rPr>
+      <w:lang w:eastAsia="en-US" w:val="en-US"/>
+    </w:rPr>
+  </w:style>
+  <w:style w:customStyle="1" w:styleId="Theorem" w:type="paragraph">
+    <w:name w:val="Theorem"/>
+    <w:basedOn w:val="Text"/>
+    <w:rsid w:val="00C5343E"/>
+    <w:pPr>
+      <w:spacing w:after="200" w:before="200"/>
+    </w:pPr>
+  </w:style>
+  <w:style w:customStyle="1" w:styleId="BodyText0" w:type="paragraph">
+    <w:name w:val="Body Text 0"/>
+    <w:basedOn w:val="BodyText"/>
+    <w:next w:val="BodyText"/>
+    <w:rsid w:val="001A66F8"/>
+    <w:pPr>
+      <w:autoSpaceDE w:val="0"/>
+      <w:autoSpaceDN w:val="0"/>
+      <w:spacing w:after="0"/>
+    </w:pPr>
+  </w:style>
+  <w:style w:styleId="BodyText" w:type="paragraph">
+    <w:name w:val="Body Text"/>
+    <w:basedOn w:val="Normal"/>
+    <w:rsid w:val="001A66F8"/>
+    <w:pPr>
+      <w:spacing w:after="120"/>
+    </w:pPr>
+  </w:style>
+  <w:style w:styleId="BalloonText" w:type="paragraph">
+    <w:name w:val="Balloon Text"/>
+    <w:basedOn w:val="Normal"/>
+    <w:link w:val="BalloonTextChar"/>
+    <w:rsid w:val="002A3908"/>
+    <w:pPr>
+      <w:spacing w:line="240" w:lineRule="auto"/>
+    </w:pPr>
+    <w:rPr>
+      <w:rFonts w:ascii="Tahoma" w:cs="Tahoma" w:hAnsi="Tahoma"/>
+      <w:sz w:val="16"/>
+      <w:szCs w:val="16"/>
+    </w:rPr>
+  </w:style>
+  <w:style w:customStyle="1" w:styleId="BalloonTextChar" w:type="character">
+    <w:name w:val="Balloon Text Char"/>
+    <w:link w:val="BalloonText"/>
+    <w:rsid w:val="002A3908"/>
+    <w:rPr>
+      <w:rFonts w:ascii="Tahoma" w:cs="Tahoma" w:hAnsi="Tahoma"/>
+      <w:sz w:val="16"/>
+      <w:szCs w:val="16"/>
+      <w:lang w:eastAsia="en-US" w:val="en-US"/>
     </w:rPr>
   </w:style>
   <w:style w:type="paragraph" w:customStyle="1" w:styleId="SourceCode">
@@ -24510,39 +27265,39 @@
         <a:sysClr val="window" lastClr="FFFFFF"/>
       </a:lt1>
       <a:dk2>
-        <a:srgbClr val="0E2841"/>
+        <a:srgbClr val="44546A"/>
       </a:dk2>
       <a:lt2>
-        <a:srgbClr val="E8E8E8"/>
+        <a:srgbClr val="E7E6E6"/>
       </a:lt2>
       <a:accent1>
-        <a:srgbClr val="156082"/>
+        <a:srgbClr val="4472C4"/>
       </a:accent1>
       <a:accent2>
-        <a:srgbClr val="E97132"/>
+        <a:srgbClr val="ED7D31"/>
       </a:accent2>
       <a:accent3>
-        <a:srgbClr val="196B24"/>
+        <a:srgbClr val="A5A5A5"/>
       </a:accent3>
       <a:accent4>
-        <a:srgbClr val="0F9ED5"/>
+        <a:srgbClr val="FFC000"/>
       </a:accent4>
       <a:accent5>
-        <a:srgbClr val="A02B93"/>
+        <a:srgbClr val="5B9BD5"/>
       </a:accent5>
       <a:accent6>
-        <a:srgbClr val="4EA72E"/>
+        <a:srgbClr val="70AD47"/>
       </a:accent6>
       <a:hlink>
-        <a:srgbClr val="467886"/>
+        <a:srgbClr val="0563C1"/>
       </a:hlink>
       <a:folHlink>
-        <a:srgbClr val="96607D"/>
+        <a:srgbClr val="954F72"/>
       </a:folHlink>
     </a:clrScheme>
     <a:fontScheme name="Office">
       <a:majorFont>
-        <a:latin typeface="Aptos Display" panose="02110004020202020204"/>
+        <a:latin typeface="Calibri Light" panose="020F0302020204030204"/>
         <a:ea typeface=""/>
         <a:cs typeface=""/>
         <a:font script="Jpan" typeface="游ゴシック Light"/>
@@ -24594,7 +27349,7 @@
         <a:font script="Tfng" typeface="Ebrima"/>
       </a:majorFont>
       <a:minorFont>
-        <a:latin typeface="Aptos" panose="02110004020202020204"/>
+        <a:latin typeface="Calibri" panose="020F0502020204030204"/>
         <a:ea typeface=""/>
         <a:cs typeface=""/>
         <a:font script="Jpan" typeface="游明朝"/>
@@ -24788,7 +27543,7 @@
   <a:extraClrSchemeLst/>
   <a:extLst>
     <a:ext uri="{05A4C25C-085E-4340-85A3-A5531E510DB2}">
-      <thm15:themeFamily xmlns:thm15="http://schemas.microsoft.com/office/thememl/2012/main" name="Office Theme" id="{2E142A2C-CD16-42D6-873A-C26D2A0506FA}" vid="{1BDDFF52-6CD6-40A5-AB3C-68EB2F1E4D0A}"/>
+      <thm15:themeFamily xmlns:thm15="http://schemas.microsoft.com/office/thememl/2012/main" name="Office Theme" id="{62F939B6-93AF-4DB8-9C6B-D6C7DFDC589F}" vid="{4A3C46E8-61CC-4603-A589-7422A47A8E4A}"/>
     </a:ext>
   </a:extLst>
 </a:theme>

--- a/docs/manuscript_JET_v60_ID.docx
+++ b/docs/manuscript_JET_v60_ID.docx
@@ -14843,13 +14843,13 @@
       </w:r>
     </w:p>
     <w:bookmarkEnd w:id="73"/>
-    <w:bookmarkStart w:id="80" w:name="ieee-relevant-comparison."/>
+    <w:bookmarkStart w:id="80" w:name="X31857c636c7ef83107540fed9b8536b1292fd0c"/>
     <w:p>
       <w:pPr>
         <w:pStyle w:val="Heading4"/>
       </w:pPr>
       <w:r>
-        <w:t xml:space="preserve">IEEE-relevant comparison.</w:t>
+        <w:t xml:space="preserve">Perbandingan dengan framework ML-EEWS state-of-the-art.</w:t>
       </w:r>
     </w:p>
     <w:p>

--- a/docs/manuscript_JET_v60_ID.docx
+++ b/docs/manuscript_JET_v60_ID.docx
@@ -15068,7 +15068,54 @@
         <w:pStyle w:val="ImageCaption"/>
       </w:pPr>
       <w:r>
-        <w:t xml:space="preserve">Spectral accuracy as a function of period across four methods: Fixed PTW envelope 3–10 s (red band), IDA-PTW Adaptive (blue, 103-period curve from the N=2,747 stratified subset), Post-P Full-Wave ML ceiling (~341 s, green diamonds), Total MiniSEED ML ceiling (~430 s, teal squares), and Newmark-Beta physical ceiling (purple triangles). The orange band marks the EEWS-critical zone (T = 0.1–3.0 s). The IDA-PTW curve matches or exceeds Fixed 10 s across the structural-design range sementara delivering 3–10 s adaptive latency.</w:t>
+        <w:t xml:space="preserve">Spectral accuracy as a function of period across four methods: Fixed PTW envelope 2–10 s benchmark range (red band; PTW = 2, 3, 5, 8, 10 s tested), IDA-PTW Adaptive with operational PTW</w:t>
+      </w:r>
+      <w:r>
+        <w:t xml:space="preserve"> </w:t>
+      </w:r>
+      <m:oMath>
+        <m:r>
+          <m:rPr>
+            <m:sty m:val="p"/>
+          </m:rPr>
+          <m:t>∈</m:t>
+        </m:r>
+        <m:r>
+          <m:rPr>
+            <m:sty m:val="p"/>
+          </m:rPr>
+          <m:t>{</m:t>
+        </m:r>
+        <m:r>
+          <m:t>3</m:t>
+        </m:r>
+        <m:r>
+          <m:rPr>
+            <m:sty m:val="p"/>
+          </m:rPr>
+          <m:t>,</m:t>
+        </m:r>
+        <m:r>
+          <m:t>5</m:t>
+        </m:r>
+        <m:r>
+          <m:rPr>
+            <m:sty m:val="p"/>
+          </m:rPr>
+          <m:t>,</m:t>
+        </m:r>
+        <m:r>
+          <m:t>8</m:t>
+        </m:r>
+        <m:r>
+          <m:rPr>
+            <m:sty m:val="p"/>
+          </m:rPr>
+          <m:t>}</m:t>
+        </m:r>
+      </m:oMath>
+      <w:r>
+        <w:t xml:space="preserve"> s scheduled by intensity class (blue, 103-period curve from the N=2,747 stratified subset), Post-P Full-Wave ML ceiling (~341 s, green diamonds), Total MiniSEED ML ceiling (~430 s, teal squares), and Newmark-Beta physical ceiling (purple triangles). The orange band marks the EEWS-critical zone (T = 0.1–3.0 s). The IDA-PTW Adaptive curve matches or exceeds Fixed-10 s across the structural-design range sementara delivering 3–8 s adaptive latency depending on Stage 1 routing.</w:t>
       </w:r>
     </w:p>
     <w:p>
